--- a/docs/qms/evidence-2026/QMS_Word/registers__REG-02_External_Documents_and_Providers.docx
+++ b/docs/qms/evidence-2026/QMS_Word/registers__REG-02_External_Documents_and_Providers.docx
@@ -17,20 +17,20 @@
     </w:p>
     <w:tbl>
       <w:tblPr>
-        <w:tblW w:w="9137" w:type="dxa"/>
+        <w:tblW w:w="5000" w:type="pct"/>
         <w:jc w:val="left"/>
-        <w:tblInd w:w="0" w:type="dxa"/>
+        <w:tblInd w:w="-7" w:type="dxa"/>
         <w:tblLayout w:type="fixed"/>
         <w:tblCellMar>
-          <w:top w:w="28" w:type="dxa"/>
-          <w:left w:w="28" w:type="dxa"/>
-          <w:bottom w:w="28" w:type="dxa"/>
-          <w:right w:w="28" w:type="dxa"/>
+          <w:top w:w="60" w:type="dxa"/>
+          <w:left w:w="60" w:type="dxa"/>
+          <w:bottom w:w="60" w:type="dxa"/>
+          <w:right w:w="60" w:type="dxa"/>
         </w:tblCellMar>
       </w:tblPr>
       <w:tblGrid>
-        <w:gridCol w:w="1951"/>
-        <w:gridCol w:w="7186"/>
+        <w:gridCol w:w="2452"/>
+        <w:gridCol w:w="8886"/>
       </w:tblGrid>
       <w:tr>
         <w:trPr>
@@ -38,44 +38,60 @@
         </w:trPr>
         <w:tc>
           <w:tcPr>
-            <w:tcW w:w="1951" w:type="dxa"/>
-            <w:tcBorders/>
+            <w:tcW w:w="2452" w:type="dxa"/>
+            <w:tcBorders>
+              <w:top w:val="single" w:sz="6" w:space="0" w:color="BFC7D5"/>
+              <w:left w:val="single" w:sz="6" w:space="0" w:color="BFC7D5"/>
+              <w:bottom w:val="single" w:sz="2" w:space="0" w:color="BFC7D5"/>
+              <w:right w:val="single" w:sz="6" w:space="0" w:color="BFC7D5"/>
+            </w:tcBorders>
+            <w:shd w:fill="1F3A5F" w:val="clear"/>
             <w:vAlign w:val="center"/>
           </w:tcPr>
           <w:p>
             <w:pPr>
               <w:pStyle w:val="TableHeading"/>
-              <w:suppressLineNumbers/>
-              <w:shd w:fill="1F3A5F" w:val="clear"/>
-              <w:bidi w:val="0"/>
-              <w:spacing w:before="0" w:after="283"/>
-              <w:jc w:val="center"/>
-              <w:rPr/>
-            </w:pPr>
-            <w:r>
-              <w:rPr/>
+              <w:bidi w:val="0"/>
+              <w:spacing w:before="0" w:after="283"/>
+              <w:jc w:val="left"/>
+              <w:rPr>
+                <w:color w:val="FFFFFF"/>
+              </w:rPr>
+            </w:pPr>
+            <w:r>
+              <w:rPr>
+                <w:color w:val="FFFFFF"/>
+              </w:rPr>
               <w:t>Field</w:t>
             </w:r>
           </w:p>
         </w:tc>
         <w:tc>
           <w:tcPr>
-            <w:tcW w:w="7186" w:type="dxa"/>
-            <w:tcBorders/>
+            <w:tcW w:w="8886" w:type="dxa"/>
+            <w:tcBorders>
+              <w:top w:val="single" w:sz="6" w:space="0" w:color="BFC7D5"/>
+              <w:left w:val="single" w:sz="2" w:space="0" w:color="BFC7D5"/>
+              <w:bottom w:val="single" w:sz="2" w:space="0" w:color="BFC7D5"/>
+              <w:right w:val="single" w:sz="6" w:space="0" w:color="BFC7D5"/>
+            </w:tcBorders>
+            <w:shd w:fill="1F3A5F" w:val="clear"/>
             <w:vAlign w:val="center"/>
           </w:tcPr>
           <w:p>
             <w:pPr>
               <w:pStyle w:val="TableHeading"/>
-              <w:suppressLineNumbers/>
-              <w:shd w:fill="1F3A5F" w:val="clear"/>
-              <w:bidi w:val="0"/>
-              <w:spacing w:before="0" w:after="283"/>
-              <w:jc w:val="center"/>
-              <w:rPr/>
-            </w:pPr>
-            <w:r>
-              <w:rPr/>
+              <w:bidi w:val="0"/>
+              <w:spacing w:before="0" w:after="283"/>
+              <w:jc w:val="left"/>
+              <w:rPr>
+                <w:color w:val="FFFFFF"/>
+              </w:rPr>
+            </w:pPr>
+            <w:r>
+              <w:rPr>
+                <w:color w:val="FFFFFF"/>
+              </w:rPr>
               <w:t>Value</w:t>
             </w:r>
           </w:p>
@@ -85,8 +101,12 @@
         <w:trPr/>
         <w:tc>
           <w:tcPr>
-            <w:tcW w:w="1951" w:type="dxa"/>
-            <w:tcBorders/>
+            <w:tcW w:w="2452" w:type="dxa"/>
+            <w:tcBorders>
+              <w:left w:val="single" w:sz="6" w:space="0" w:color="BFC7D5"/>
+              <w:bottom w:val="single" w:sz="2" w:space="0" w:color="BFC7D5"/>
+              <w:right w:val="single" w:sz="6" w:space="0" w:color="BFC7D5"/>
+            </w:tcBorders>
             <w:vAlign w:val="center"/>
           </w:tcPr>
           <w:p>
@@ -105,8 +125,12 @@
         </w:tc>
         <w:tc>
           <w:tcPr>
-            <w:tcW w:w="7186" w:type="dxa"/>
-            <w:tcBorders/>
+            <w:tcW w:w="8886" w:type="dxa"/>
+            <w:tcBorders>
+              <w:left w:val="single" w:sz="2" w:space="0" w:color="BFC7D5"/>
+              <w:bottom w:val="single" w:sz="2" w:space="0" w:color="BFC7D5"/>
+              <w:right w:val="single" w:sz="6" w:space="0" w:color="BFC7D5"/>
+            </w:tcBorders>
             <w:vAlign w:val="center"/>
           </w:tcPr>
           <w:p>
@@ -128,8 +152,12 @@
         <w:trPr/>
         <w:tc>
           <w:tcPr>
-            <w:tcW w:w="1951" w:type="dxa"/>
-            <w:tcBorders/>
+            <w:tcW w:w="2452" w:type="dxa"/>
+            <w:tcBorders>
+              <w:left w:val="single" w:sz="6" w:space="0" w:color="BFC7D5"/>
+              <w:bottom w:val="single" w:sz="2" w:space="0" w:color="BFC7D5"/>
+              <w:right w:val="single" w:sz="6" w:space="0" w:color="BFC7D5"/>
+            </w:tcBorders>
             <w:vAlign w:val="center"/>
           </w:tcPr>
           <w:p>
@@ -148,8 +176,12 @@
         </w:tc>
         <w:tc>
           <w:tcPr>
-            <w:tcW w:w="7186" w:type="dxa"/>
-            <w:tcBorders/>
+            <w:tcW w:w="8886" w:type="dxa"/>
+            <w:tcBorders>
+              <w:left w:val="single" w:sz="2" w:space="0" w:color="BFC7D5"/>
+              <w:bottom w:val="single" w:sz="2" w:space="0" w:color="BFC7D5"/>
+              <w:right w:val="single" w:sz="6" w:space="0" w:color="BFC7D5"/>
+            </w:tcBorders>
             <w:vAlign w:val="center"/>
           </w:tcPr>
           <w:p>
@@ -171,8 +203,12 @@
         <w:trPr/>
         <w:tc>
           <w:tcPr>
-            <w:tcW w:w="1951" w:type="dxa"/>
-            <w:tcBorders/>
+            <w:tcW w:w="2452" w:type="dxa"/>
+            <w:tcBorders>
+              <w:left w:val="single" w:sz="6" w:space="0" w:color="BFC7D5"/>
+              <w:bottom w:val="single" w:sz="2" w:space="0" w:color="BFC7D5"/>
+              <w:right w:val="single" w:sz="6" w:space="0" w:color="BFC7D5"/>
+            </w:tcBorders>
             <w:vAlign w:val="center"/>
           </w:tcPr>
           <w:p>
@@ -191,8 +227,12 @@
         </w:tc>
         <w:tc>
           <w:tcPr>
-            <w:tcW w:w="7186" w:type="dxa"/>
-            <w:tcBorders/>
+            <w:tcW w:w="8886" w:type="dxa"/>
+            <w:tcBorders>
+              <w:left w:val="single" w:sz="2" w:space="0" w:color="BFC7D5"/>
+              <w:bottom w:val="single" w:sz="2" w:space="0" w:color="BFC7D5"/>
+              <w:right w:val="single" w:sz="6" w:space="0" w:color="BFC7D5"/>
+            </w:tcBorders>
             <w:vAlign w:val="center"/>
           </w:tcPr>
           <w:p>
@@ -216,8 +256,12 @@
         <w:trPr/>
         <w:tc>
           <w:tcPr>
-            <w:tcW w:w="1951" w:type="dxa"/>
-            <w:tcBorders/>
+            <w:tcW w:w="2452" w:type="dxa"/>
+            <w:tcBorders>
+              <w:left w:val="single" w:sz="6" w:space="0" w:color="BFC7D5"/>
+              <w:bottom w:val="single" w:sz="2" w:space="0" w:color="BFC7D5"/>
+              <w:right w:val="single" w:sz="6" w:space="0" w:color="BFC7D5"/>
+            </w:tcBorders>
             <w:vAlign w:val="center"/>
           </w:tcPr>
           <w:p>
@@ -236,21 +280,25 @@
         </w:tc>
         <w:tc>
           <w:tcPr>
-            <w:tcW w:w="7186" w:type="dxa"/>
-            <w:tcBorders/>
-            <w:vAlign w:val="center"/>
-          </w:tcPr>
-          <w:p>
-            <w:pPr>
-              <w:pStyle w:val="TableContents"/>
-              <w:bidi w:val="0"/>
-              <w:spacing w:before="0" w:after="283"/>
-              <w:jc w:val="left"/>
-              <w:rPr/>
-            </w:pPr>
-            <w:r>
-              <w:rPr/>
-              <w:t>Lead Engineer</w:t>
+            <w:tcW w:w="8886" w:type="dxa"/>
+            <w:tcBorders>
+              <w:left w:val="single" w:sz="2" w:space="0" w:color="BFC7D5"/>
+              <w:bottom w:val="single" w:sz="2" w:space="0" w:color="BFC7D5"/>
+              <w:right w:val="single" w:sz="6" w:space="0" w:color="BFC7D5"/>
+            </w:tcBorders>
+            <w:vAlign w:val="center"/>
+          </w:tcPr>
+          <w:p>
+            <w:pPr>
+              <w:pStyle w:val="TableContents"/>
+              <w:bidi w:val="0"/>
+              <w:spacing w:before="0" w:after="283"/>
+              <w:jc w:val="left"/>
+              <w:rPr/>
+            </w:pPr>
+            <w:r>
+              <w:rPr/>
+              <w:t>Lead Engineer (Richard Watson Stephen Amudha)</w:t>
             </w:r>
           </w:p>
         </w:tc>
@@ -259,8 +307,12 @@
         <w:trPr/>
         <w:tc>
           <w:tcPr>
-            <w:tcW w:w="1951" w:type="dxa"/>
-            <w:tcBorders/>
+            <w:tcW w:w="2452" w:type="dxa"/>
+            <w:tcBorders>
+              <w:left w:val="single" w:sz="6" w:space="0" w:color="BFC7D5"/>
+              <w:bottom w:val="single" w:sz="2" w:space="0" w:color="BFC7D5"/>
+              <w:right w:val="single" w:sz="6" w:space="0" w:color="BFC7D5"/>
+            </w:tcBorders>
             <w:vAlign w:val="center"/>
           </w:tcPr>
           <w:p>
@@ -279,8 +331,12 @@
         </w:tc>
         <w:tc>
           <w:tcPr>
-            <w:tcW w:w="7186" w:type="dxa"/>
-            <w:tcBorders/>
+            <w:tcW w:w="8886" w:type="dxa"/>
+            <w:tcBorders>
+              <w:left w:val="single" w:sz="2" w:space="0" w:color="BFC7D5"/>
+              <w:bottom w:val="single" w:sz="2" w:space="0" w:color="BFC7D5"/>
+              <w:right w:val="single" w:sz="6" w:space="0" w:color="BFC7D5"/>
+            </w:tcBorders>
             <w:vAlign w:val="center"/>
           </w:tcPr>
           <w:p>
@@ -302,8 +358,12 @@
         <w:trPr/>
         <w:tc>
           <w:tcPr>
-            <w:tcW w:w="1951" w:type="dxa"/>
-            <w:tcBorders/>
+            <w:tcW w:w="2452" w:type="dxa"/>
+            <w:tcBorders>
+              <w:left w:val="single" w:sz="6" w:space="0" w:color="BFC7D5"/>
+              <w:bottom w:val="single" w:sz="2" w:space="0" w:color="BFC7D5"/>
+              <w:right w:val="single" w:sz="6" w:space="0" w:color="BFC7D5"/>
+            </w:tcBorders>
             <w:vAlign w:val="center"/>
           </w:tcPr>
           <w:p>
@@ -322,8 +382,12 @@
         </w:tc>
         <w:tc>
           <w:tcPr>
-            <w:tcW w:w="7186" w:type="dxa"/>
-            <w:tcBorders/>
+            <w:tcW w:w="8886" w:type="dxa"/>
+            <w:tcBorders>
+              <w:left w:val="single" w:sz="2" w:space="0" w:color="BFC7D5"/>
+              <w:bottom w:val="single" w:sz="2" w:space="0" w:color="BFC7D5"/>
+              <w:right w:val="single" w:sz="6" w:space="0" w:color="BFC7D5"/>
+            </w:tcBorders>
             <w:vAlign w:val="center"/>
           </w:tcPr>
           <w:p>
@@ -337,6 +401,57 @@
             <w:r>
               <w:rPr/>
               <w:t>SOP-09</w:t>
+            </w:r>
+          </w:p>
+        </w:tc>
+      </w:tr>
+      <w:tr>
+        <w:trPr/>
+        <w:tc>
+          <w:tcPr>
+            <w:tcW w:w="2452" w:type="dxa"/>
+            <w:tcBorders>
+              <w:left w:val="single" w:sz="6" w:space="0" w:color="BFC7D5"/>
+              <w:bottom w:val="single" w:sz="6" w:space="0" w:color="BFC7D5"/>
+              <w:right w:val="single" w:sz="6" w:space="0" w:color="BFC7D5"/>
+            </w:tcBorders>
+            <w:vAlign w:val="center"/>
+          </w:tcPr>
+          <w:p>
+            <w:pPr>
+              <w:pStyle w:val="TableContents"/>
+              <w:bidi w:val="0"/>
+              <w:spacing w:before="0" w:after="283"/>
+              <w:jc w:val="left"/>
+              <w:rPr/>
+            </w:pPr>
+            <w:r>
+              <w:rPr/>
+              <w:t>Reviewed</w:t>
+            </w:r>
+          </w:p>
+        </w:tc>
+        <w:tc>
+          <w:tcPr>
+            <w:tcW w:w="8886" w:type="dxa"/>
+            <w:tcBorders>
+              <w:left w:val="single" w:sz="2" w:space="0" w:color="BFC7D5"/>
+              <w:bottom w:val="single" w:sz="6" w:space="0" w:color="BFC7D5"/>
+              <w:right w:val="single" w:sz="6" w:space="0" w:color="BFC7D5"/>
+            </w:tcBorders>
+            <w:vAlign w:val="center"/>
+          </w:tcPr>
+          <w:p>
+            <w:pPr>
+              <w:pStyle w:val="TableContents"/>
+              <w:bidi w:val="0"/>
+              <w:spacing w:before="0" w:after="283"/>
+              <w:jc w:val="left"/>
+              <w:rPr/>
+            </w:pPr>
+            <w:r>
+              <w:rPr/>
+              <w:t>2026-10-07 — Alexander Peter (EchoMind Project Lead); QA Sheryl Nazareth</w:t>
             </w:r>
           </w:p>
         </w:tc>
@@ -424,26 +539,26 @@
     </w:p>
     <w:tbl>
       <w:tblPr>
-        <w:tblW w:w="12788" w:type="dxa"/>
+        <w:tblW w:w="13037" w:type="dxa"/>
         <w:jc w:val="left"/>
-        <w:tblInd w:w="0" w:type="dxa"/>
+        <w:tblInd w:w="-7" w:type="dxa"/>
         <w:tblLayout w:type="fixed"/>
         <w:tblCellMar>
-          <w:top w:w="28" w:type="dxa"/>
-          <w:left w:w="28" w:type="dxa"/>
-          <w:bottom w:w="28" w:type="dxa"/>
-          <w:right w:w="28" w:type="dxa"/>
+          <w:top w:w="60" w:type="dxa"/>
+          <w:left w:w="60" w:type="dxa"/>
+          <w:bottom w:w="60" w:type="dxa"/>
+          <w:right w:w="60" w:type="dxa"/>
         </w:tblCellMar>
       </w:tblPr>
       <w:tblGrid>
-        <w:gridCol w:w="316"/>
-        <w:gridCol w:w="1276"/>
-        <w:gridCol w:w="3241"/>
-        <w:gridCol w:w="1996"/>
-        <w:gridCol w:w="2161"/>
-        <w:gridCol w:w="1141"/>
-        <w:gridCol w:w="1846"/>
-        <w:gridCol w:w="811"/>
+        <w:gridCol w:w="350"/>
+        <w:gridCol w:w="1311"/>
+        <w:gridCol w:w="3276"/>
+        <w:gridCol w:w="2031"/>
+        <w:gridCol w:w="2196"/>
+        <w:gridCol w:w="1176"/>
+        <w:gridCol w:w="1881"/>
+        <w:gridCol w:w="816"/>
       </w:tblGrid>
       <w:tr>
         <w:trPr>
@@ -451,176 +566,240 @@
         </w:trPr>
         <w:tc>
           <w:tcPr>
-            <w:tcW w:w="316" w:type="dxa"/>
-            <w:tcBorders/>
+            <w:tcW w:w="350" w:type="dxa"/>
+            <w:tcBorders>
+              <w:top w:val="single" w:sz="6" w:space="0" w:color="BFC7D5"/>
+              <w:left w:val="single" w:sz="6" w:space="0" w:color="BFC7D5"/>
+              <w:bottom w:val="single" w:sz="2" w:space="0" w:color="BFC7D5"/>
+              <w:right w:val="single" w:sz="6" w:space="0" w:color="BFC7D5"/>
+            </w:tcBorders>
+            <w:shd w:fill="1F3A5F" w:val="clear"/>
             <w:vAlign w:val="center"/>
           </w:tcPr>
           <w:p>
             <w:pPr>
               <w:pStyle w:val="TableHeading"/>
-              <w:suppressLineNumbers/>
-              <w:shd w:fill="1F3A5F" w:val="clear"/>
-              <w:bidi w:val="0"/>
-              <w:spacing w:before="0" w:after="283"/>
-              <w:jc w:val="center"/>
-              <w:rPr/>
-            </w:pPr>
-            <w:r>
-              <w:rPr/>
+              <w:bidi w:val="0"/>
+              <w:spacing w:before="0" w:after="283"/>
+              <w:jc w:val="left"/>
+              <w:rPr>
+                <w:color w:val="FFFFFF"/>
+              </w:rPr>
+            </w:pPr>
+            <w:r>
+              <w:rPr>
+                <w:color w:val="FFFFFF"/>
+              </w:rPr>
               <w:t>#</w:t>
             </w:r>
           </w:p>
         </w:tc>
         <w:tc>
           <w:tcPr>
-            <w:tcW w:w="1276" w:type="dxa"/>
-            <w:tcBorders/>
+            <w:tcW w:w="1311" w:type="dxa"/>
+            <w:tcBorders>
+              <w:top w:val="single" w:sz="6" w:space="0" w:color="BFC7D5"/>
+              <w:left w:val="single" w:sz="2" w:space="0" w:color="BFC7D5"/>
+              <w:bottom w:val="single" w:sz="2" w:space="0" w:color="BFC7D5"/>
+              <w:right w:val="single" w:sz="6" w:space="0" w:color="BFC7D5"/>
+            </w:tcBorders>
+            <w:shd w:fill="1F3A5F" w:val="clear"/>
             <w:vAlign w:val="center"/>
           </w:tcPr>
           <w:p>
             <w:pPr>
               <w:pStyle w:val="TableHeading"/>
-              <w:suppressLineNumbers/>
-              <w:shd w:fill="1F3A5F" w:val="clear"/>
-              <w:bidi w:val="0"/>
-              <w:spacing w:before="0" w:after="283"/>
-              <w:jc w:val="center"/>
-              <w:rPr/>
-            </w:pPr>
-            <w:r>
-              <w:rPr/>
+              <w:bidi w:val="0"/>
+              <w:spacing w:before="0" w:after="283"/>
+              <w:jc w:val="left"/>
+              <w:rPr>
+                <w:color w:val="FFFFFF"/>
+              </w:rPr>
+            </w:pPr>
+            <w:r>
+              <w:rPr>
+                <w:color w:val="FFFFFF"/>
+              </w:rPr>
               <w:t>Role</w:t>
             </w:r>
           </w:p>
         </w:tc>
         <w:tc>
           <w:tcPr>
-            <w:tcW w:w="3241" w:type="dxa"/>
-            <w:tcBorders/>
+            <w:tcW w:w="3276" w:type="dxa"/>
+            <w:tcBorders>
+              <w:top w:val="single" w:sz="6" w:space="0" w:color="BFC7D5"/>
+              <w:left w:val="single" w:sz="2" w:space="0" w:color="BFC7D5"/>
+              <w:bottom w:val="single" w:sz="2" w:space="0" w:color="BFC7D5"/>
+              <w:right w:val="single" w:sz="6" w:space="0" w:color="BFC7D5"/>
+            </w:tcBorders>
+            <w:shd w:fill="1F3A5F" w:val="clear"/>
             <w:vAlign w:val="center"/>
           </w:tcPr>
           <w:p>
             <w:pPr>
               <w:pStyle w:val="TableHeading"/>
-              <w:suppressLineNumbers/>
-              <w:shd w:fill="1F3A5F" w:val="clear"/>
-              <w:bidi w:val="0"/>
-              <w:spacing w:before="0" w:after="283"/>
-              <w:jc w:val="center"/>
-              <w:rPr/>
-            </w:pPr>
-            <w:r>
-              <w:rPr/>
+              <w:bidi w:val="0"/>
+              <w:spacing w:before="0" w:after="283"/>
+              <w:jc w:val="left"/>
+              <w:rPr>
+                <w:color w:val="FFFFFF"/>
+              </w:rPr>
+            </w:pPr>
+            <w:r>
+              <w:rPr>
+                <w:color w:val="FFFFFF"/>
+              </w:rPr>
               <w:t>Model identifier</w:t>
             </w:r>
           </w:p>
         </w:tc>
         <w:tc>
           <w:tcPr>
-            <w:tcW w:w="1996" w:type="dxa"/>
-            <w:tcBorders/>
+            <w:tcW w:w="2031" w:type="dxa"/>
+            <w:tcBorders>
+              <w:top w:val="single" w:sz="6" w:space="0" w:color="BFC7D5"/>
+              <w:left w:val="single" w:sz="2" w:space="0" w:color="BFC7D5"/>
+              <w:bottom w:val="single" w:sz="2" w:space="0" w:color="BFC7D5"/>
+              <w:right w:val="single" w:sz="6" w:space="0" w:color="BFC7D5"/>
+            </w:tcBorders>
+            <w:shd w:fill="1F3A5F" w:val="clear"/>
             <w:vAlign w:val="center"/>
           </w:tcPr>
           <w:p>
             <w:pPr>
               <w:pStyle w:val="TableHeading"/>
-              <w:suppressLineNumbers/>
-              <w:shd w:fill="1F3A5F" w:val="clear"/>
-              <w:bidi w:val="0"/>
-              <w:spacing w:before="0" w:after="283"/>
-              <w:jc w:val="center"/>
-              <w:rPr/>
-            </w:pPr>
-            <w:r>
-              <w:rPr/>
+              <w:bidi w:val="0"/>
+              <w:spacing w:before="0" w:after="283"/>
+              <w:jc w:val="left"/>
+              <w:rPr>
+                <w:color w:val="FFFFFF"/>
+              </w:rPr>
+            </w:pPr>
+            <w:r>
+              <w:rPr>
+                <w:color w:val="FFFFFF"/>
+              </w:rPr>
               <w:t>Provider</w:t>
             </w:r>
           </w:p>
         </w:tc>
         <w:tc>
           <w:tcPr>
-            <w:tcW w:w="2161" w:type="dxa"/>
-            <w:tcBorders/>
+            <w:tcW w:w="2196" w:type="dxa"/>
+            <w:tcBorders>
+              <w:top w:val="single" w:sz="6" w:space="0" w:color="BFC7D5"/>
+              <w:left w:val="single" w:sz="2" w:space="0" w:color="BFC7D5"/>
+              <w:bottom w:val="single" w:sz="2" w:space="0" w:color="BFC7D5"/>
+              <w:right w:val="single" w:sz="6" w:space="0" w:color="BFC7D5"/>
+            </w:tcBorders>
+            <w:shd w:fill="1F3A5F" w:val="clear"/>
             <w:vAlign w:val="center"/>
           </w:tcPr>
           <w:p>
             <w:pPr>
               <w:pStyle w:val="TableHeading"/>
-              <w:suppressLineNumbers/>
-              <w:shd w:fill="1F3A5F" w:val="clear"/>
-              <w:bidi w:val="0"/>
-              <w:spacing w:before="0" w:after="283"/>
-              <w:jc w:val="center"/>
-              <w:rPr/>
-            </w:pPr>
-            <w:r>
-              <w:rPr/>
+              <w:bidi w:val="0"/>
+              <w:spacing w:before="0" w:after="283"/>
+              <w:jc w:val="left"/>
+              <w:rPr>
+                <w:color w:val="FFFFFF"/>
+              </w:rPr>
+            </w:pPr>
+            <w:r>
+              <w:rPr>
+                <w:color w:val="FFFFFF"/>
+              </w:rPr>
               <w:t>Sourced from</w:t>
             </w:r>
           </w:p>
         </w:tc>
         <w:tc>
           <w:tcPr>
-            <w:tcW w:w="1141" w:type="dxa"/>
-            <w:tcBorders/>
+            <w:tcW w:w="1176" w:type="dxa"/>
+            <w:tcBorders>
+              <w:top w:val="single" w:sz="6" w:space="0" w:color="BFC7D5"/>
+              <w:left w:val="single" w:sz="2" w:space="0" w:color="BFC7D5"/>
+              <w:bottom w:val="single" w:sz="2" w:space="0" w:color="BFC7D5"/>
+              <w:right w:val="single" w:sz="6" w:space="0" w:color="BFC7D5"/>
+            </w:tcBorders>
+            <w:shd w:fill="1F3A5F" w:val="clear"/>
             <w:vAlign w:val="center"/>
           </w:tcPr>
           <w:p>
             <w:pPr>
               <w:pStyle w:val="TableHeading"/>
-              <w:suppressLineNumbers/>
-              <w:shd w:fill="1F3A5F" w:val="clear"/>
-              <w:bidi w:val="0"/>
-              <w:spacing w:before="0" w:after="283"/>
-              <w:jc w:val="center"/>
-              <w:rPr/>
-            </w:pPr>
-            <w:r>
-              <w:rPr/>
+              <w:bidi w:val="0"/>
+              <w:spacing w:before="0" w:after="283"/>
+              <w:jc w:val="left"/>
+              <w:rPr>
+                <w:color w:val="FFFFFF"/>
+              </w:rPr>
+            </w:pPr>
+            <w:r>
+              <w:rPr>
+                <w:color w:val="FFFFFF"/>
+              </w:rPr>
               <w:t>Pinned?</w:t>
             </w:r>
           </w:p>
         </w:tc>
         <w:tc>
           <w:tcPr>
-            <w:tcW w:w="1846" w:type="dxa"/>
-            <w:tcBorders/>
+            <w:tcW w:w="1881" w:type="dxa"/>
+            <w:tcBorders>
+              <w:top w:val="single" w:sz="6" w:space="0" w:color="BFC7D5"/>
+              <w:left w:val="single" w:sz="2" w:space="0" w:color="BFC7D5"/>
+              <w:bottom w:val="single" w:sz="2" w:space="0" w:color="BFC7D5"/>
+              <w:right w:val="single" w:sz="6" w:space="0" w:color="BFC7D5"/>
+            </w:tcBorders>
+            <w:shd w:fill="1F3A5F" w:val="clear"/>
             <w:vAlign w:val="center"/>
           </w:tcPr>
           <w:p>
             <w:pPr>
               <w:pStyle w:val="TableHeading"/>
-              <w:suppressLineNumbers/>
-              <w:shd w:fill="1F3A5F" w:val="clear"/>
-              <w:bidi w:val="0"/>
-              <w:spacing w:before="0" w:after="283"/>
-              <w:jc w:val="center"/>
-              <w:rPr/>
-            </w:pPr>
-            <w:r>
-              <w:rPr/>
+              <w:bidi w:val="0"/>
+              <w:spacing w:before="0" w:after="283"/>
+              <w:jc w:val="left"/>
+              <w:rPr>
+                <w:color w:val="FFFFFF"/>
+              </w:rPr>
+            </w:pPr>
+            <w:r>
+              <w:rPr>
+                <w:color w:val="FFFFFF"/>
+              </w:rPr>
               <w:t>Licence</w:t>
             </w:r>
           </w:p>
         </w:tc>
         <w:tc>
           <w:tcPr>
-            <w:tcW w:w="811" w:type="dxa"/>
-            <w:tcBorders/>
+            <w:tcW w:w="816" w:type="dxa"/>
+            <w:tcBorders>
+              <w:top w:val="single" w:sz="6" w:space="0" w:color="BFC7D5"/>
+              <w:left w:val="single" w:sz="2" w:space="0" w:color="BFC7D5"/>
+              <w:bottom w:val="single" w:sz="2" w:space="0" w:color="BFC7D5"/>
+              <w:right w:val="single" w:sz="6" w:space="0" w:color="BFC7D5"/>
+            </w:tcBorders>
+            <w:shd w:fill="1F3A5F" w:val="clear"/>
             <w:vAlign w:val="center"/>
           </w:tcPr>
           <w:p>
             <w:pPr>
               <w:pStyle w:val="TableHeading"/>
-              <w:suppressLineNumbers/>
-              <w:shd w:fill="1F3A5F" w:val="clear"/>
-              <w:bidi w:val="0"/>
-              <w:spacing w:before="0" w:after="283"/>
-              <w:jc w:val="center"/>
-              <w:rPr/>
-            </w:pPr>
-            <w:r>
-              <w:rPr/>
+              <w:bidi w:val="0"/>
+              <w:spacing w:before="0" w:after="283"/>
+              <w:jc w:val="left"/>
+              <w:rPr>
+                <w:color w:val="FFFFFF"/>
+              </w:rPr>
+            </w:pPr>
+            <w:r>
+              <w:rPr>
+                <w:color w:val="FFFFFF"/>
+              </w:rPr>
               <w:t>Licence verified</w:t>
             </w:r>
           </w:p>
@@ -630,8 +809,12 @@
         <w:trPr/>
         <w:tc>
           <w:tcPr>
-            <w:tcW w:w="316" w:type="dxa"/>
-            <w:tcBorders/>
+            <w:tcW w:w="350" w:type="dxa"/>
+            <w:tcBorders>
+              <w:left w:val="single" w:sz="6" w:space="0" w:color="BFC7D5"/>
+              <w:bottom w:val="single" w:sz="2" w:space="0" w:color="BFC7D5"/>
+              <w:right w:val="single" w:sz="6" w:space="0" w:color="BFC7D5"/>
+            </w:tcBorders>
             <w:vAlign w:val="center"/>
           </w:tcPr>
           <w:p>
@@ -650,8 +833,12 @@
         </w:tc>
         <w:tc>
           <w:tcPr>
-            <w:tcW w:w="1276" w:type="dxa"/>
-            <w:tcBorders/>
+            <w:tcW w:w="1311" w:type="dxa"/>
+            <w:tcBorders>
+              <w:left w:val="single" w:sz="2" w:space="0" w:color="BFC7D5"/>
+              <w:bottom w:val="single" w:sz="2" w:space="0" w:color="BFC7D5"/>
+              <w:right w:val="single" w:sz="6" w:space="0" w:color="BFC7D5"/>
+            </w:tcBorders>
             <w:vAlign w:val="center"/>
           </w:tcPr>
           <w:p>
@@ -670,8 +857,12 @@
         </w:tc>
         <w:tc>
           <w:tcPr>
-            <w:tcW w:w="3241" w:type="dxa"/>
-            <w:tcBorders/>
+            <w:tcW w:w="3276" w:type="dxa"/>
+            <w:tcBorders>
+              <w:left w:val="single" w:sz="2" w:space="0" w:color="BFC7D5"/>
+              <w:bottom w:val="single" w:sz="2" w:space="0" w:color="BFC7D5"/>
+              <w:right w:val="single" w:sz="6" w:space="0" w:color="BFC7D5"/>
+            </w:tcBorders>
             <w:vAlign w:val="center"/>
           </w:tcPr>
           <w:p>
@@ -692,8 +883,12 @@
         </w:tc>
         <w:tc>
           <w:tcPr>
-            <w:tcW w:w="1996" w:type="dxa"/>
-            <w:tcBorders/>
+            <w:tcW w:w="2031" w:type="dxa"/>
+            <w:tcBorders>
+              <w:left w:val="single" w:sz="2" w:space="0" w:color="BFC7D5"/>
+              <w:bottom w:val="single" w:sz="2" w:space="0" w:color="BFC7D5"/>
+              <w:right w:val="single" w:sz="6" w:space="0" w:color="BFC7D5"/>
+            </w:tcBorders>
             <w:vAlign w:val="center"/>
           </w:tcPr>
           <w:p>
@@ -712,8 +907,12 @@
         </w:tc>
         <w:tc>
           <w:tcPr>
-            <w:tcW w:w="2161" w:type="dxa"/>
-            <w:tcBorders/>
+            <w:tcW w:w="2196" w:type="dxa"/>
+            <w:tcBorders>
+              <w:left w:val="single" w:sz="2" w:space="0" w:color="BFC7D5"/>
+              <w:bottom w:val="single" w:sz="2" w:space="0" w:color="BFC7D5"/>
+              <w:right w:val="single" w:sz="6" w:space="0" w:color="BFC7D5"/>
+            </w:tcBorders>
             <w:vAlign w:val="center"/>
           </w:tcPr>
           <w:p>
@@ -742,8 +941,12 @@
         </w:tc>
         <w:tc>
           <w:tcPr>
-            <w:tcW w:w="1141" w:type="dxa"/>
-            <w:tcBorders/>
+            <w:tcW w:w="1176" w:type="dxa"/>
+            <w:tcBorders>
+              <w:left w:val="single" w:sz="2" w:space="0" w:color="BFC7D5"/>
+              <w:bottom w:val="single" w:sz="2" w:space="0" w:color="BFC7D5"/>
+              <w:right w:val="single" w:sz="6" w:space="0" w:color="BFC7D5"/>
+            </w:tcBorders>
             <w:vAlign w:val="center"/>
           </w:tcPr>
           <w:p>
@@ -762,8 +965,12 @@
         </w:tc>
         <w:tc>
           <w:tcPr>
-            <w:tcW w:w="1846" w:type="dxa"/>
-            <w:tcBorders/>
+            <w:tcW w:w="1881" w:type="dxa"/>
+            <w:tcBorders>
+              <w:left w:val="single" w:sz="2" w:space="0" w:color="BFC7D5"/>
+              <w:bottom w:val="single" w:sz="2" w:space="0" w:color="BFC7D5"/>
+              <w:right w:val="single" w:sz="6" w:space="0" w:color="BFC7D5"/>
+            </w:tcBorders>
             <w:vAlign w:val="center"/>
           </w:tcPr>
           <w:p>
@@ -784,8 +991,12 @@
         </w:tc>
         <w:tc>
           <w:tcPr>
-            <w:tcW w:w="811" w:type="dxa"/>
-            <w:tcBorders/>
+            <w:tcW w:w="816" w:type="dxa"/>
+            <w:tcBorders>
+              <w:left w:val="single" w:sz="2" w:space="0" w:color="BFC7D5"/>
+              <w:bottom w:val="single" w:sz="2" w:space="0" w:color="BFC7D5"/>
+              <w:right w:val="single" w:sz="6" w:space="0" w:color="BFC7D5"/>
+            </w:tcBorders>
             <w:vAlign w:val="center"/>
           </w:tcPr>
           <w:p>
@@ -807,8 +1018,12 @@
         <w:trPr/>
         <w:tc>
           <w:tcPr>
-            <w:tcW w:w="316" w:type="dxa"/>
-            <w:tcBorders/>
+            <w:tcW w:w="350" w:type="dxa"/>
+            <w:tcBorders>
+              <w:left w:val="single" w:sz="6" w:space="0" w:color="BFC7D5"/>
+              <w:bottom w:val="single" w:sz="2" w:space="0" w:color="BFC7D5"/>
+              <w:right w:val="single" w:sz="6" w:space="0" w:color="BFC7D5"/>
+            </w:tcBorders>
             <w:vAlign w:val="center"/>
           </w:tcPr>
           <w:p>
@@ -827,8 +1042,12 @@
         </w:tc>
         <w:tc>
           <w:tcPr>
-            <w:tcW w:w="1276" w:type="dxa"/>
-            <w:tcBorders/>
+            <w:tcW w:w="1311" w:type="dxa"/>
+            <w:tcBorders>
+              <w:left w:val="single" w:sz="2" w:space="0" w:color="BFC7D5"/>
+              <w:bottom w:val="single" w:sz="2" w:space="0" w:color="BFC7D5"/>
+              <w:right w:val="single" w:sz="6" w:space="0" w:color="BFC7D5"/>
+            </w:tcBorders>
             <w:vAlign w:val="center"/>
           </w:tcPr>
           <w:p>
@@ -847,8 +1066,12 @@
         </w:tc>
         <w:tc>
           <w:tcPr>
-            <w:tcW w:w="3241" w:type="dxa"/>
-            <w:tcBorders/>
+            <w:tcW w:w="3276" w:type="dxa"/>
+            <w:tcBorders>
+              <w:left w:val="single" w:sz="2" w:space="0" w:color="BFC7D5"/>
+              <w:bottom w:val="single" w:sz="2" w:space="0" w:color="BFC7D5"/>
+              <w:right w:val="single" w:sz="6" w:space="0" w:color="BFC7D5"/>
+            </w:tcBorders>
             <w:vAlign w:val="center"/>
           </w:tcPr>
           <w:p>
@@ -869,8 +1092,12 @@
         </w:tc>
         <w:tc>
           <w:tcPr>
-            <w:tcW w:w="1996" w:type="dxa"/>
-            <w:tcBorders/>
+            <w:tcW w:w="2031" w:type="dxa"/>
+            <w:tcBorders>
+              <w:left w:val="single" w:sz="2" w:space="0" w:color="BFC7D5"/>
+              <w:bottom w:val="single" w:sz="2" w:space="0" w:color="BFC7D5"/>
+              <w:right w:val="single" w:sz="6" w:space="0" w:color="BFC7D5"/>
+            </w:tcBorders>
             <w:vAlign w:val="center"/>
           </w:tcPr>
           <w:p>
@@ -889,8 +1116,12 @@
         </w:tc>
         <w:tc>
           <w:tcPr>
-            <w:tcW w:w="2161" w:type="dxa"/>
-            <w:tcBorders/>
+            <w:tcW w:w="2196" w:type="dxa"/>
+            <w:tcBorders>
+              <w:left w:val="single" w:sz="2" w:space="0" w:color="BFC7D5"/>
+              <w:bottom w:val="single" w:sz="2" w:space="0" w:color="BFC7D5"/>
+              <w:right w:val="single" w:sz="6" w:space="0" w:color="BFC7D5"/>
+            </w:tcBorders>
             <w:vAlign w:val="center"/>
           </w:tcPr>
           <w:p>
@@ -915,8 +1146,12 @@
         </w:tc>
         <w:tc>
           <w:tcPr>
-            <w:tcW w:w="1141" w:type="dxa"/>
-            <w:tcBorders/>
+            <w:tcW w:w="1176" w:type="dxa"/>
+            <w:tcBorders>
+              <w:left w:val="single" w:sz="2" w:space="0" w:color="BFC7D5"/>
+              <w:bottom w:val="single" w:sz="2" w:space="0" w:color="BFC7D5"/>
+              <w:right w:val="single" w:sz="6" w:space="0" w:color="BFC7D5"/>
+            </w:tcBorders>
             <w:vAlign w:val="center"/>
           </w:tcPr>
           <w:p>
@@ -935,8 +1170,12 @@
         </w:tc>
         <w:tc>
           <w:tcPr>
-            <w:tcW w:w="1846" w:type="dxa"/>
-            <w:tcBorders/>
+            <w:tcW w:w="1881" w:type="dxa"/>
+            <w:tcBorders>
+              <w:left w:val="single" w:sz="2" w:space="0" w:color="BFC7D5"/>
+              <w:bottom w:val="single" w:sz="2" w:space="0" w:color="BFC7D5"/>
+              <w:right w:val="single" w:sz="6" w:space="0" w:color="BFC7D5"/>
+            </w:tcBorders>
             <w:vAlign w:val="center"/>
           </w:tcPr>
           <w:p>
@@ -957,8 +1196,12 @@
         </w:tc>
         <w:tc>
           <w:tcPr>
-            <w:tcW w:w="811" w:type="dxa"/>
-            <w:tcBorders/>
+            <w:tcW w:w="816" w:type="dxa"/>
+            <w:tcBorders>
+              <w:left w:val="single" w:sz="2" w:space="0" w:color="BFC7D5"/>
+              <w:bottom w:val="single" w:sz="2" w:space="0" w:color="BFC7D5"/>
+              <w:right w:val="single" w:sz="6" w:space="0" w:color="BFC7D5"/>
+            </w:tcBorders>
             <w:vAlign w:val="center"/>
           </w:tcPr>
           <w:p>
@@ -980,8 +1223,12 @@
         <w:trPr/>
         <w:tc>
           <w:tcPr>
-            <w:tcW w:w="316" w:type="dxa"/>
-            <w:tcBorders/>
+            <w:tcW w:w="350" w:type="dxa"/>
+            <w:tcBorders>
+              <w:left w:val="single" w:sz="6" w:space="0" w:color="BFC7D5"/>
+              <w:bottom w:val="single" w:sz="2" w:space="0" w:color="BFC7D5"/>
+              <w:right w:val="single" w:sz="6" w:space="0" w:color="BFC7D5"/>
+            </w:tcBorders>
             <w:vAlign w:val="center"/>
           </w:tcPr>
           <w:p>
@@ -1000,8 +1247,12 @@
         </w:tc>
         <w:tc>
           <w:tcPr>
-            <w:tcW w:w="1276" w:type="dxa"/>
-            <w:tcBorders/>
+            <w:tcW w:w="1311" w:type="dxa"/>
+            <w:tcBorders>
+              <w:left w:val="single" w:sz="2" w:space="0" w:color="BFC7D5"/>
+              <w:bottom w:val="single" w:sz="2" w:space="0" w:color="BFC7D5"/>
+              <w:right w:val="single" w:sz="6" w:space="0" w:color="BFC7D5"/>
+            </w:tcBorders>
             <w:vAlign w:val="center"/>
           </w:tcPr>
           <w:p>
@@ -1020,8 +1271,12 @@
         </w:tc>
         <w:tc>
           <w:tcPr>
-            <w:tcW w:w="3241" w:type="dxa"/>
-            <w:tcBorders/>
+            <w:tcW w:w="3276" w:type="dxa"/>
+            <w:tcBorders>
+              <w:left w:val="single" w:sz="2" w:space="0" w:color="BFC7D5"/>
+              <w:bottom w:val="single" w:sz="2" w:space="0" w:color="BFC7D5"/>
+              <w:right w:val="single" w:sz="6" w:space="0" w:color="BFC7D5"/>
+            </w:tcBorders>
             <w:vAlign w:val="center"/>
           </w:tcPr>
           <w:p>
@@ -1042,8 +1297,12 @@
         </w:tc>
         <w:tc>
           <w:tcPr>
-            <w:tcW w:w="1996" w:type="dxa"/>
-            <w:tcBorders/>
+            <w:tcW w:w="2031" w:type="dxa"/>
+            <w:tcBorders>
+              <w:left w:val="single" w:sz="2" w:space="0" w:color="BFC7D5"/>
+              <w:bottom w:val="single" w:sz="2" w:space="0" w:color="BFC7D5"/>
+              <w:right w:val="single" w:sz="6" w:space="0" w:color="BFC7D5"/>
+            </w:tcBorders>
             <w:vAlign w:val="center"/>
           </w:tcPr>
           <w:p>
@@ -1062,8 +1321,12 @@
         </w:tc>
         <w:tc>
           <w:tcPr>
-            <w:tcW w:w="2161" w:type="dxa"/>
-            <w:tcBorders/>
+            <w:tcW w:w="2196" w:type="dxa"/>
+            <w:tcBorders>
+              <w:left w:val="single" w:sz="2" w:space="0" w:color="BFC7D5"/>
+              <w:bottom w:val="single" w:sz="2" w:space="0" w:color="BFC7D5"/>
+              <w:right w:val="single" w:sz="6" w:space="0" w:color="BFC7D5"/>
+            </w:tcBorders>
             <w:vAlign w:val="center"/>
           </w:tcPr>
           <w:p>
@@ -1088,8 +1351,12 @@
         </w:tc>
         <w:tc>
           <w:tcPr>
-            <w:tcW w:w="1141" w:type="dxa"/>
-            <w:tcBorders/>
+            <w:tcW w:w="1176" w:type="dxa"/>
+            <w:tcBorders>
+              <w:left w:val="single" w:sz="2" w:space="0" w:color="BFC7D5"/>
+              <w:bottom w:val="single" w:sz="2" w:space="0" w:color="BFC7D5"/>
+              <w:right w:val="single" w:sz="6" w:space="0" w:color="BFC7D5"/>
+            </w:tcBorders>
             <w:vAlign w:val="center"/>
           </w:tcPr>
           <w:p>
@@ -1108,8 +1375,12 @@
         </w:tc>
         <w:tc>
           <w:tcPr>
-            <w:tcW w:w="1846" w:type="dxa"/>
-            <w:tcBorders/>
+            <w:tcW w:w="1881" w:type="dxa"/>
+            <w:tcBorders>
+              <w:left w:val="single" w:sz="2" w:space="0" w:color="BFC7D5"/>
+              <w:bottom w:val="single" w:sz="2" w:space="0" w:color="BFC7D5"/>
+              <w:right w:val="single" w:sz="6" w:space="0" w:color="BFC7D5"/>
+            </w:tcBorders>
             <w:vAlign w:val="center"/>
           </w:tcPr>
           <w:p>
@@ -1130,8 +1401,12 @@
         </w:tc>
         <w:tc>
           <w:tcPr>
-            <w:tcW w:w="811" w:type="dxa"/>
-            <w:tcBorders/>
+            <w:tcW w:w="816" w:type="dxa"/>
+            <w:tcBorders>
+              <w:left w:val="single" w:sz="2" w:space="0" w:color="BFC7D5"/>
+              <w:bottom w:val="single" w:sz="2" w:space="0" w:color="BFC7D5"/>
+              <w:right w:val="single" w:sz="6" w:space="0" w:color="BFC7D5"/>
+            </w:tcBorders>
             <w:vAlign w:val="center"/>
           </w:tcPr>
           <w:p>
@@ -1153,8 +1428,12 @@
         <w:trPr/>
         <w:tc>
           <w:tcPr>
-            <w:tcW w:w="316" w:type="dxa"/>
-            <w:tcBorders/>
+            <w:tcW w:w="350" w:type="dxa"/>
+            <w:tcBorders>
+              <w:left w:val="single" w:sz="6" w:space="0" w:color="BFC7D5"/>
+              <w:bottom w:val="single" w:sz="2" w:space="0" w:color="BFC7D5"/>
+              <w:right w:val="single" w:sz="6" w:space="0" w:color="BFC7D5"/>
+            </w:tcBorders>
             <w:vAlign w:val="center"/>
           </w:tcPr>
           <w:p>
@@ -1173,8 +1452,12 @@
         </w:tc>
         <w:tc>
           <w:tcPr>
-            <w:tcW w:w="1276" w:type="dxa"/>
-            <w:tcBorders/>
+            <w:tcW w:w="1311" w:type="dxa"/>
+            <w:tcBorders>
+              <w:left w:val="single" w:sz="2" w:space="0" w:color="BFC7D5"/>
+              <w:bottom w:val="single" w:sz="2" w:space="0" w:color="BFC7D5"/>
+              <w:right w:val="single" w:sz="6" w:space="0" w:color="BFC7D5"/>
+            </w:tcBorders>
             <w:vAlign w:val="center"/>
           </w:tcPr>
           <w:p>
@@ -1193,8 +1476,12 @@
         </w:tc>
         <w:tc>
           <w:tcPr>
-            <w:tcW w:w="3241" w:type="dxa"/>
-            <w:tcBorders/>
+            <w:tcW w:w="3276" w:type="dxa"/>
+            <w:tcBorders>
+              <w:left w:val="single" w:sz="2" w:space="0" w:color="BFC7D5"/>
+              <w:bottom w:val="single" w:sz="2" w:space="0" w:color="BFC7D5"/>
+              <w:right w:val="single" w:sz="6" w:space="0" w:color="BFC7D5"/>
+            </w:tcBorders>
             <w:vAlign w:val="center"/>
           </w:tcPr>
           <w:p>
@@ -1215,8 +1502,12 @@
         </w:tc>
         <w:tc>
           <w:tcPr>
-            <w:tcW w:w="1996" w:type="dxa"/>
-            <w:tcBorders/>
+            <w:tcW w:w="2031" w:type="dxa"/>
+            <w:tcBorders>
+              <w:left w:val="single" w:sz="2" w:space="0" w:color="BFC7D5"/>
+              <w:bottom w:val="single" w:sz="2" w:space="0" w:color="BFC7D5"/>
+              <w:right w:val="single" w:sz="6" w:space="0" w:color="BFC7D5"/>
+            </w:tcBorders>
             <w:vAlign w:val="center"/>
           </w:tcPr>
           <w:p>
@@ -1235,8 +1526,12 @@
         </w:tc>
         <w:tc>
           <w:tcPr>
-            <w:tcW w:w="2161" w:type="dxa"/>
-            <w:tcBorders/>
+            <w:tcW w:w="2196" w:type="dxa"/>
+            <w:tcBorders>
+              <w:left w:val="single" w:sz="2" w:space="0" w:color="BFC7D5"/>
+              <w:bottom w:val="single" w:sz="2" w:space="0" w:color="BFC7D5"/>
+              <w:right w:val="single" w:sz="6" w:space="0" w:color="BFC7D5"/>
+            </w:tcBorders>
             <w:vAlign w:val="center"/>
           </w:tcPr>
           <w:p>
@@ -1255,7 +1550,7 @@
               <w:rPr>
                 <w:rStyle w:val="SourceText"/>
               </w:rPr>
-              <w:t>backend/Dockerfile:42</w:t>
+              <w:t>backend/Dockerfile:46</w:t>
             </w:r>
             <w:r>
               <w:rPr/>
@@ -1265,7 +1560,7 @@
               <w:rPr>
                 <w:rStyle w:val="SourceText"/>
               </w:rPr>
-              <w:t>voice/Dockerfile:44</w:t>
+              <w:t>voice/Dockerfile:48</w:t>
             </w:r>
             <w:r>
               <w:rPr/>
@@ -1275,8 +1570,12 @@
         </w:tc>
         <w:tc>
           <w:tcPr>
-            <w:tcW w:w="1141" w:type="dxa"/>
-            <w:tcBorders/>
+            <w:tcW w:w="1176" w:type="dxa"/>
+            <w:tcBorders>
+              <w:left w:val="single" w:sz="2" w:space="0" w:color="BFC7D5"/>
+              <w:bottom w:val="single" w:sz="2" w:space="0" w:color="BFC7D5"/>
+              <w:right w:val="single" w:sz="6" w:space="0" w:color="BFC7D5"/>
+            </w:tcBorders>
             <w:vAlign w:val="center"/>
           </w:tcPr>
           <w:p>
@@ -1295,8 +1594,12 @@
         </w:tc>
         <w:tc>
           <w:tcPr>
-            <w:tcW w:w="1846" w:type="dxa"/>
-            <w:tcBorders/>
+            <w:tcW w:w="1881" w:type="dxa"/>
+            <w:tcBorders>
+              <w:left w:val="single" w:sz="2" w:space="0" w:color="BFC7D5"/>
+              <w:bottom w:val="single" w:sz="2" w:space="0" w:color="BFC7D5"/>
+              <w:right w:val="single" w:sz="6" w:space="0" w:color="BFC7D5"/>
+            </w:tcBorders>
             <w:vAlign w:val="center"/>
           </w:tcPr>
           <w:p>
@@ -1323,8 +1626,12 @@
         </w:tc>
         <w:tc>
           <w:tcPr>
-            <w:tcW w:w="811" w:type="dxa"/>
-            <w:tcBorders/>
+            <w:tcW w:w="816" w:type="dxa"/>
+            <w:tcBorders>
+              <w:left w:val="single" w:sz="2" w:space="0" w:color="BFC7D5"/>
+              <w:bottom w:val="single" w:sz="2" w:space="0" w:color="BFC7D5"/>
+              <w:right w:val="single" w:sz="6" w:space="0" w:color="BFC7D5"/>
+            </w:tcBorders>
             <w:vAlign w:val="center"/>
           </w:tcPr>
           <w:p>
@@ -1352,8 +1659,12 @@
         <w:trPr/>
         <w:tc>
           <w:tcPr>
-            <w:tcW w:w="316" w:type="dxa"/>
-            <w:tcBorders/>
+            <w:tcW w:w="350" w:type="dxa"/>
+            <w:tcBorders>
+              <w:left w:val="single" w:sz="6" w:space="0" w:color="BFC7D5"/>
+              <w:bottom w:val="single" w:sz="2" w:space="0" w:color="BFC7D5"/>
+              <w:right w:val="single" w:sz="6" w:space="0" w:color="BFC7D5"/>
+            </w:tcBorders>
             <w:vAlign w:val="center"/>
           </w:tcPr>
           <w:p>
@@ -1372,8 +1683,12 @@
         </w:tc>
         <w:tc>
           <w:tcPr>
-            <w:tcW w:w="1276" w:type="dxa"/>
-            <w:tcBorders/>
+            <w:tcW w:w="1311" w:type="dxa"/>
+            <w:tcBorders>
+              <w:left w:val="single" w:sz="2" w:space="0" w:color="BFC7D5"/>
+              <w:bottom w:val="single" w:sz="2" w:space="0" w:color="BFC7D5"/>
+              <w:right w:val="single" w:sz="6" w:space="0" w:color="BFC7D5"/>
+            </w:tcBorders>
             <w:vAlign w:val="center"/>
           </w:tcPr>
           <w:p>
@@ -1392,8 +1707,12 @@
         </w:tc>
         <w:tc>
           <w:tcPr>
-            <w:tcW w:w="3241" w:type="dxa"/>
-            <w:tcBorders/>
+            <w:tcW w:w="3276" w:type="dxa"/>
+            <w:tcBorders>
+              <w:left w:val="single" w:sz="2" w:space="0" w:color="BFC7D5"/>
+              <w:bottom w:val="single" w:sz="2" w:space="0" w:color="BFC7D5"/>
+              <w:right w:val="single" w:sz="6" w:space="0" w:color="BFC7D5"/>
+            </w:tcBorders>
             <w:vAlign w:val="center"/>
           </w:tcPr>
           <w:p>
@@ -1414,8 +1733,12 @@
         </w:tc>
         <w:tc>
           <w:tcPr>
-            <w:tcW w:w="1996" w:type="dxa"/>
-            <w:tcBorders/>
+            <w:tcW w:w="2031" w:type="dxa"/>
+            <w:tcBorders>
+              <w:left w:val="single" w:sz="2" w:space="0" w:color="BFC7D5"/>
+              <w:bottom w:val="single" w:sz="2" w:space="0" w:color="BFC7D5"/>
+              <w:right w:val="single" w:sz="6" w:space="0" w:color="BFC7D5"/>
+            </w:tcBorders>
             <w:vAlign w:val="center"/>
           </w:tcPr>
           <w:p>
@@ -1434,8 +1757,12 @@
         </w:tc>
         <w:tc>
           <w:tcPr>
-            <w:tcW w:w="2161" w:type="dxa"/>
-            <w:tcBorders/>
+            <w:tcW w:w="2196" w:type="dxa"/>
+            <w:tcBorders>
+              <w:left w:val="single" w:sz="2" w:space="0" w:color="BFC7D5"/>
+              <w:bottom w:val="single" w:sz="2" w:space="0" w:color="BFC7D5"/>
+              <w:right w:val="single" w:sz="6" w:space="0" w:color="BFC7D5"/>
+            </w:tcBorders>
             <w:vAlign w:val="center"/>
           </w:tcPr>
           <w:p>
@@ -1454,7 +1781,7 @@
               <w:rPr>
                 <w:rStyle w:val="SourceText"/>
               </w:rPr>
-              <w:t>voice/Dockerfile:47-51</w:t>
+              <w:t>voice/Dockerfile:51-55</w:t>
             </w:r>
             <w:r>
               <w:rPr/>
@@ -1464,8 +1791,12 @@
         </w:tc>
         <w:tc>
           <w:tcPr>
-            <w:tcW w:w="1141" w:type="dxa"/>
-            <w:tcBorders/>
+            <w:tcW w:w="1176" w:type="dxa"/>
+            <w:tcBorders>
+              <w:left w:val="single" w:sz="2" w:space="0" w:color="BFC7D5"/>
+              <w:bottom w:val="single" w:sz="2" w:space="0" w:color="BFC7D5"/>
+              <w:right w:val="single" w:sz="6" w:space="0" w:color="BFC7D5"/>
+            </w:tcBorders>
             <w:vAlign w:val="center"/>
           </w:tcPr>
           <w:p>
@@ -1484,8 +1815,12 @@
         </w:tc>
         <w:tc>
           <w:tcPr>
-            <w:tcW w:w="1846" w:type="dxa"/>
-            <w:tcBorders/>
+            <w:tcW w:w="1881" w:type="dxa"/>
+            <w:tcBorders>
+              <w:left w:val="single" w:sz="2" w:space="0" w:color="BFC7D5"/>
+              <w:bottom w:val="single" w:sz="2" w:space="0" w:color="BFC7D5"/>
+              <w:right w:val="single" w:sz="6" w:space="0" w:color="BFC7D5"/>
+            </w:tcBorders>
             <w:vAlign w:val="center"/>
           </w:tcPr>
           <w:p>
@@ -1506,8 +1841,12 @@
         </w:tc>
         <w:tc>
           <w:tcPr>
-            <w:tcW w:w="811" w:type="dxa"/>
-            <w:tcBorders/>
+            <w:tcW w:w="816" w:type="dxa"/>
+            <w:tcBorders>
+              <w:left w:val="single" w:sz="2" w:space="0" w:color="BFC7D5"/>
+              <w:bottom w:val="single" w:sz="2" w:space="0" w:color="BFC7D5"/>
+              <w:right w:val="single" w:sz="6" w:space="0" w:color="BFC7D5"/>
+            </w:tcBorders>
             <w:vAlign w:val="center"/>
           </w:tcPr>
           <w:p>
@@ -1529,8 +1868,12 @@
         <w:trPr/>
         <w:tc>
           <w:tcPr>
-            <w:tcW w:w="316" w:type="dxa"/>
-            <w:tcBorders/>
+            <w:tcW w:w="350" w:type="dxa"/>
+            <w:tcBorders>
+              <w:left w:val="single" w:sz="6" w:space="0" w:color="BFC7D5"/>
+              <w:bottom w:val="single" w:sz="2" w:space="0" w:color="BFC7D5"/>
+              <w:right w:val="single" w:sz="6" w:space="0" w:color="BFC7D5"/>
+            </w:tcBorders>
             <w:vAlign w:val="center"/>
           </w:tcPr>
           <w:p>
@@ -1549,8 +1892,12 @@
         </w:tc>
         <w:tc>
           <w:tcPr>
-            <w:tcW w:w="1276" w:type="dxa"/>
-            <w:tcBorders/>
+            <w:tcW w:w="1311" w:type="dxa"/>
+            <w:tcBorders>
+              <w:left w:val="single" w:sz="2" w:space="0" w:color="BFC7D5"/>
+              <w:bottom w:val="single" w:sz="2" w:space="0" w:color="BFC7D5"/>
+              <w:right w:val="single" w:sz="6" w:space="0" w:color="BFC7D5"/>
+            </w:tcBorders>
             <w:vAlign w:val="center"/>
           </w:tcPr>
           <w:p>
@@ -1569,8 +1916,12 @@
         </w:tc>
         <w:tc>
           <w:tcPr>
-            <w:tcW w:w="3241" w:type="dxa"/>
-            <w:tcBorders/>
+            <w:tcW w:w="3276" w:type="dxa"/>
+            <w:tcBorders>
+              <w:left w:val="single" w:sz="2" w:space="0" w:color="BFC7D5"/>
+              <w:bottom w:val="single" w:sz="2" w:space="0" w:color="BFC7D5"/>
+              <w:right w:val="single" w:sz="6" w:space="0" w:color="BFC7D5"/>
+            </w:tcBorders>
             <w:vAlign w:val="center"/>
           </w:tcPr>
           <w:p>
@@ -1595,8 +1946,12 @@
         </w:tc>
         <w:tc>
           <w:tcPr>
-            <w:tcW w:w="1996" w:type="dxa"/>
-            <w:tcBorders/>
+            <w:tcW w:w="2031" w:type="dxa"/>
+            <w:tcBorders>
+              <w:left w:val="single" w:sz="2" w:space="0" w:color="BFC7D5"/>
+              <w:bottom w:val="single" w:sz="2" w:space="0" w:color="BFC7D5"/>
+              <w:right w:val="single" w:sz="6" w:space="0" w:color="BFC7D5"/>
+            </w:tcBorders>
             <w:vAlign w:val="center"/>
           </w:tcPr>
           <w:p>
@@ -1615,8 +1970,12 @@
         </w:tc>
         <w:tc>
           <w:tcPr>
-            <w:tcW w:w="2161" w:type="dxa"/>
-            <w:tcBorders/>
+            <w:tcW w:w="2196" w:type="dxa"/>
+            <w:tcBorders>
+              <w:left w:val="single" w:sz="2" w:space="0" w:color="BFC7D5"/>
+              <w:bottom w:val="single" w:sz="2" w:space="0" w:color="BFC7D5"/>
+              <w:right w:val="single" w:sz="6" w:space="0" w:color="BFC7D5"/>
+            </w:tcBorders>
             <w:vAlign w:val="center"/>
           </w:tcPr>
           <w:p>
@@ -1645,8 +2004,12 @@
         </w:tc>
         <w:tc>
           <w:tcPr>
-            <w:tcW w:w="1141" w:type="dxa"/>
-            <w:tcBorders/>
+            <w:tcW w:w="1176" w:type="dxa"/>
+            <w:tcBorders>
+              <w:left w:val="single" w:sz="2" w:space="0" w:color="BFC7D5"/>
+              <w:bottom w:val="single" w:sz="2" w:space="0" w:color="BFC7D5"/>
+              <w:right w:val="single" w:sz="6" w:space="0" w:color="BFC7D5"/>
+            </w:tcBorders>
             <w:vAlign w:val="center"/>
           </w:tcPr>
           <w:p>
@@ -1665,8 +2028,12 @@
         </w:tc>
         <w:tc>
           <w:tcPr>
-            <w:tcW w:w="1846" w:type="dxa"/>
-            <w:tcBorders/>
+            <w:tcW w:w="1881" w:type="dxa"/>
+            <w:tcBorders>
+              <w:left w:val="single" w:sz="2" w:space="0" w:color="BFC7D5"/>
+              <w:bottom w:val="single" w:sz="2" w:space="0" w:color="BFC7D5"/>
+              <w:right w:val="single" w:sz="6" w:space="0" w:color="BFC7D5"/>
+            </w:tcBorders>
             <w:vAlign w:val="center"/>
           </w:tcPr>
           <w:p>
@@ -1687,8 +2054,12 @@
         </w:tc>
         <w:tc>
           <w:tcPr>
-            <w:tcW w:w="811" w:type="dxa"/>
-            <w:tcBorders/>
+            <w:tcW w:w="816" w:type="dxa"/>
+            <w:tcBorders>
+              <w:left w:val="single" w:sz="2" w:space="0" w:color="BFC7D5"/>
+              <w:bottom w:val="single" w:sz="2" w:space="0" w:color="BFC7D5"/>
+              <w:right w:val="single" w:sz="6" w:space="0" w:color="BFC7D5"/>
+            </w:tcBorders>
             <w:vAlign w:val="center"/>
           </w:tcPr>
           <w:p>
@@ -1710,8 +2081,12 @@
         <w:trPr/>
         <w:tc>
           <w:tcPr>
-            <w:tcW w:w="316" w:type="dxa"/>
-            <w:tcBorders/>
+            <w:tcW w:w="350" w:type="dxa"/>
+            <w:tcBorders>
+              <w:left w:val="single" w:sz="6" w:space="0" w:color="BFC7D5"/>
+              <w:bottom w:val="single" w:sz="2" w:space="0" w:color="BFC7D5"/>
+              <w:right w:val="single" w:sz="6" w:space="0" w:color="BFC7D5"/>
+            </w:tcBorders>
             <w:vAlign w:val="center"/>
           </w:tcPr>
           <w:p>
@@ -1730,8 +2105,12 @@
         </w:tc>
         <w:tc>
           <w:tcPr>
-            <w:tcW w:w="1276" w:type="dxa"/>
-            <w:tcBorders/>
+            <w:tcW w:w="1311" w:type="dxa"/>
+            <w:tcBorders>
+              <w:left w:val="single" w:sz="2" w:space="0" w:color="BFC7D5"/>
+              <w:bottom w:val="single" w:sz="2" w:space="0" w:color="BFC7D5"/>
+              <w:right w:val="single" w:sz="6" w:space="0" w:color="BFC7D5"/>
+            </w:tcBorders>
             <w:vAlign w:val="center"/>
           </w:tcPr>
           <w:p>
@@ -1750,8 +2129,12 @@
         </w:tc>
         <w:tc>
           <w:tcPr>
-            <w:tcW w:w="3241" w:type="dxa"/>
-            <w:tcBorders/>
+            <w:tcW w:w="3276" w:type="dxa"/>
+            <w:tcBorders>
+              <w:left w:val="single" w:sz="2" w:space="0" w:color="BFC7D5"/>
+              <w:bottom w:val="single" w:sz="2" w:space="0" w:color="BFC7D5"/>
+              <w:right w:val="single" w:sz="6" w:space="0" w:color="BFC7D5"/>
+            </w:tcBorders>
             <w:vAlign w:val="center"/>
           </w:tcPr>
           <w:p>
@@ -1776,8 +2159,12 @@
         </w:tc>
         <w:tc>
           <w:tcPr>
-            <w:tcW w:w="1996" w:type="dxa"/>
-            <w:tcBorders/>
+            <w:tcW w:w="2031" w:type="dxa"/>
+            <w:tcBorders>
+              <w:left w:val="single" w:sz="2" w:space="0" w:color="BFC7D5"/>
+              <w:bottom w:val="single" w:sz="2" w:space="0" w:color="BFC7D5"/>
+              <w:right w:val="single" w:sz="6" w:space="0" w:color="BFC7D5"/>
+            </w:tcBorders>
             <w:vAlign w:val="center"/>
           </w:tcPr>
           <w:p>
@@ -1796,8 +2183,12 @@
         </w:tc>
         <w:tc>
           <w:tcPr>
-            <w:tcW w:w="2161" w:type="dxa"/>
-            <w:tcBorders/>
+            <w:tcW w:w="2196" w:type="dxa"/>
+            <w:tcBorders>
+              <w:left w:val="single" w:sz="2" w:space="0" w:color="BFC7D5"/>
+              <w:bottom w:val="single" w:sz="2" w:space="0" w:color="BFC7D5"/>
+              <w:right w:val="single" w:sz="6" w:space="0" w:color="BFC7D5"/>
+            </w:tcBorders>
             <w:vAlign w:val="center"/>
           </w:tcPr>
           <w:p>
@@ -1832,7 +2223,7 @@
               <w:rPr>
                 <w:rStyle w:val="SourceText"/>
               </w:rPr>
-              <w:t>voice/Dockerfile:62-63</w:t>
+              <w:t>voice/Dockerfile:66-67</w:t>
             </w:r>
             <w:r>
               <w:rPr/>
@@ -1842,8 +2233,12 @@
         </w:tc>
         <w:tc>
           <w:tcPr>
-            <w:tcW w:w="1141" w:type="dxa"/>
-            <w:tcBorders/>
+            <w:tcW w:w="1176" w:type="dxa"/>
+            <w:tcBorders>
+              <w:left w:val="single" w:sz="2" w:space="0" w:color="BFC7D5"/>
+              <w:bottom w:val="single" w:sz="2" w:space="0" w:color="BFC7D5"/>
+              <w:right w:val="single" w:sz="6" w:space="0" w:color="BFC7D5"/>
+            </w:tcBorders>
             <w:vAlign w:val="center"/>
           </w:tcPr>
           <w:p>
@@ -1862,8 +2257,12 @@
         </w:tc>
         <w:tc>
           <w:tcPr>
-            <w:tcW w:w="1846" w:type="dxa"/>
-            <w:tcBorders/>
+            <w:tcW w:w="1881" w:type="dxa"/>
+            <w:tcBorders>
+              <w:left w:val="single" w:sz="2" w:space="0" w:color="BFC7D5"/>
+              <w:bottom w:val="single" w:sz="2" w:space="0" w:color="BFC7D5"/>
+              <w:right w:val="single" w:sz="6" w:space="0" w:color="BFC7D5"/>
+            </w:tcBorders>
             <w:vAlign w:val="center"/>
           </w:tcPr>
           <w:p>
@@ -1884,8 +2283,12 @@
         </w:tc>
         <w:tc>
           <w:tcPr>
-            <w:tcW w:w="811" w:type="dxa"/>
-            <w:tcBorders/>
+            <w:tcW w:w="816" w:type="dxa"/>
+            <w:tcBorders>
+              <w:left w:val="single" w:sz="2" w:space="0" w:color="BFC7D5"/>
+              <w:bottom w:val="single" w:sz="2" w:space="0" w:color="BFC7D5"/>
+              <w:right w:val="single" w:sz="6" w:space="0" w:color="BFC7D5"/>
+            </w:tcBorders>
             <w:vAlign w:val="center"/>
           </w:tcPr>
           <w:p>
@@ -1907,8 +2310,12 @@
         <w:trPr/>
         <w:tc>
           <w:tcPr>
-            <w:tcW w:w="316" w:type="dxa"/>
-            <w:tcBorders/>
+            <w:tcW w:w="350" w:type="dxa"/>
+            <w:tcBorders>
+              <w:left w:val="single" w:sz="6" w:space="0" w:color="BFC7D5"/>
+              <w:bottom w:val="single" w:sz="2" w:space="0" w:color="BFC7D5"/>
+              <w:right w:val="single" w:sz="6" w:space="0" w:color="BFC7D5"/>
+            </w:tcBorders>
             <w:vAlign w:val="center"/>
           </w:tcPr>
           <w:p>
@@ -1927,8 +2334,12 @@
         </w:tc>
         <w:tc>
           <w:tcPr>
-            <w:tcW w:w="1276" w:type="dxa"/>
-            <w:tcBorders/>
+            <w:tcW w:w="1311" w:type="dxa"/>
+            <w:tcBorders>
+              <w:left w:val="single" w:sz="2" w:space="0" w:color="BFC7D5"/>
+              <w:bottom w:val="single" w:sz="2" w:space="0" w:color="BFC7D5"/>
+              <w:right w:val="single" w:sz="6" w:space="0" w:color="BFC7D5"/>
+            </w:tcBorders>
             <w:vAlign w:val="center"/>
           </w:tcPr>
           <w:p>
@@ -1947,8 +2358,12 @@
         </w:tc>
         <w:tc>
           <w:tcPr>
-            <w:tcW w:w="3241" w:type="dxa"/>
-            <w:tcBorders/>
+            <w:tcW w:w="3276" w:type="dxa"/>
+            <w:tcBorders>
+              <w:left w:val="single" w:sz="2" w:space="0" w:color="BFC7D5"/>
+              <w:bottom w:val="single" w:sz="2" w:space="0" w:color="BFC7D5"/>
+              <w:right w:val="single" w:sz="6" w:space="0" w:color="BFC7D5"/>
+            </w:tcBorders>
             <w:vAlign w:val="center"/>
           </w:tcPr>
           <w:p>
@@ -1969,8 +2384,12 @@
         </w:tc>
         <w:tc>
           <w:tcPr>
-            <w:tcW w:w="1996" w:type="dxa"/>
-            <w:tcBorders/>
+            <w:tcW w:w="2031" w:type="dxa"/>
+            <w:tcBorders>
+              <w:left w:val="single" w:sz="2" w:space="0" w:color="BFC7D5"/>
+              <w:bottom w:val="single" w:sz="2" w:space="0" w:color="BFC7D5"/>
+              <w:right w:val="single" w:sz="6" w:space="0" w:color="BFC7D5"/>
+            </w:tcBorders>
             <w:vAlign w:val="center"/>
           </w:tcPr>
           <w:p>
@@ -1989,8 +2408,12 @@
         </w:tc>
         <w:tc>
           <w:tcPr>
-            <w:tcW w:w="2161" w:type="dxa"/>
-            <w:tcBorders/>
+            <w:tcW w:w="2196" w:type="dxa"/>
+            <w:tcBorders>
+              <w:left w:val="single" w:sz="2" w:space="0" w:color="BFC7D5"/>
+              <w:bottom w:val="single" w:sz="2" w:space="0" w:color="BFC7D5"/>
+              <w:right w:val="single" w:sz="6" w:space="0" w:color="BFC7D5"/>
+            </w:tcBorders>
             <w:vAlign w:val="center"/>
           </w:tcPr>
           <w:p>
@@ -2019,14 +2442,18 @@
               <w:rPr>
                 <w:rStyle w:val="SourceText"/>
               </w:rPr>
-              <w:t>docker-compose.yml:124</w:t>
-            </w:r>
-          </w:p>
-        </w:tc>
-        <w:tc>
-          <w:tcPr>
-            <w:tcW w:w="1141" w:type="dxa"/>
-            <w:tcBorders/>
+              <w:t>docker-compose.yml:135</w:t>
+            </w:r>
+          </w:p>
+        </w:tc>
+        <w:tc>
+          <w:tcPr>
+            <w:tcW w:w="1176" w:type="dxa"/>
+            <w:tcBorders>
+              <w:left w:val="single" w:sz="2" w:space="0" w:color="BFC7D5"/>
+              <w:bottom w:val="single" w:sz="2" w:space="0" w:color="BFC7D5"/>
+              <w:right w:val="single" w:sz="6" w:space="0" w:color="BFC7D5"/>
+            </w:tcBorders>
             <w:vAlign w:val="center"/>
           </w:tcPr>
           <w:p>
@@ -2045,8 +2472,12 @@
         </w:tc>
         <w:tc>
           <w:tcPr>
-            <w:tcW w:w="1846" w:type="dxa"/>
-            <w:tcBorders/>
+            <w:tcW w:w="1881" w:type="dxa"/>
+            <w:tcBorders>
+              <w:left w:val="single" w:sz="2" w:space="0" w:color="BFC7D5"/>
+              <w:bottom w:val="single" w:sz="2" w:space="0" w:color="BFC7D5"/>
+              <w:right w:val="single" w:sz="6" w:space="0" w:color="BFC7D5"/>
+            </w:tcBorders>
             <w:vAlign w:val="center"/>
           </w:tcPr>
           <w:p>
@@ -2067,8 +2498,12 @@
         </w:tc>
         <w:tc>
           <w:tcPr>
-            <w:tcW w:w="811" w:type="dxa"/>
-            <w:tcBorders/>
+            <w:tcW w:w="816" w:type="dxa"/>
+            <w:tcBorders>
+              <w:left w:val="single" w:sz="2" w:space="0" w:color="BFC7D5"/>
+              <w:bottom w:val="single" w:sz="2" w:space="0" w:color="BFC7D5"/>
+              <w:right w:val="single" w:sz="6" w:space="0" w:color="BFC7D5"/>
+            </w:tcBorders>
             <w:vAlign w:val="center"/>
           </w:tcPr>
           <w:p>
@@ -2090,8 +2525,12 @@
         <w:trPr/>
         <w:tc>
           <w:tcPr>
-            <w:tcW w:w="316" w:type="dxa"/>
-            <w:tcBorders/>
+            <w:tcW w:w="350" w:type="dxa"/>
+            <w:tcBorders>
+              <w:left w:val="single" w:sz="6" w:space="0" w:color="BFC7D5"/>
+              <w:bottom w:val="single" w:sz="2" w:space="0" w:color="BFC7D5"/>
+              <w:right w:val="single" w:sz="6" w:space="0" w:color="BFC7D5"/>
+            </w:tcBorders>
             <w:vAlign w:val="center"/>
           </w:tcPr>
           <w:p>
@@ -2110,8 +2549,12 @@
         </w:tc>
         <w:tc>
           <w:tcPr>
-            <w:tcW w:w="1276" w:type="dxa"/>
-            <w:tcBorders/>
+            <w:tcW w:w="1311" w:type="dxa"/>
+            <w:tcBorders>
+              <w:left w:val="single" w:sz="2" w:space="0" w:color="BFC7D5"/>
+              <w:bottom w:val="single" w:sz="2" w:space="0" w:color="BFC7D5"/>
+              <w:right w:val="single" w:sz="6" w:space="0" w:color="BFC7D5"/>
+            </w:tcBorders>
             <w:vAlign w:val="center"/>
           </w:tcPr>
           <w:p>
@@ -2130,8 +2573,12 @@
         </w:tc>
         <w:tc>
           <w:tcPr>
-            <w:tcW w:w="3241" w:type="dxa"/>
-            <w:tcBorders/>
+            <w:tcW w:w="3276" w:type="dxa"/>
+            <w:tcBorders>
+              <w:left w:val="single" w:sz="2" w:space="0" w:color="BFC7D5"/>
+              <w:bottom w:val="single" w:sz="2" w:space="0" w:color="BFC7D5"/>
+              <w:right w:val="single" w:sz="6" w:space="0" w:color="BFC7D5"/>
+            </w:tcBorders>
             <w:vAlign w:val="center"/>
           </w:tcPr>
           <w:p>
@@ -2150,8 +2597,12 @@
         </w:tc>
         <w:tc>
           <w:tcPr>
-            <w:tcW w:w="1996" w:type="dxa"/>
-            <w:tcBorders/>
+            <w:tcW w:w="2031" w:type="dxa"/>
+            <w:tcBorders>
+              <w:left w:val="single" w:sz="2" w:space="0" w:color="BFC7D5"/>
+              <w:bottom w:val="single" w:sz="2" w:space="0" w:color="BFC7D5"/>
+              <w:right w:val="single" w:sz="6" w:space="0" w:color="BFC7D5"/>
+            </w:tcBorders>
             <w:vAlign w:val="center"/>
           </w:tcPr>
           <w:p>
@@ -2170,8 +2621,12 @@
         </w:tc>
         <w:tc>
           <w:tcPr>
-            <w:tcW w:w="2161" w:type="dxa"/>
-            <w:tcBorders/>
+            <w:tcW w:w="2196" w:type="dxa"/>
+            <w:tcBorders>
+              <w:left w:val="single" w:sz="2" w:space="0" w:color="BFC7D5"/>
+              <w:bottom w:val="single" w:sz="2" w:space="0" w:color="BFC7D5"/>
+              <w:right w:val="single" w:sz="6" w:space="0" w:color="BFC7D5"/>
+            </w:tcBorders>
             <w:vAlign w:val="center"/>
           </w:tcPr>
           <w:p>
@@ -2196,7 +2651,7 @@
               <w:rPr>
                 <w:rStyle w:val="SourceText"/>
               </w:rPr>
-              <w:t>voice/Dockerfile:66-74</w:t>
+              <w:t>voice/Dockerfile:70-78</w:t>
             </w:r>
             <w:r>
               <w:rPr/>
@@ -2206,8 +2661,12 @@
         </w:tc>
         <w:tc>
           <w:tcPr>
-            <w:tcW w:w="1141" w:type="dxa"/>
-            <w:tcBorders/>
+            <w:tcW w:w="1176" w:type="dxa"/>
+            <w:tcBorders>
+              <w:left w:val="single" w:sz="2" w:space="0" w:color="BFC7D5"/>
+              <w:bottom w:val="single" w:sz="2" w:space="0" w:color="BFC7D5"/>
+              <w:right w:val="single" w:sz="6" w:space="0" w:color="BFC7D5"/>
+            </w:tcBorders>
             <w:vAlign w:val="center"/>
           </w:tcPr>
           <w:p>
@@ -2228,8 +2687,12 @@
         </w:tc>
         <w:tc>
           <w:tcPr>
-            <w:tcW w:w="1846" w:type="dxa"/>
-            <w:tcBorders/>
+            <w:tcW w:w="1881" w:type="dxa"/>
+            <w:tcBorders>
+              <w:left w:val="single" w:sz="2" w:space="0" w:color="BFC7D5"/>
+              <w:bottom w:val="single" w:sz="2" w:space="0" w:color="BFC7D5"/>
+              <w:right w:val="single" w:sz="6" w:space="0" w:color="BFC7D5"/>
+            </w:tcBorders>
             <w:vAlign w:val="center"/>
           </w:tcPr>
           <w:p>
@@ -2250,8 +2713,12 @@
         </w:tc>
         <w:tc>
           <w:tcPr>
-            <w:tcW w:w="811" w:type="dxa"/>
-            <w:tcBorders/>
+            <w:tcW w:w="816" w:type="dxa"/>
+            <w:tcBorders>
+              <w:left w:val="single" w:sz="2" w:space="0" w:color="BFC7D5"/>
+              <w:bottom w:val="single" w:sz="2" w:space="0" w:color="BFC7D5"/>
+              <w:right w:val="single" w:sz="6" w:space="0" w:color="BFC7D5"/>
+            </w:tcBorders>
             <w:vAlign w:val="center"/>
           </w:tcPr>
           <w:p>
@@ -2273,8 +2740,12 @@
         <w:trPr/>
         <w:tc>
           <w:tcPr>
-            <w:tcW w:w="316" w:type="dxa"/>
-            <w:tcBorders/>
+            <w:tcW w:w="350" w:type="dxa"/>
+            <w:tcBorders>
+              <w:left w:val="single" w:sz="6" w:space="0" w:color="BFC7D5"/>
+              <w:bottom w:val="single" w:sz="2" w:space="0" w:color="BFC7D5"/>
+              <w:right w:val="single" w:sz="6" w:space="0" w:color="BFC7D5"/>
+            </w:tcBorders>
             <w:vAlign w:val="center"/>
           </w:tcPr>
           <w:p>
@@ -2293,8 +2764,12 @@
         </w:tc>
         <w:tc>
           <w:tcPr>
-            <w:tcW w:w="1276" w:type="dxa"/>
-            <w:tcBorders/>
+            <w:tcW w:w="1311" w:type="dxa"/>
+            <w:tcBorders>
+              <w:left w:val="single" w:sz="2" w:space="0" w:color="BFC7D5"/>
+              <w:bottom w:val="single" w:sz="2" w:space="0" w:color="BFC7D5"/>
+              <w:right w:val="single" w:sz="6" w:space="0" w:color="BFC7D5"/>
+            </w:tcBorders>
             <w:vAlign w:val="center"/>
           </w:tcPr>
           <w:p>
@@ -2313,8 +2788,12 @@
         </w:tc>
         <w:tc>
           <w:tcPr>
-            <w:tcW w:w="3241" w:type="dxa"/>
-            <w:tcBorders/>
+            <w:tcW w:w="3276" w:type="dxa"/>
+            <w:tcBorders>
+              <w:left w:val="single" w:sz="2" w:space="0" w:color="BFC7D5"/>
+              <w:bottom w:val="single" w:sz="2" w:space="0" w:color="BFC7D5"/>
+              <w:right w:val="single" w:sz="6" w:space="0" w:color="BFC7D5"/>
+            </w:tcBorders>
             <w:vAlign w:val="center"/>
           </w:tcPr>
           <w:p>
@@ -2335,8 +2814,12 @@
         </w:tc>
         <w:tc>
           <w:tcPr>
-            <w:tcW w:w="1996" w:type="dxa"/>
-            <w:tcBorders/>
+            <w:tcW w:w="2031" w:type="dxa"/>
+            <w:tcBorders>
+              <w:left w:val="single" w:sz="2" w:space="0" w:color="BFC7D5"/>
+              <w:bottom w:val="single" w:sz="2" w:space="0" w:color="BFC7D5"/>
+              <w:right w:val="single" w:sz="6" w:space="0" w:color="BFC7D5"/>
+            </w:tcBorders>
             <w:vAlign w:val="center"/>
           </w:tcPr>
           <w:p>
@@ -2355,8 +2838,12 @@
         </w:tc>
         <w:tc>
           <w:tcPr>
-            <w:tcW w:w="2161" w:type="dxa"/>
-            <w:tcBorders/>
+            <w:tcW w:w="2196" w:type="dxa"/>
+            <w:tcBorders>
+              <w:left w:val="single" w:sz="2" w:space="0" w:color="BFC7D5"/>
+              <w:bottom w:val="single" w:sz="2" w:space="0" w:color="BFC7D5"/>
+              <w:right w:val="single" w:sz="6" w:space="0" w:color="BFC7D5"/>
+            </w:tcBorders>
             <w:vAlign w:val="center"/>
           </w:tcPr>
           <w:p>
@@ -2381,8 +2868,12 @@
         </w:tc>
         <w:tc>
           <w:tcPr>
-            <w:tcW w:w="1141" w:type="dxa"/>
-            <w:tcBorders/>
+            <w:tcW w:w="1176" w:type="dxa"/>
+            <w:tcBorders>
+              <w:left w:val="single" w:sz="2" w:space="0" w:color="BFC7D5"/>
+              <w:bottom w:val="single" w:sz="2" w:space="0" w:color="BFC7D5"/>
+              <w:right w:val="single" w:sz="6" w:space="0" w:color="BFC7D5"/>
+            </w:tcBorders>
             <w:vAlign w:val="center"/>
           </w:tcPr>
           <w:p>
@@ -2401,8 +2892,12 @@
         </w:tc>
         <w:tc>
           <w:tcPr>
-            <w:tcW w:w="1846" w:type="dxa"/>
-            <w:tcBorders/>
+            <w:tcW w:w="1881" w:type="dxa"/>
+            <w:tcBorders>
+              <w:left w:val="single" w:sz="2" w:space="0" w:color="BFC7D5"/>
+              <w:bottom w:val="single" w:sz="2" w:space="0" w:color="BFC7D5"/>
+              <w:right w:val="single" w:sz="6" w:space="0" w:color="BFC7D5"/>
+            </w:tcBorders>
             <w:vAlign w:val="center"/>
           </w:tcPr>
           <w:p>
@@ -2423,8 +2918,12 @@
         </w:tc>
         <w:tc>
           <w:tcPr>
-            <w:tcW w:w="811" w:type="dxa"/>
-            <w:tcBorders/>
+            <w:tcW w:w="816" w:type="dxa"/>
+            <w:tcBorders>
+              <w:left w:val="single" w:sz="2" w:space="0" w:color="BFC7D5"/>
+              <w:bottom w:val="single" w:sz="2" w:space="0" w:color="BFC7D5"/>
+              <w:right w:val="single" w:sz="6" w:space="0" w:color="BFC7D5"/>
+            </w:tcBorders>
             <w:vAlign w:val="center"/>
           </w:tcPr>
           <w:p>
@@ -2446,8 +2945,12 @@
         <w:trPr/>
         <w:tc>
           <w:tcPr>
-            <w:tcW w:w="316" w:type="dxa"/>
-            <w:tcBorders/>
+            <w:tcW w:w="350" w:type="dxa"/>
+            <w:tcBorders>
+              <w:left w:val="single" w:sz="6" w:space="0" w:color="BFC7D5"/>
+              <w:bottom w:val="single" w:sz="6" w:space="0" w:color="BFC7D5"/>
+              <w:right w:val="single" w:sz="6" w:space="0" w:color="BFC7D5"/>
+            </w:tcBorders>
             <w:vAlign w:val="center"/>
           </w:tcPr>
           <w:p>
@@ -2466,8 +2969,12 @@
         </w:tc>
         <w:tc>
           <w:tcPr>
-            <w:tcW w:w="1276" w:type="dxa"/>
-            <w:tcBorders/>
+            <w:tcW w:w="1311" w:type="dxa"/>
+            <w:tcBorders>
+              <w:left w:val="single" w:sz="2" w:space="0" w:color="BFC7D5"/>
+              <w:bottom w:val="single" w:sz="6" w:space="0" w:color="BFC7D5"/>
+              <w:right w:val="single" w:sz="6" w:space="0" w:color="BFC7D5"/>
+            </w:tcBorders>
             <w:vAlign w:val="center"/>
           </w:tcPr>
           <w:p>
@@ -2486,8 +2993,12 @@
         </w:tc>
         <w:tc>
           <w:tcPr>
-            <w:tcW w:w="3241" w:type="dxa"/>
-            <w:tcBorders/>
+            <w:tcW w:w="3276" w:type="dxa"/>
+            <w:tcBorders>
+              <w:left w:val="single" w:sz="2" w:space="0" w:color="BFC7D5"/>
+              <w:bottom w:val="single" w:sz="6" w:space="0" w:color="BFC7D5"/>
+              <w:right w:val="single" w:sz="6" w:space="0" w:color="BFC7D5"/>
+            </w:tcBorders>
             <w:vAlign w:val="center"/>
           </w:tcPr>
           <w:p>
@@ -2508,8 +3019,12 @@
         </w:tc>
         <w:tc>
           <w:tcPr>
-            <w:tcW w:w="1996" w:type="dxa"/>
-            <w:tcBorders/>
+            <w:tcW w:w="2031" w:type="dxa"/>
+            <w:tcBorders>
+              <w:left w:val="single" w:sz="2" w:space="0" w:color="BFC7D5"/>
+              <w:bottom w:val="single" w:sz="6" w:space="0" w:color="BFC7D5"/>
+              <w:right w:val="single" w:sz="6" w:space="0" w:color="BFC7D5"/>
+            </w:tcBorders>
             <w:vAlign w:val="center"/>
           </w:tcPr>
           <w:p>
@@ -2528,8 +3043,12 @@
         </w:tc>
         <w:tc>
           <w:tcPr>
-            <w:tcW w:w="2161" w:type="dxa"/>
-            <w:tcBorders/>
+            <w:tcW w:w="2196" w:type="dxa"/>
+            <w:tcBorders>
+              <w:left w:val="single" w:sz="2" w:space="0" w:color="BFC7D5"/>
+              <w:bottom w:val="single" w:sz="6" w:space="0" w:color="BFC7D5"/>
+              <w:right w:val="single" w:sz="6" w:space="0" w:color="BFC7D5"/>
+            </w:tcBorders>
             <w:vAlign w:val="center"/>
           </w:tcPr>
           <w:p>
@@ -2554,8 +3073,12 @@
         </w:tc>
         <w:tc>
           <w:tcPr>
-            <w:tcW w:w="1141" w:type="dxa"/>
-            <w:tcBorders/>
+            <w:tcW w:w="1176" w:type="dxa"/>
+            <w:tcBorders>
+              <w:left w:val="single" w:sz="2" w:space="0" w:color="BFC7D5"/>
+              <w:bottom w:val="single" w:sz="6" w:space="0" w:color="BFC7D5"/>
+              <w:right w:val="single" w:sz="6" w:space="0" w:color="BFC7D5"/>
+            </w:tcBorders>
             <w:vAlign w:val="center"/>
           </w:tcPr>
           <w:p>
@@ -2574,8 +3097,12 @@
         </w:tc>
         <w:tc>
           <w:tcPr>
-            <w:tcW w:w="1846" w:type="dxa"/>
-            <w:tcBorders/>
+            <w:tcW w:w="1881" w:type="dxa"/>
+            <w:tcBorders>
+              <w:left w:val="single" w:sz="2" w:space="0" w:color="BFC7D5"/>
+              <w:bottom w:val="single" w:sz="6" w:space="0" w:color="BFC7D5"/>
+              <w:right w:val="single" w:sz="6" w:space="0" w:color="BFC7D5"/>
+            </w:tcBorders>
             <w:vAlign w:val="center"/>
           </w:tcPr>
           <w:p>
@@ -2600,8 +3127,12 @@
         </w:tc>
         <w:tc>
           <w:tcPr>
-            <w:tcW w:w="811" w:type="dxa"/>
-            <w:tcBorders/>
+            <w:tcW w:w="816" w:type="dxa"/>
+            <w:tcBorders>
+              <w:left w:val="single" w:sz="2" w:space="0" w:color="BFC7D5"/>
+              <w:bottom w:val="single" w:sz="6" w:space="0" w:color="BFC7D5"/>
+              <w:right w:val="single" w:sz="6" w:space="0" w:color="BFC7D5"/>
+            </w:tcBorders>
             <w:vAlign w:val="center"/>
           </w:tcPr>
           <w:p>
@@ -2640,23 +3171,23 @@
     </w:p>
     <w:tbl>
       <w:tblPr>
-        <w:tblW w:w="11339" w:type="dxa"/>
+        <w:tblW w:w="5000" w:type="pct"/>
         <w:jc w:val="left"/>
-        <w:tblInd w:w="0" w:type="dxa"/>
+        <w:tblInd w:w="-7" w:type="dxa"/>
         <w:tblLayout w:type="fixed"/>
         <w:tblCellMar>
-          <w:top w:w="28" w:type="dxa"/>
-          <w:left w:w="28" w:type="dxa"/>
-          <w:bottom w:w="28" w:type="dxa"/>
-          <w:right w:w="28" w:type="dxa"/>
+          <w:top w:w="60" w:type="dxa"/>
+          <w:left w:w="60" w:type="dxa"/>
+          <w:bottom w:w="60" w:type="dxa"/>
+          <w:right w:w="60" w:type="dxa"/>
         </w:tblCellMar>
       </w:tblPr>
       <w:tblGrid>
-        <w:gridCol w:w="339"/>
-        <w:gridCol w:w="2518"/>
-        <w:gridCol w:w="906"/>
-        <w:gridCol w:w="957"/>
-        <w:gridCol w:w="6619"/>
+        <w:gridCol w:w="371"/>
+        <w:gridCol w:w="2532"/>
+        <w:gridCol w:w="939"/>
+        <w:gridCol w:w="992"/>
+        <w:gridCol w:w="6505"/>
       </w:tblGrid>
       <w:tr>
         <w:trPr>
@@ -2664,110 +3195,150 @@
         </w:trPr>
         <w:tc>
           <w:tcPr>
-            <w:tcW w:w="339" w:type="dxa"/>
-            <w:tcBorders/>
+            <w:tcW w:w="371" w:type="dxa"/>
+            <w:tcBorders>
+              <w:top w:val="single" w:sz="6" w:space="0" w:color="BFC7D5"/>
+              <w:left w:val="single" w:sz="6" w:space="0" w:color="BFC7D5"/>
+              <w:bottom w:val="single" w:sz="2" w:space="0" w:color="BFC7D5"/>
+              <w:right w:val="single" w:sz="6" w:space="0" w:color="BFC7D5"/>
+            </w:tcBorders>
+            <w:shd w:fill="1F3A5F" w:val="clear"/>
             <w:vAlign w:val="center"/>
           </w:tcPr>
           <w:p>
             <w:pPr>
               <w:pStyle w:val="TableHeading"/>
-              <w:suppressLineNumbers/>
-              <w:shd w:fill="1F3A5F" w:val="clear"/>
-              <w:bidi w:val="0"/>
-              <w:spacing w:before="0" w:after="283"/>
-              <w:jc w:val="center"/>
-              <w:rPr/>
-            </w:pPr>
-            <w:r>
-              <w:rPr/>
+              <w:bidi w:val="0"/>
+              <w:spacing w:before="0" w:after="283"/>
+              <w:jc w:val="left"/>
+              <w:rPr>
+                <w:color w:val="FFFFFF"/>
+              </w:rPr>
+            </w:pPr>
+            <w:r>
+              <w:rPr>
+                <w:color w:val="FFFFFF"/>
+              </w:rPr>
               <w:t>#</w:t>
             </w:r>
           </w:p>
         </w:tc>
         <w:tc>
           <w:tcPr>
-            <w:tcW w:w="2518" w:type="dxa"/>
-            <w:tcBorders/>
+            <w:tcW w:w="2532" w:type="dxa"/>
+            <w:tcBorders>
+              <w:top w:val="single" w:sz="6" w:space="0" w:color="BFC7D5"/>
+              <w:left w:val="single" w:sz="2" w:space="0" w:color="BFC7D5"/>
+              <w:bottom w:val="single" w:sz="2" w:space="0" w:color="BFC7D5"/>
+              <w:right w:val="single" w:sz="6" w:space="0" w:color="BFC7D5"/>
+            </w:tcBorders>
+            <w:shd w:fill="1F3A5F" w:val="clear"/>
             <w:vAlign w:val="center"/>
           </w:tcPr>
           <w:p>
             <w:pPr>
               <w:pStyle w:val="TableHeading"/>
-              <w:suppressLineNumbers/>
-              <w:shd w:fill="1F3A5F" w:val="clear"/>
-              <w:bidi w:val="0"/>
-              <w:spacing w:before="0" w:after="283"/>
-              <w:jc w:val="center"/>
-              <w:rPr/>
-            </w:pPr>
-            <w:r>
-              <w:rPr/>
+              <w:bidi w:val="0"/>
+              <w:spacing w:before="0" w:after="283"/>
+              <w:jc w:val="left"/>
+              <w:rPr>
+                <w:color w:val="FFFFFF"/>
+              </w:rPr>
+            </w:pPr>
+            <w:r>
+              <w:rPr>
+                <w:color w:val="FFFFFF"/>
+              </w:rPr>
               <w:t>Item</w:t>
             </w:r>
           </w:p>
         </w:tc>
         <w:tc>
           <w:tcPr>
-            <w:tcW w:w="906" w:type="dxa"/>
-            <w:tcBorders/>
+            <w:tcW w:w="939" w:type="dxa"/>
+            <w:tcBorders>
+              <w:top w:val="single" w:sz="6" w:space="0" w:color="BFC7D5"/>
+              <w:left w:val="single" w:sz="2" w:space="0" w:color="BFC7D5"/>
+              <w:bottom w:val="single" w:sz="2" w:space="0" w:color="BFC7D5"/>
+              <w:right w:val="single" w:sz="6" w:space="0" w:color="BFC7D5"/>
+            </w:tcBorders>
+            <w:shd w:fill="1F3A5F" w:val="clear"/>
             <w:vAlign w:val="center"/>
           </w:tcPr>
           <w:p>
             <w:pPr>
               <w:pStyle w:val="TableHeading"/>
-              <w:suppressLineNumbers/>
-              <w:shd w:fill="1F3A5F" w:val="clear"/>
-              <w:bidi w:val="0"/>
-              <w:spacing w:before="0" w:after="283"/>
-              <w:jc w:val="center"/>
-              <w:rPr/>
-            </w:pPr>
-            <w:r>
-              <w:rPr/>
+              <w:bidi w:val="0"/>
+              <w:spacing w:before="0" w:after="283"/>
+              <w:jc w:val="left"/>
+              <w:rPr>
+                <w:color w:val="FFFFFF"/>
+              </w:rPr>
+            </w:pPr>
+            <w:r>
+              <w:rPr>
+                <w:color w:val="FFFFFF"/>
+              </w:rPr>
               <w:t>Provider</w:t>
             </w:r>
           </w:p>
         </w:tc>
         <w:tc>
           <w:tcPr>
-            <w:tcW w:w="957" w:type="dxa"/>
-            <w:tcBorders/>
+            <w:tcW w:w="992" w:type="dxa"/>
+            <w:tcBorders>
+              <w:top w:val="single" w:sz="6" w:space="0" w:color="BFC7D5"/>
+              <w:left w:val="single" w:sz="2" w:space="0" w:color="BFC7D5"/>
+              <w:bottom w:val="single" w:sz="2" w:space="0" w:color="BFC7D5"/>
+              <w:right w:val="single" w:sz="6" w:space="0" w:color="BFC7D5"/>
+            </w:tcBorders>
+            <w:shd w:fill="1F3A5F" w:val="clear"/>
             <w:vAlign w:val="center"/>
           </w:tcPr>
           <w:p>
             <w:pPr>
               <w:pStyle w:val="TableHeading"/>
-              <w:suppressLineNumbers/>
-              <w:shd w:fill="1F3A5F" w:val="clear"/>
-              <w:bidi w:val="0"/>
-              <w:spacing w:before="0" w:after="283"/>
-              <w:jc w:val="center"/>
-              <w:rPr/>
-            </w:pPr>
-            <w:r>
-              <w:rPr/>
+              <w:bidi w:val="0"/>
+              <w:spacing w:before="0" w:after="283"/>
+              <w:jc w:val="left"/>
+              <w:rPr>
+                <w:color w:val="FFFFFF"/>
+              </w:rPr>
+            </w:pPr>
+            <w:r>
+              <w:rPr>
+                <w:color w:val="FFFFFF"/>
+              </w:rPr>
               <w:t>Pin</w:t>
             </w:r>
           </w:p>
         </w:tc>
         <w:tc>
           <w:tcPr>
-            <w:tcW w:w="6619" w:type="dxa"/>
-            <w:tcBorders/>
+            <w:tcW w:w="6505" w:type="dxa"/>
+            <w:tcBorders>
+              <w:top w:val="single" w:sz="6" w:space="0" w:color="BFC7D5"/>
+              <w:left w:val="single" w:sz="2" w:space="0" w:color="BFC7D5"/>
+              <w:bottom w:val="single" w:sz="2" w:space="0" w:color="BFC7D5"/>
+              <w:right w:val="single" w:sz="6" w:space="0" w:color="BFC7D5"/>
+            </w:tcBorders>
+            <w:shd w:fill="1F3A5F" w:val="clear"/>
             <w:vAlign w:val="center"/>
           </w:tcPr>
           <w:p>
             <w:pPr>
               <w:pStyle w:val="TableHeading"/>
-              <w:suppressLineNumbers/>
-              <w:shd w:fill="1F3A5F" w:val="clear"/>
-              <w:bidi w:val="0"/>
-              <w:spacing w:before="0" w:after="283"/>
-              <w:jc w:val="center"/>
-              <w:rPr/>
-            </w:pPr>
-            <w:r>
-              <w:rPr/>
+              <w:bidi w:val="0"/>
+              <w:spacing w:before="0" w:after="283"/>
+              <w:jc w:val="left"/>
+              <w:rPr>
+                <w:color w:val="FFFFFF"/>
+              </w:rPr>
+            </w:pPr>
+            <w:r>
+              <w:rPr>
+                <w:color w:val="FFFFFF"/>
+              </w:rPr>
               <w:t>Risk note</w:t>
             </w:r>
           </w:p>
@@ -2777,8 +3348,12 @@
         <w:trPr/>
         <w:tc>
           <w:tcPr>
-            <w:tcW w:w="339" w:type="dxa"/>
-            <w:tcBorders/>
+            <w:tcW w:w="371" w:type="dxa"/>
+            <w:tcBorders>
+              <w:left w:val="single" w:sz="6" w:space="0" w:color="BFC7D5"/>
+              <w:bottom w:val="single" w:sz="2" w:space="0" w:color="BFC7D5"/>
+              <w:right w:val="single" w:sz="6" w:space="0" w:color="BFC7D5"/>
+            </w:tcBorders>
             <w:vAlign w:val="center"/>
           </w:tcPr>
           <w:p>
@@ -2797,8 +3372,12 @@
         </w:tc>
         <w:tc>
           <w:tcPr>
-            <w:tcW w:w="2518" w:type="dxa"/>
-            <w:tcBorders/>
+            <w:tcW w:w="2532" w:type="dxa"/>
+            <w:tcBorders>
+              <w:left w:val="single" w:sz="2" w:space="0" w:color="BFC7D5"/>
+              <w:bottom w:val="single" w:sz="2" w:space="0" w:color="BFC7D5"/>
+              <w:right w:val="single" w:sz="6" w:space="0" w:color="BFC7D5"/>
+            </w:tcBorders>
             <w:vAlign w:val="center"/>
           </w:tcPr>
           <w:p>
@@ -2819,8 +3398,12 @@
         </w:tc>
         <w:tc>
           <w:tcPr>
-            <w:tcW w:w="906" w:type="dxa"/>
-            <w:tcBorders/>
+            <w:tcW w:w="939" w:type="dxa"/>
+            <w:tcBorders>
+              <w:left w:val="single" w:sz="2" w:space="0" w:color="BFC7D5"/>
+              <w:bottom w:val="single" w:sz="2" w:space="0" w:color="BFC7D5"/>
+              <w:right w:val="single" w:sz="6" w:space="0" w:color="BFC7D5"/>
+            </w:tcBorders>
             <w:vAlign w:val="center"/>
           </w:tcPr>
           <w:p>
@@ -2839,8 +3422,12 @@
         </w:tc>
         <w:tc>
           <w:tcPr>
-            <w:tcW w:w="957" w:type="dxa"/>
-            <w:tcBorders/>
+            <w:tcW w:w="992" w:type="dxa"/>
+            <w:tcBorders>
+              <w:left w:val="single" w:sz="2" w:space="0" w:color="BFC7D5"/>
+              <w:bottom w:val="single" w:sz="2" w:space="0" w:color="BFC7D5"/>
+              <w:right w:val="single" w:sz="6" w:space="0" w:color="BFC7D5"/>
+            </w:tcBorders>
             <w:vAlign w:val="center"/>
           </w:tcPr>
           <w:p>
@@ -2859,8 +3446,12 @@
         </w:tc>
         <w:tc>
           <w:tcPr>
-            <w:tcW w:w="6619" w:type="dxa"/>
-            <w:tcBorders/>
+            <w:tcW w:w="6505" w:type="dxa"/>
+            <w:tcBorders>
+              <w:left w:val="single" w:sz="2" w:space="0" w:color="BFC7D5"/>
+              <w:bottom w:val="single" w:sz="2" w:space="0" w:color="BFC7D5"/>
+              <w:right w:val="single" w:sz="6" w:space="0" w:color="BFC7D5"/>
+            </w:tcBorders>
             <w:vAlign w:val="center"/>
           </w:tcPr>
           <w:p>
@@ -2882,8 +3473,12 @@
         <w:trPr/>
         <w:tc>
           <w:tcPr>
-            <w:tcW w:w="339" w:type="dxa"/>
-            <w:tcBorders/>
+            <w:tcW w:w="371" w:type="dxa"/>
+            <w:tcBorders>
+              <w:left w:val="single" w:sz="6" w:space="0" w:color="BFC7D5"/>
+              <w:bottom w:val="single" w:sz="2" w:space="0" w:color="BFC7D5"/>
+              <w:right w:val="single" w:sz="6" w:space="0" w:color="BFC7D5"/>
+            </w:tcBorders>
             <w:vAlign w:val="center"/>
           </w:tcPr>
           <w:p>
@@ -2902,8 +3497,12 @@
         </w:tc>
         <w:tc>
           <w:tcPr>
-            <w:tcW w:w="2518" w:type="dxa"/>
-            <w:tcBorders/>
+            <w:tcW w:w="2532" w:type="dxa"/>
+            <w:tcBorders>
+              <w:left w:val="single" w:sz="2" w:space="0" w:color="BFC7D5"/>
+              <w:bottom w:val="single" w:sz="2" w:space="0" w:color="BFC7D5"/>
+              <w:right w:val="single" w:sz="6" w:space="0" w:color="BFC7D5"/>
+            </w:tcBorders>
             <w:vAlign w:val="center"/>
           </w:tcPr>
           <w:p>
@@ -2924,8 +3523,12 @@
         </w:tc>
         <w:tc>
           <w:tcPr>
-            <w:tcW w:w="906" w:type="dxa"/>
-            <w:tcBorders/>
+            <w:tcW w:w="939" w:type="dxa"/>
+            <w:tcBorders>
+              <w:left w:val="single" w:sz="2" w:space="0" w:color="BFC7D5"/>
+              <w:bottom w:val="single" w:sz="2" w:space="0" w:color="BFC7D5"/>
+              <w:right w:val="single" w:sz="6" w:space="0" w:color="BFC7D5"/>
+            </w:tcBorders>
             <w:vAlign w:val="center"/>
           </w:tcPr>
           <w:p>
@@ -2944,8 +3547,12 @@
         </w:tc>
         <w:tc>
           <w:tcPr>
-            <w:tcW w:w="957" w:type="dxa"/>
-            <w:tcBorders/>
+            <w:tcW w:w="992" w:type="dxa"/>
+            <w:tcBorders>
+              <w:left w:val="single" w:sz="2" w:space="0" w:color="BFC7D5"/>
+              <w:bottom w:val="single" w:sz="2" w:space="0" w:color="BFC7D5"/>
+              <w:right w:val="single" w:sz="6" w:space="0" w:color="BFC7D5"/>
+            </w:tcBorders>
             <w:vAlign w:val="center"/>
           </w:tcPr>
           <w:p>
@@ -2964,8 +3571,12 @@
         </w:tc>
         <w:tc>
           <w:tcPr>
-            <w:tcW w:w="6619" w:type="dxa"/>
-            <w:tcBorders/>
+            <w:tcW w:w="6505" w:type="dxa"/>
+            <w:tcBorders>
+              <w:left w:val="single" w:sz="2" w:space="0" w:color="BFC7D5"/>
+              <w:bottom w:val="single" w:sz="2" w:space="0" w:color="BFC7D5"/>
+              <w:right w:val="single" w:sz="6" w:space="0" w:color="BFC7D5"/>
+            </w:tcBorders>
             <w:vAlign w:val="center"/>
           </w:tcPr>
           <w:p>
@@ -2997,8 +3608,12 @@
         <w:trPr/>
         <w:tc>
           <w:tcPr>
-            <w:tcW w:w="339" w:type="dxa"/>
-            <w:tcBorders/>
+            <w:tcW w:w="371" w:type="dxa"/>
+            <w:tcBorders>
+              <w:left w:val="single" w:sz="6" w:space="0" w:color="BFC7D5"/>
+              <w:bottom w:val="single" w:sz="2" w:space="0" w:color="BFC7D5"/>
+              <w:right w:val="single" w:sz="6" w:space="0" w:color="BFC7D5"/>
+            </w:tcBorders>
             <w:vAlign w:val="center"/>
           </w:tcPr>
           <w:p>
@@ -3017,8 +3632,12 @@
         </w:tc>
         <w:tc>
           <w:tcPr>
-            <w:tcW w:w="2518" w:type="dxa"/>
-            <w:tcBorders/>
+            <w:tcW w:w="2532" w:type="dxa"/>
+            <w:tcBorders>
+              <w:left w:val="single" w:sz="2" w:space="0" w:color="BFC7D5"/>
+              <w:bottom w:val="single" w:sz="2" w:space="0" w:color="BFC7D5"/>
+              <w:right w:val="single" w:sz="6" w:space="0" w:color="BFC7D5"/>
+            </w:tcBorders>
             <w:vAlign w:val="center"/>
           </w:tcPr>
           <w:p>
@@ -3039,8 +3658,12 @@
         </w:tc>
         <w:tc>
           <w:tcPr>
-            <w:tcW w:w="906" w:type="dxa"/>
-            <w:tcBorders/>
+            <w:tcW w:w="939" w:type="dxa"/>
+            <w:tcBorders>
+              <w:left w:val="single" w:sz="2" w:space="0" w:color="BFC7D5"/>
+              <w:bottom w:val="single" w:sz="2" w:space="0" w:color="BFC7D5"/>
+              <w:right w:val="single" w:sz="6" w:space="0" w:color="BFC7D5"/>
+            </w:tcBorders>
             <w:vAlign w:val="center"/>
           </w:tcPr>
           <w:p>
@@ -3059,8 +3682,12 @@
         </w:tc>
         <w:tc>
           <w:tcPr>
-            <w:tcW w:w="957" w:type="dxa"/>
-            <w:tcBorders/>
+            <w:tcW w:w="992" w:type="dxa"/>
+            <w:tcBorders>
+              <w:left w:val="single" w:sz="2" w:space="0" w:color="BFC7D5"/>
+              <w:bottom w:val="single" w:sz="2" w:space="0" w:color="BFC7D5"/>
+              <w:right w:val="single" w:sz="6" w:space="0" w:color="BFC7D5"/>
+            </w:tcBorders>
             <w:vAlign w:val="center"/>
           </w:tcPr>
           <w:p>
@@ -3081,8 +3708,12 @@
         </w:tc>
         <w:tc>
           <w:tcPr>
-            <w:tcW w:w="6619" w:type="dxa"/>
-            <w:tcBorders/>
+            <w:tcW w:w="6505" w:type="dxa"/>
+            <w:tcBorders>
+              <w:left w:val="single" w:sz="2" w:space="0" w:color="BFC7D5"/>
+              <w:bottom w:val="single" w:sz="2" w:space="0" w:color="BFC7D5"/>
+              <w:right w:val="single" w:sz="6" w:space="0" w:color="BFC7D5"/>
+            </w:tcBorders>
             <w:vAlign w:val="center"/>
           </w:tcPr>
           <w:p>
@@ -3110,8 +3741,12 @@
         <w:trPr/>
         <w:tc>
           <w:tcPr>
-            <w:tcW w:w="339" w:type="dxa"/>
-            <w:tcBorders/>
+            <w:tcW w:w="371" w:type="dxa"/>
+            <w:tcBorders>
+              <w:left w:val="single" w:sz="6" w:space="0" w:color="BFC7D5"/>
+              <w:bottom w:val="single" w:sz="2" w:space="0" w:color="BFC7D5"/>
+              <w:right w:val="single" w:sz="6" w:space="0" w:color="BFC7D5"/>
+            </w:tcBorders>
             <w:vAlign w:val="center"/>
           </w:tcPr>
           <w:p>
@@ -3130,8 +3765,12 @@
         </w:tc>
         <w:tc>
           <w:tcPr>
-            <w:tcW w:w="2518" w:type="dxa"/>
-            <w:tcBorders/>
+            <w:tcW w:w="2532" w:type="dxa"/>
+            <w:tcBorders>
+              <w:left w:val="single" w:sz="2" w:space="0" w:color="BFC7D5"/>
+              <w:bottom w:val="single" w:sz="2" w:space="0" w:color="BFC7D5"/>
+              <w:right w:val="single" w:sz="6" w:space="0" w:color="BFC7D5"/>
+            </w:tcBorders>
             <w:vAlign w:val="center"/>
           </w:tcPr>
           <w:p>
@@ -3152,8 +3791,12 @@
         </w:tc>
         <w:tc>
           <w:tcPr>
-            <w:tcW w:w="906" w:type="dxa"/>
-            <w:tcBorders/>
+            <w:tcW w:w="939" w:type="dxa"/>
+            <w:tcBorders>
+              <w:left w:val="single" w:sz="2" w:space="0" w:color="BFC7D5"/>
+              <w:bottom w:val="single" w:sz="2" w:space="0" w:color="BFC7D5"/>
+              <w:right w:val="single" w:sz="6" w:space="0" w:color="BFC7D5"/>
+            </w:tcBorders>
             <w:vAlign w:val="center"/>
           </w:tcPr>
           <w:p>
@@ -3172,8 +3815,12 @@
         </w:tc>
         <w:tc>
           <w:tcPr>
-            <w:tcW w:w="957" w:type="dxa"/>
-            <w:tcBorders/>
+            <w:tcW w:w="992" w:type="dxa"/>
+            <w:tcBorders>
+              <w:left w:val="single" w:sz="2" w:space="0" w:color="BFC7D5"/>
+              <w:bottom w:val="single" w:sz="2" w:space="0" w:color="BFC7D5"/>
+              <w:right w:val="single" w:sz="6" w:space="0" w:color="BFC7D5"/>
+            </w:tcBorders>
             <w:vAlign w:val="center"/>
           </w:tcPr>
           <w:p>
@@ -3194,23 +3841,27 @@
         </w:tc>
         <w:tc>
           <w:tcPr>
-            <w:tcW w:w="6619" w:type="dxa"/>
-            <w:tcBorders/>
-            <w:vAlign w:val="center"/>
-          </w:tcPr>
-          <w:p>
-            <w:pPr>
-              <w:pStyle w:val="TableContents"/>
-              <w:bidi w:val="0"/>
-              <w:spacing w:before="0" w:after="283"/>
-              <w:jc w:val="left"/>
-              <w:rPr/>
-            </w:pPr>
-            <w:r>
-              <w:rPr>
-                <w:rStyle w:val="SourceText"/>
-              </w:rPr>
-              <w:t>docker-compose.yml:224</w:t>
+            <w:tcW w:w="6505" w:type="dxa"/>
+            <w:tcBorders>
+              <w:left w:val="single" w:sz="2" w:space="0" w:color="BFC7D5"/>
+              <w:bottom w:val="single" w:sz="2" w:space="0" w:color="BFC7D5"/>
+              <w:right w:val="single" w:sz="6" w:space="0" w:color="BFC7D5"/>
+            </w:tcBorders>
+            <w:vAlign w:val="center"/>
+          </w:tcPr>
+          <w:p>
+            <w:pPr>
+              <w:pStyle w:val="TableContents"/>
+              <w:bidi w:val="0"/>
+              <w:spacing w:before="0" w:after="283"/>
+              <w:jc w:val="left"/>
+              <w:rPr/>
+            </w:pPr>
+            <w:r>
+              <w:rPr>
+                <w:rStyle w:val="SourceText"/>
+              </w:rPr>
+              <w:t>docker-compose.yml:252</w:t>
             </w:r>
           </w:p>
         </w:tc>
@@ -3219,8 +3870,12 @@
         <w:trPr/>
         <w:tc>
           <w:tcPr>
-            <w:tcW w:w="339" w:type="dxa"/>
-            <w:tcBorders/>
+            <w:tcW w:w="371" w:type="dxa"/>
+            <w:tcBorders>
+              <w:left w:val="single" w:sz="6" w:space="0" w:color="BFC7D5"/>
+              <w:bottom w:val="single" w:sz="2" w:space="0" w:color="BFC7D5"/>
+              <w:right w:val="single" w:sz="6" w:space="0" w:color="BFC7D5"/>
+            </w:tcBorders>
             <w:vAlign w:val="center"/>
           </w:tcPr>
           <w:p>
@@ -3239,8 +3894,12 @@
         </w:tc>
         <w:tc>
           <w:tcPr>
-            <w:tcW w:w="2518" w:type="dxa"/>
-            <w:tcBorders/>
+            <w:tcW w:w="2532" w:type="dxa"/>
+            <w:tcBorders>
+              <w:left w:val="single" w:sz="2" w:space="0" w:color="BFC7D5"/>
+              <w:bottom w:val="single" w:sz="2" w:space="0" w:color="BFC7D5"/>
+              <w:right w:val="single" w:sz="6" w:space="0" w:color="BFC7D5"/>
+            </w:tcBorders>
             <w:vAlign w:val="center"/>
           </w:tcPr>
           <w:p>
@@ -3271,8 +3930,12 @@
         </w:tc>
         <w:tc>
           <w:tcPr>
-            <w:tcW w:w="906" w:type="dxa"/>
-            <w:tcBorders/>
+            <w:tcW w:w="939" w:type="dxa"/>
+            <w:tcBorders>
+              <w:left w:val="single" w:sz="2" w:space="0" w:color="BFC7D5"/>
+              <w:bottom w:val="single" w:sz="2" w:space="0" w:color="BFC7D5"/>
+              <w:right w:val="single" w:sz="6" w:space="0" w:color="BFC7D5"/>
+            </w:tcBorders>
             <w:vAlign w:val="center"/>
           </w:tcPr>
           <w:p>
@@ -3291,8 +3954,12 @@
         </w:tc>
         <w:tc>
           <w:tcPr>
-            <w:tcW w:w="957" w:type="dxa"/>
-            <w:tcBorders/>
+            <w:tcW w:w="992" w:type="dxa"/>
+            <w:tcBorders>
+              <w:left w:val="single" w:sz="2" w:space="0" w:color="BFC7D5"/>
+              <w:bottom w:val="single" w:sz="2" w:space="0" w:color="BFC7D5"/>
+              <w:right w:val="single" w:sz="6" w:space="0" w:color="BFC7D5"/>
+            </w:tcBorders>
             <w:vAlign w:val="center"/>
           </w:tcPr>
           <w:p>
@@ -3311,8 +3978,12 @@
         </w:tc>
         <w:tc>
           <w:tcPr>
-            <w:tcW w:w="6619" w:type="dxa"/>
-            <w:tcBorders/>
+            <w:tcW w:w="6505" w:type="dxa"/>
+            <w:tcBorders>
+              <w:left w:val="single" w:sz="2" w:space="0" w:color="BFC7D5"/>
+              <w:bottom w:val="single" w:sz="2" w:space="0" w:color="BFC7D5"/>
+              <w:right w:val="single" w:sz="6" w:space="0" w:color="BFC7D5"/>
+            </w:tcBorders>
             <w:vAlign w:val="center"/>
           </w:tcPr>
           <w:p>
@@ -3334,8 +4005,12 @@
         <w:trPr/>
         <w:tc>
           <w:tcPr>
-            <w:tcW w:w="339" w:type="dxa"/>
-            <w:tcBorders/>
+            <w:tcW w:w="371" w:type="dxa"/>
+            <w:tcBorders>
+              <w:left w:val="single" w:sz="6" w:space="0" w:color="BFC7D5"/>
+              <w:bottom w:val="single" w:sz="6" w:space="0" w:color="BFC7D5"/>
+              <w:right w:val="single" w:sz="6" w:space="0" w:color="BFC7D5"/>
+            </w:tcBorders>
             <w:vAlign w:val="center"/>
           </w:tcPr>
           <w:p>
@@ -3354,8 +4029,12 @@
         </w:tc>
         <w:tc>
           <w:tcPr>
-            <w:tcW w:w="2518" w:type="dxa"/>
-            <w:tcBorders/>
+            <w:tcW w:w="2532" w:type="dxa"/>
+            <w:tcBorders>
+              <w:left w:val="single" w:sz="2" w:space="0" w:color="BFC7D5"/>
+              <w:bottom w:val="single" w:sz="6" w:space="0" w:color="BFC7D5"/>
+              <w:right w:val="single" w:sz="6" w:space="0" w:color="BFC7D5"/>
+            </w:tcBorders>
             <w:vAlign w:val="center"/>
           </w:tcPr>
           <w:p>
@@ -3380,8 +4059,12 @@
         </w:tc>
         <w:tc>
           <w:tcPr>
-            <w:tcW w:w="906" w:type="dxa"/>
-            <w:tcBorders/>
+            <w:tcW w:w="939" w:type="dxa"/>
+            <w:tcBorders>
+              <w:left w:val="single" w:sz="2" w:space="0" w:color="BFC7D5"/>
+              <w:bottom w:val="single" w:sz="6" w:space="0" w:color="BFC7D5"/>
+              <w:right w:val="single" w:sz="6" w:space="0" w:color="BFC7D5"/>
+            </w:tcBorders>
             <w:vAlign w:val="center"/>
           </w:tcPr>
           <w:p>
@@ -3400,8 +4083,12 @@
         </w:tc>
         <w:tc>
           <w:tcPr>
-            <w:tcW w:w="957" w:type="dxa"/>
-            <w:tcBorders/>
+            <w:tcW w:w="992" w:type="dxa"/>
+            <w:tcBorders>
+              <w:left w:val="single" w:sz="2" w:space="0" w:color="BFC7D5"/>
+              <w:bottom w:val="single" w:sz="6" w:space="0" w:color="BFC7D5"/>
+              <w:right w:val="single" w:sz="6" w:space="0" w:color="BFC7D5"/>
+            </w:tcBorders>
             <w:vAlign w:val="center"/>
           </w:tcPr>
           <w:p>
@@ -3420,8 +4107,12 @@
         </w:tc>
         <w:tc>
           <w:tcPr>
-            <w:tcW w:w="6619" w:type="dxa"/>
-            <w:tcBorders/>
+            <w:tcW w:w="6505" w:type="dxa"/>
+            <w:tcBorders>
+              <w:left w:val="single" w:sz="2" w:space="0" w:color="BFC7D5"/>
+              <w:bottom w:val="single" w:sz="6" w:space="0" w:color="BFC7D5"/>
+              <w:right w:val="single" w:sz="6" w:space="0" w:color="BFC7D5"/>
+            </w:tcBorders>
             <w:vAlign w:val="center"/>
           </w:tcPr>
           <w:p>
@@ -3490,23 +4181,23 @@
     </w:p>
     <w:tbl>
       <w:tblPr>
-        <w:tblW w:w="11339" w:type="dxa"/>
+        <w:tblW w:w="5000" w:type="pct"/>
         <w:jc w:val="left"/>
-        <w:tblInd w:w="0" w:type="dxa"/>
+        <w:tblInd w:w="-7" w:type="dxa"/>
         <w:tblLayout w:type="fixed"/>
         <w:tblCellMar>
-          <w:top w:w="28" w:type="dxa"/>
-          <w:left w:w="28" w:type="dxa"/>
-          <w:bottom w:w="28" w:type="dxa"/>
-          <w:right w:w="28" w:type="dxa"/>
+          <w:top w:w="60" w:type="dxa"/>
+          <w:left w:w="60" w:type="dxa"/>
+          <w:bottom w:w="60" w:type="dxa"/>
+          <w:right w:w="60" w:type="dxa"/>
         </w:tblCellMar>
       </w:tblPr>
       <w:tblGrid>
-        <w:gridCol w:w="343"/>
-        <w:gridCol w:w="1103"/>
-        <w:gridCol w:w="2879"/>
-        <w:gridCol w:w="1423"/>
-        <w:gridCol w:w="5591"/>
+        <w:gridCol w:w="374"/>
+        <w:gridCol w:w="1129"/>
+        <w:gridCol w:w="3088"/>
+        <w:gridCol w:w="1442"/>
+        <w:gridCol w:w="5306"/>
       </w:tblGrid>
       <w:tr>
         <w:trPr>
@@ -3514,110 +4205,150 @@
         </w:trPr>
         <w:tc>
           <w:tcPr>
-            <w:tcW w:w="343" w:type="dxa"/>
-            <w:tcBorders/>
+            <w:tcW w:w="374" w:type="dxa"/>
+            <w:tcBorders>
+              <w:top w:val="single" w:sz="6" w:space="0" w:color="BFC7D5"/>
+              <w:left w:val="single" w:sz="6" w:space="0" w:color="BFC7D5"/>
+              <w:bottom w:val="single" w:sz="2" w:space="0" w:color="BFC7D5"/>
+              <w:right w:val="single" w:sz="6" w:space="0" w:color="BFC7D5"/>
+            </w:tcBorders>
+            <w:shd w:fill="1F3A5F" w:val="clear"/>
             <w:vAlign w:val="center"/>
           </w:tcPr>
           <w:p>
             <w:pPr>
               <w:pStyle w:val="TableHeading"/>
-              <w:suppressLineNumbers/>
-              <w:shd w:fill="1F3A5F" w:val="clear"/>
-              <w:bidi w:val="0"/>
-              <w:spacing w:before="0" w:after="283"/>
-              <w:jc w:val="center"/>
-              <w:rPr/>
-            </w:pPr>
-            <w:r>
-              <w:rPr/>
+              <w:bidi w:val="0"/>
+              <w:spacing w:before="0" w:after="283"/>
+              <w:jc w:val="left"/>
+              <w:rPr>
+                <w:color w:val="FFFFFF"/>
+              </w:rPr>
+            </w:pPr>
+            <w:r>
+              <w:rPr>
+                <w:color w:val="FFFFFF"/>
+              </w:rPr>
               <w:t>#</w:t>
             </w:r>
           </w:p>
         </w:tc>
         <w:tc>
           <w:tcPr>
-            <w:tcW w:w="1103" w:type="dxa"/>
-            <w:tcBorders/>
+            <w:tcW w:w="1129" w:type="dxa"/>
+            <w:tcBorders>
+              <w:top w:val="single" w:sz="6" w:space="0" w:color="BFC7D5"/>
+              <w:left w:val="single" w:sz="2" w:space="0" w:color="BFC7D5"/>
+              <w:bottom w:val="single" w:sz="2" w:space="0" w:color="BFC7D5"/>
+              <w:right w:val="single" w:sz="6" w:space="0" w:color="BFC7D5"/>
+            </w:tcBorders>
+            <w:shd w:fill="1F3A5F" w:val="clear"/>
             <w:vAlign w:val="center"/>
           </w:tcPr>
           <w:p>
             <w:pPr>
               <w:pStyle w:val="TableHeading"/>
-              <w:suppressLineNumbers/>
-              <w:shd w:fill="1F3A5F" w:val="clear"/>
-              <w:bidi w:val="0"/>
-              <w:spacing w:before="0" w:after="283"/>
-              <w:jc w:val="center"/>
-              <w:rPr/>
-            </w:pPr>
-            <w:r>
-              <w:rPr/>
+              <w:bidi w:val="0"/>
+              <w:spacing w:before="0" w:after="283"/>
+              <w:jc w:val="left"/>
+              <w:rPr>
+                <w:color w:val="FFFFFF"/>
+              </w:rPr>
+            </w:pPr>
+            <w:r>
+              <w:rPr>
+                <w:color w:val="FFFFFF"/>
+              </w:rPr>
               <w:t>Provider</w:t>
             </w:r>
           </w:p>
         </w:tc>
         <w:tc>
           <w:tcPr>
-            <w:tcW w:w="2879" w:type="dxa"/>
-            <w:tcBorders/>
+            <w:tcW w:w="3088" w:type="dxa"/>
+            <w:tcBorders>
+              <w:top w:val="single" w:sz="6" w:space="0" w:color="BFC7D5"/>
+              <w:left w:val="single" w:sz="2" w:space="0" w:color="BFC7D5"/>
+              <w:bottom w:val="single" w:sz="2" w:space="0" w:color="BFC7D5"/>
+              <w:right w:val="single" w:sz="6" w:space="0" w:color="BFC7D5"/>
+            </w:tcBorders>
+            <w:shd w:fill="1F3A5F" w:val="clear"/>
             <w:vAlign w:val="center"/>
           </w:tcPr>
           <w:p>
             <w:pPr>
               <w:pStyle w:val="TableHeading"/>
-              <w:suppressLineNumbers/>
-              <w:shd w:fill="1F3A5F" w:val="clear"/>
-              <w:bidi w:val="0"/>
-              <w:spacing w:before="0" w:after="283"/>
-              <w:jc w:val="center"/>
-              <w:rPr/>
-            </w:pPr>
-            <w:r>
-              <w:rPr/>
+              <w:bidi w:val="0"/>
+              <w:spacing w:before="0" w:after="283"/>
+              <w:jc w:val="left"/>
+              <w:rPr>
+                <w:color w:val="FFFFFF"/>
+              </w:rPr>
+            </w:pPr>
+            <w:r>
+              <w:rPr>
+                <w:color w:val="FFFFFF"/>
+              </w:rPr>
               <w:t>Used for</w:t>
             </w:r>
           </w:p>
         </w:tc>
         <w:tc>
           <w:tcPr>
-            <w:tcW w:w="1423" w:type="dxa"/>
-            <w:tcBorders/>
+            <w:tcW w:w="1442" w:type="dxa"/>
+            <w:tcBorders>
+              <w:top w:val="single" w:sz="6" w:space="0" w:color="BFC7D5"/>
+              <w:left w:val="single" w:sz="2" w:space="0" w:color="BFC7D5"/>
+              <w:bottom w:val="single" w:sz="2" w:space="0" w:color="BFC7D5"/>
+              <w:right w:val="single" w:sz="6" w:space="0" w:color="BFC7D5"/>
+            </w:tcBorders>
+            <w:shd w:fill="1F3A5F" w:val="clear"/>
             <w:vAlign w:val="center"/>
           </w:tcPr>
           <w:p>
             <w:pPr>
               <w:pStyle w:val="TableHeading"/>
-              <w:suppressLineNumbers/>
-              <w:shd w:fill="1F3A5F" w:val="clear"/>
-              <w:bidi w:val="0"/>
-              <w:spacing w:before="0" w:after="283"/>
-              <w:jc w:val="center"/>
-              <w:rPr/>
-            </w:pPr>
-            <w:r>
-              <w:rPr/>
+              <w:bidi w:val="0"/>
+              <w:spacing w:before="0" w:after="283"/>
+              <w:jc w:val="left"/>
+              <w:rPr>
+                <w:color w:val="FFFFFF"/>
+              </w:rPr>
+            </w:pPr>
+            <w:r>
+              <w:rPr>
+                <w:color w:val="FFFFFF"/>
+              </w:rPr>
               <w:t>Dependency type</w:t>
             </w:r>
           </w:p>
         </w:tc>
         <w:tc>
           <w:tcPr>
-            <w:tcW w:w="5591" w:type="dxa"/>
-            <w:tcBorders/>
+            <w:tcW w:w="5306" w:type="dxa"/>
+            <w:tcBorders>
+              <w:top w:val="single" w:sz="6" w:space="0" w:color="BFC7D5"/>
+              <w:left w:val="single" w:sz="2" w:space="0" w:color="BFC7D5"/>
+              <w:bottom w:val="single" w:sz="2" w:space="0" w:color="BFC7D5"/>
+              <w:right w:val="single" w:sz="6" w:space="0" w:color="BFC7D5"/>
+            </w:tcBorders>
+            <w:shd w:fill="1F3A5F" w:val="clear"/>
             <w:vAlign w:val="center"/>
           </w:tcPr>
           <w:p>
             <w:pPr>
               <w:pStyle w:val="TableHeading"/>
-              <w:suppressLineNumbers/>
-              <w:shd w:fill="1F3A5F" w:val="clear"/>
-              <w:bidi w:val="0"/>
-              <w:spacing w:before="0" w:after="283"/>
-              <w:jc w:val="center"/>
-              <w:rPr/>
-            </w:pPr>
-            <w:r>
-              <w:rPr/>
+              <w:bidi w:val="0"/>
+              <w:spacing w:before="0" w:after="283"/>
+              <w:jc w:val="left"/>
+              <w:rPr>
+                <w:color w:val="FFFFFF"/>
+              </w:rPr>
+            </w:pPr>
+            <w:r>
+              <w:rPr>
+                <w:color w:val="FFFFFF"/>
+              </w:rPr>
               <w:t>Notes</w:t>
             </w:r>
           </w:p>
@@ -3627,8 +4358,12 @@
         <w:trPr/>
         <w:tc>
           <w:tcPr>
-            <w:tcW w:w="343" w:type="dxa"/>
-            <w:tcBorders/>
+            <w:tcW w:w="374" w:type="dxa"/>
+            <w:tcBorders>
+              <w:left w:val="single" w:sz="6" w:space="0" w:color="BFC7D5"/>
+              <w:bottom w:val="single" w:sz="2" w:space="0" w:color="BFC7D5"/>
+              <w:right w:val="single" w:sz="6" w:space="0" w:color="BFC7D5"/>
+            </w:tcBorders>
             <w:vAlign w:val="center"/>
           </w:tcPr>
           <w:p>
@@ -3647,8 +4382,12 @@
         </w:tc>
         <w:tc>
           <w:tcPr>
-            <w:tcW w:w="1103" w:type="dxa"/>
-            <w:tcBorders/>
+            <w:tcW w:w="1129" w:type="dxa"/>
+            <w:tcBorders>
+              <w:left w:val="single" w:sz="2" w:space="0" w:color="BFC7D5"/>
+              <w:bottom w:val="single" w:sz="2" w:space="0" w:color="BFC7D5"/>
+              <w:right w:val="single" w:sz="6" w:space="0" w:color="BFC7D5"/>
+            </w:tcBorders>
             <w:vAlign w:val="center"/>
           </w:tcPr>
           <w:p>
@@ -3669,8 +4408,12 @@
         </w:tc>
         <w:tc>
           <w:tcPr>
-            <w:tcW w:w="2879" w:type="dxa"/>
-            <w:tcBorders/>
+            <w:tcW w:w="3088" w:type="dxa"/>
+            <w:tcBorders>
+              <w:left w:val="single" w:sz="2" w:space="0" w:color="BFC7D5"/>
+              <w:bottom w:val="single" w:sz="2" w:space="0" w:color="BFC7D5"/>
+              <w:right w:val="single" w:sz="6" w:space="0" w:color="BFC7D5"/>
+            </w:tcBorders>
             <w:vAlign w:val="center"/>
           </w:tcPr>
           <w:p>
@@ -3695,8 +4438,12 @@
         </w:tc>
         <w:tc>
           <w:tcPr>
-            <w:tcW w:w="1423" w:type="dxa"/>
-            <w:tcBorders/>
+            <w:tcW w:w="1442" w:type="dxa"/>
+            <w:tcBorders>
+              <w:left w:val="single" w:sz="2" w:space="0" w:color="BFC7D5"/>
+              <w:bottom w:val="single" w:sz="2" w:space="0" w:color="BFC7D5"/>
+              <w:right w:val="single" w:sz="6" w:space="0" w:color="BFC7D5"/>
+            </w:tcBorders>
             <w:vAlign w:val="center"/>
           </w:tcPr>
           <w:p>
@@ -3715,8 +4462,12 @@
         </w:tc>
         <w:tc>
           <w:tcPr>
-            <w:tcW w:w="5591" w:type="dxa"/>
-            <w:tcBorders/>
+            <w:tcW w:w="5306" w:type="dxa"/>
+            <w:tcBorders>
+              <w:left w:val="single" w:sz="2" w:space="0" w:color="BFC7D5"/>
+              <w:bottom w:val="single" w:sz="2" w:space="0" w:color="BFC7D5"/>
+              <w:right w:val="single" w:sz="6" w:space="0" w:color="BFC7D5"/>
+            </w:tcBorders>
             <w:vAlign w:val="center"/>
           </w:tcPr>
           <w:p>
@@ -3768,8 +4519,12 @@
         <w:trPr/>
         <w:tc>
           <w:tcPr>
-            <w:tcW w:w="343" w:type="dxa"/>
-            <w:tcBorders/>
+            <w:tcW w:w="374" w:type="dxa"/>
+            <w:tcBorders>
+              <w:left w:val="single" w:sz="6" w:space="0" w:color="BFC7D5"/>
+              <w:bottom w:val="single" w:sz="2" w:space="0" w:color="BFC7D5"/>
+              <w:right w:val="single" w:sz="6" w:space="0" w:color="BFC7D5"/>
+            </w:tcBorders>
             <w:vAlign w:val="center"/>
           </w:tcPr>
           <w:p>
@@ -3788,8 +4543,12 @@
         </w:tc>
         <w:tc>
           <w:tcPr>
-            <w:tcW w:w="1103" w:type="dxa"/>
-            <w:tcBorders/>
+            <w:tcW w:w="1129" w:type="dxa"/>
+            <w:tcBorders>
+              <w:left w:val="single" w:sz="2" w:space="0" w:color="BFC7D5"/>
+              <w:bottom w:val="single" w:sz="2" w:space="0" w:color="BFC7D5"/>
+              <w:right w:val="single" w:sz="6" w:space="0" w:color="BFC7D5"/>
+            </w:tcBorders>
             <w:vAlign w:val="center"/>
           </w:tcPr>
           <w:p>
@@ -3810,8 +4569,12 @@
         </w:tc>
         <w:tc>
           <w:tcPr>
-            <w:tcW w:w="2879" w:type="dxa"/>
-            <w:tcBorders/>
+            <w:tcW w:w="3088" w:type="dxa"/>
+            <w:tcBorders>
+              <w:left w:val="single" w:sz="2" w:space="0" w:color="BFC7D5"/>
+              <w:bottom w:val="single" w:sz="2" w:space="0" w:color="BFC7D5"/>
+              <w:right w:val="single" w:sz="6" w:space="0" w:color="BFC7D5"/>
+            </w:tcBorders>
             <w:vAlign w:val="center"/>
           </w:tcPr>
           <w:p>
@@ -3830,8 +4593,12 @@
         </w:tc>
         <w:tc>
           <w:tcPr>
-            <w:tcW w:w="1423" w:type="dxa"/>
-            <w:tcBorders/>
+            <w:tcW w:w="1442" w:type="dxa"/>
+            <w:tcBorders>
+              <w:left w:val="single" w:sz="2" w:space="0" w:color="BFC7D5"/>
+              <w:bottom w:val="single" w:sz="2" w:space="0" w:color="BFC7D5"/>
+              <w:right w:val="single" w:sz="6" w:space="0" w:color="BFC7D5"/>
+            </w:tcBorders>
             <w:vAlign w:val="center"/>
           </w:tcPr>
           <w:p>
@@ -3850,8 +4617,12 @@
         </w:tc>
         <w:tc>
           <w:tcPr>
-            <w:tcW w:w="5591" w:type="dxa"/>
-            <w:tcBorders/>
+            <w:tcW w:w="5306" w:type="dxa"/>
+            <w:tcBorders>
+              <w:left w:val="single" w:sz="2" w:space="0" w:color="BFC7D5"/>
+              <w:bottom w:val="single" w:sz="2" w:space="0" w:color="BFC7D5"/>
+              <w:right w:val="single" w:sz="6" w:space="0" w:color="BFC7D5"/>
+            </w:tcBorders>
             <w:vAlign w:val="center"/>
           </w:tcPr>
           <w:p>
@@ -3883,8 +4654,12 @@
         <w:trPr/>
         <w:tc>
           <w:tcPr>
-            <w:tcW w:w="343" w:type="dxa"/>
-            <w:tcBorders/>
+            <w:tcW w:w="374" w:type="dxa"/>
+            <w:tcBorders>
+              <w:left w:val="single" w:sz="6" w:space="0" w:color="BFC7D5"/>
+              <w:bottom w:val="single" w:sz="2" w:space="0" w:color="BFC7D5"/>
+              <w:right w:val="single" w:sz="6" w:space="0" w:color="BFC7D5"/>
+            </w:tcBorders>
             <w:vAlign w:val="center"/>
           </w:tcPr>
           <w:p>
@@ -3903,8 +4678,12 @@
         </w:tc>
         <w:tc>
           <w:tcPr>
-            <w:tcW w:w="1103" w:type="dxa"/>
-            <w:tcBorders/>
+            <w:tcW w:w="1129" w:type="dxa"/>
+            <w:tcBorders>
+              <w:left w:val="single" w:sz="2" w:space="0" w:color="BFC7D5"/>
+              <w:bottom w:val="single" w:sz="2" w:space="0" w:color="BFC7D5"/>
+              <w:right w:val="single" w:sz="6" w:space="0" w:color="BFC7D5"/>
+            </w:tcBorders>
             <w:vAlign w:val="center"/>
           </w:tcPr>
           <w:p>
@@ -3925,8 +4704,12 @@
         </w:tc>
         <w:tc>
           <w:tcPr>
-            <w:tcW w:w="2879" w:type="dxa"/>
-            <w:tcBorders/>
+            <w:tcW w:w="3088" w:type="dxa"/>
+            <w:tcBorders>
+              <w:left w:val="single" w:sz="2" w:space="0" w:color="BFC7D5"/>
+              <w:bottom w:val="single" w:sz="2" w:space="0" w:color="BFC7D5"/>
+              <w:right w:val="single" w:sz="6" w:space="0" w:color="BFC7D5"/>
+            </w:tcBorders>
             <w:vAlign w:val="center"/>
           </w:tcPr>
           <w:p>
@@ -3949,20 +4732,38 @@
             </w:r>
             <w:r>
               <w:rPr/>
-              <w:t xml:space="preserve"> a live build-time dependency on </w:t>
-            </w:r>
-            <w:r>
-              <w:rPr>
-                <w:rStyle w:val="SourceText"/>
-              </w:rPr>
-              <w:t>NVIDIA/NeMo@main</w:t>
-            </w:r>
-          </w:p>
-        </w:tc>
-        <w:tc>
-          <w:tcPr>
-            <w:tcW w:w="1423" w:type="dxa"/>
-            <w:tcBorders/>
+              <w:t xml:space="preserve"> the build-time source of </w:t>
+            </w:r>
+            <w:r>
+              <w:rPr>
+                <w:rStyle w:val="SourceText"/>
+              </w:rPr>
+              <w:t>NVIDIA/NeMo</w:t>
+            </w:r>
+            <w:r>
+              <w:rPr/>
+              <w:t xml:space="preserve"> (pinned to commit </w:t>
+            </w:r>
+            <w:r>
+              <w:rPr>
+                <w:rStyle w:val="SourceText"/>
+              </w:rPr>
+              <w:t>60ce9407</w:t>
+            </w:r>
+            <w:r>
+              <w:rPr/>
+              <w:t xml:space="preserve"> since 2026-09-22)</w:t>
+            </w:r>
+          </w:p>
+        </w:tc>
+        <w:tc>
+          <w:tcPr>
+            <w:tcW w:w="1442" w:type="dxa"/>
+            <w:tcBorders>
+              <w:left w:val="single" w:sz="2" w:space="0" w:color="BFC7D5"/>
+              <w:bottom w:val="single" w:sz="2" w:space="0" w:color="BFC7D5"/>
+              <w:right w:val="single" w:sz="6" w:space="0" w:color="BFC7D5"/>
+            </w:tcBorders>
             <w:vAlign w:val="center"/>
           </w:tcPr>
           <w:p>
@@ -3981,21 +4782,25 @@
         </w:tc>
         <w:tc>
           <w:tcPr>
-            <w:tcW w:w="5591" w:type="dxa"/>
-            <w:tcBorders/>
-            <w:vAlign w:val="center"/>
-          </w:tcPr>
-          <w:p>
-            <w:pPr>
-              <w:pStyle w:val="TableContents"/>
-              <w:bidi w:val="0"/>
-              <w:spacing w:before="0" w:after="283"/>
-              <w:jc w:val="left"/>
-              <w:rPr/>
-            </w:pPr>
-            <w:r>
-              <w:rPr/>
-              <w:t xml:space="preserve">See risk R-01 — the </w:t>
+            <w:tcW w:w="5306" w:type="dxa"/>
+            <w:tcBorders>
+              <w:left w:val="single" w:sz="2" w:space="0" w:color="BFC7D5"/>
+              <w:bottom w:val="single" w:sz="2" w:space="0" w:color="BFC7D5"/>
+              <w:right w:val="single" w:sz="6" w:space="0" w:color="BFC7D5"/>
+            </w:tcBorders>
+            <w:vAlign w:val="center"/>
+          </w:tcPr>
+          <w:p>
+            <w:pPr>
+              <w:pStyle w:val="TableContents"/>
+              <w:bidi w:val="0"/>
+              <w:spacing w:before="0" w:after="283"/>
+              <w:jc w:val="left"/>
+              <w:rPr/>
+            </w:pPr>
+            <w:r>
+              <w:rPr/>
+              <w:t xml:space="preserve">Risk R-01 (moving </w:t>
             </w:r>
             <w:r>
               <w:rPr>
@@ -4005,7 +4810,13 @@
             </w:r>
             <w:r>
               <w:rPr/>
-              <w:t xml:space="preserve"> dependency is the highest-rated supplier risk</w:t>
+              <w:t xml:space="preserve"> branch) closed by the pin, commit </w:t>
+            </w:r>
+            <w:r>
+              <w:rPr>
+                <w:rStyle w:val="SourceText"/>
+              </w:rPr>
+              <w:t>51fd3bc</w:t>
             </w:r>
           </w:p>
         </w:tc>
@@ -4014,8 +4825,12 @@
         <w:trPr/>
         <w:tc>
           <w:tcPr>
-            <w:tcW w:w="343" w:type="dxa"/>
-            <w:tcBorders/>
+            <w:tcW w:w="374" w:type="dxa"/>
+            <w:tcBorders>
+              <w:left w:val="single" w:sz="6" w:space="0" w:color="BFC7D5"/>
+              <w:bottom w:val="single" w:sz="2" w:space="0" w:color="BFC7D5"/>
+              <w:right w:val="single" w:sz="6" w:space="0" w:color="BFC7D5"/>
+            </w:tcBorders>
             <w:vAlign w:val="center"/>
           </w:tcPr>
           <w:p>
@@ -4034,8 +4849,12 @@
         </w:tc>
         <w:tc>
           <w:tcPr>
-            <w:tcW w:w="1103" w:type="dxa"/>
-            <w:tcBorders/>
+            <w:tcW w:w="1129" w:type="dxa"/>
+            <w:tcBorders>
+              <w:left w:val="single" w:sz="2" w:space="0" w:color="BFC7D5"/>
+              <w:bottom w:val="single" w:sz="2" w:space="0" w:color="BFC7D5"/>
+              <w:right w:val="single" w:sz="6" w:space="0" w:color="BFC7D5"/>
+            </w:tcBorders>
             <w:vAlign w:val="center"/>
           </w:tcPr>
           <w:p>
@@ -4056,8 +4875,12 @@
         </w:tc>
         <w:tc>
           <w:tcPr>
-            <w:tcW w:w="2879" w:type="dxa"/>
-            <w:tcBorders/>
+            <w:tcW w:w="3088" w:type="dxa"/>
+            <w:tcBorders>
+              <w:left w:val="single" w:sz="2" w:space="0" w:color="BFC7D5"/>
+              <w:bottom w:val="single" w:sz="2" w:space="0" w:color="BFC7D5"/>
+              <w:right w:val="single" w:sz="6" w:space="0" w:color="BFC7D5"/>
+            </w:tcBorders>
             <w:vAlign w:val="center"/>
           </w:tcPr>
           <w:p>
@@ -4076,8 +4899,12 @@
         </w:tc>
         <w:tc>
           <w:tcPr>
-            <w:tcW w:w="1423" w:type="dxa"/>
-            <w:tcBorders/>
+            <w:tcW w:w="1442" w:type="dxa"/>
+            <w:tcBorders>
+              <w:left w:val="single" w:sz="2" w:space="0" w:color="BFC7D5"/>
+              <w:bottom w:val="single" w:sz="2" w:space="0" w:color="BFC7D5"/>
+              <w:right w:val="single" w:sz="6" w:space="0" w:color="BFC7D5"/>
+            </w:tcBorders>
             <w:vAlign w:val="center"/>
           </w:tcPr>
           <w:p>
@@ -4096,8 +4923,12 @@
         </w:tc>
         <w:tc>
           <w:tcPr>
-            <w:tcW w:w="5591" w:type="dxa"/>
-            <w:tcBorders/>
+            <w:tcW w:w="5306" w:type="dxa"/>
+            <w:tcBorders>
+              <w:left w:val="single" w:sz="2" w:space="0" w:color="BFC7D5"/>
+              <w:bottom w:val="single" w:sz="2" w:space="0" w:color="BFC7D5"/>
+              <w:right w:val="single" w:sz="6" w:space="0" w:color="BFC7D5"/>
+            </w:tcBorders>
             <w:vAlign w:val="center"/>
           </w:tcPr>
           <w:p>
@@ -4124,8 +4955,12 @@
         <w:trPr/>
         <w:tc>
           <w:tcPr>
-            <w:tcW w:w="343" w:type="dxa"/>
-            <w:tcBorders/>
+            <w:tcW w:w="374" w:type="dxa"/>
+            <w:tcBorders>
+              <w:left w:val="single" w:sz="6" w:space="0" w:color="BFC7D5"/>
+              <w:bottom w:val="single" w:sz="2" w:space="0" w:color="BFC7D5"/>
+              <w:right w:val="single" w:sz="6" w:space="0" w:color="BFC7D5"/>
+            </w:tcBorders>
             <w:vAlign w:val="center"/>
           </w:tcPr>
           <w:p>
@@ -4144,8 +4979,12 @@
         </w:tc>
         <w:tc>
           <w:tcPr>
-            <w:tcW w:w="1103" w:type="dxa"/>
-            <w:tcBorders/>
+            <w:tcW w:w="1129" w:type="dxa"/>
+            <w:tcBorders>
+              <w:left w:val="single" w:sz="2" w:space="0" w:color="BFC7D5"/>
+              <w:bottom w:val="single" w:sz="2" w:space="0" w:color="BFC7D5"/>
+              <w:right w:val="single" w:sz="6" w:space="0" w:color="BFC7D5"/>
+            </w:tcBorders>
             <w:vAlign w:val="center"/>
           </w:tcPr>
           <w:p>
@@ -4166,8 +5005,12 @@
         </w:tc>
         <w:tc>
           <w:tcPr>
-            <w:tcW w:w="2879" w:type="dxa"/>
-            <w:tcBorders/>
+            <w:tcW w:w="3088" w:type="dxa"/>
+            <w:tcBorders>
+              <w:left w:val="single" w:sz="2" w:space="0" w:color="BFC7D5"/>
+              <w:bottom w:val="single" w:sz="2" w:space="0" w:color="BFC7D5"/>
+              <w:right w:val="single" w:sz="6" w:space="0" w:color="BFC7D5"/>
+            </w:tcBorders>
             <w:vAlign w:val="center"/>
           </w:tcPr>
           <w:p>
@@ -4186,8 +5029,12 @@
         </w:tc>
         <w:tc>
           <w:tcPr>
-            <w:tcW w:w="1423" w:type="dxa"/>
-            <w:tcBorders/>
+            <w:tcW w:w="1442" w:type="dxa"/>
+            <w:tcBorders>
+              <w:left w:val="single" w:sz="2" w:space="0" w:color="BFC7D5"/>
+              <w:bottom w:val="single" w:sz="2" w:space="0" w:color="BFC7D5"/>
+              <w:right w:val="single" w:sz="6" w:space="0" w:color="BFC7D5"/>
+            </w:tcBorders>
             <w:vAlign w:val="center"/>
           </w:tcPr>
           <w:p>
@@ -4206,8 +5053,12 @@
         </w:tc>
         <w:tc>
           <w:tcPr>
-            <w:tcW w:w="5591" w:type="dxa"/>
-            <w:tcBorders/>
+            <w:tcW w:w="5306" w:type="dxa"/>
+            <w:tcBorders>
+              <w:left w:val="single" w:sz="2" w:space="0" w:color="BFC7D5"/>
+              <w:bottom w:val="single" w:sz="2" w:space="0" w:color="BFC7D5"/>
+              <w:right w:val="single" w:sz="6" w:space="0" w:color="BFC7D5"/>
+            </w:tcBorders>
             <w:vAlign w:val="center"/>
           </w:tcPr>
           <w:p>
@@ -4234,8 +5085,12 @@
         <w:trPr/>
         <w:tc>
           <w:tcPr>
-            <w:tcW w:w="343" w:type="dxa"/>
-            <w:tcBorders/>
+            <w:tcW w:w="374" w:type="dxa"/>
+            <w:tcBorders>
+              <w:left w:val="single" w:sz="6" w:space="0" w:color="BFC7D5"/>
+              <w:bottom w:val="single" w:sz="2" w:space="0" w:color="BFC7D5"/>
+              <w:right w:val="single" w:sz="6" w:space="0" w:color="BFC7D5"/>
+            </w:tcBorders>
             <w:vAlign w:val="center"/>
           </w:tcPr>
           <w:p>
@@ -4254,8 +5109,12 @@
         </w:tc>
         <w:tc>
           <w:tcPr>
-            <w:tcW w:w="1103" w:type="dxa"/>
-            <w:tcBorders/>
+            <w:tcW w:w="1129" w:type="dxa"/>
+            <w:tcBorders>
+              <w:left w:val="single" w:sz="2" w:space="0" w:color="BFC7D5"/>
+              <w:bottom w:val="single" w:sz="2" w:space="0" w:color="BFC7D5"/>
+              <w:right w:val="single" w:sz="6" w:space="0" w:color="BFC7D5"/>
+            </w:tcBorders>
             <w:vAlign w:val="center"/>
           </w:tcPr>
           <w:p>
@@ -4276,8 +5135,12 @@
         </w:tc>
         <w:tc>
           <w:tcPr>
-            <w:tcW w:w="2879" w:type="dxa"/>
-            <w:tcBorders/>
+            <w:tcW w:w="3088" w:type="dxa"/>
+            <w:tcBorders>
+              <w:left w:val="single" w:sz="2" w:space="0" w:color="BFC7D5"/>
+              <w:bottom w:val="single" w:sz="2" w:space="0" w:color="BFC7D5"/>
+              <w:right w:val="single" w:sz="6" w:space="0" w:color="BFC7D5"/>
+            </w:tcBorders>
             <w:vAlign w:val="center"/>
           </w:tcPr>
           <w:p>
@@ -4296,8 +5159,12 @@
         </w:tc>
         <w:tc>
           <w:tcPr>
-            <w:tcW w:w="1423" w:type="dxa"/>
-            <w:tcBorders/>
+            <w:tcW w:w="1442" w:type="dxa"/>
+            <w:tcBorders>
+              <w:left w:val="single" w:sz="2" w:space="0" w:color="BFC7D5"/>
+              <w:bottom w:val="single" w:sz="2" w:space="0" w:color="BFC7D5"/>
+              <w:right w:val="single" w:sz="6" w:space="0" w:color="BFC7D5"/>
+            </w:tcBorders>
             <w:vAlign w:val="center"/>
           </w:tcPr>
           <w:p>
@@ -4316,8 +5183,12 @@
         </w:tc>
         <w:tc>
           <w:tcPr>
-            <w:tcW w:w="5591" w:type="dxa"/>
-            <w:tcBorders/>
+            <w:tcW w:w="5306" w:type="dxa"/>
+            <w:tcBorders>
+              <w:left w:val="single" w:sz="2" w:space="0" w:color="BFC7D5"/>
+              <w:bottom w:val="single" w:sz="2" w:space="0" w:color="BFC7D5"/>
+              <w:right w:val="single" w:sz="6" w:space="0" w:color="BFC7D5"/>
+            </w:tcBorders>
             <w:vAlign w:val="center"/>
           </w:tcPr>
           <w:p>
@@ -4339,8 +5210,12 @@
         <w:trPr/>
         <w:tc>
           <w:tcPr>
-            <w:tcW w:w="343" w:type="dxa"/>
-            <w:tcBorders/>
+            <w:tcW w:w="374" w:type="dxa"/>
+            <w:tcBorders>
+              <w:left w:val="single" w:sz="6" w:space="0" w:color="BFC7D5"/>
+              <w:bottom w:val="single" w:sz="6" w:space="0" w:color="BFC7D5"/>
+              <w:right w:val="single" w:sz="6" w:space="0" w:color="BFC7D5"/>
+            </w:tcBorders>
             <w:vAlign w:val="center"/>
           </w:tcPr>
           <w:p>
@@ -4359,8 +5234,12 @@
         </w:tc>
         <w:tc>
           <w:tcPr>
-            <w:tcW w:w="1103" w:type="dxa"/>
-            <w:tcBorders/>
+            <w:tcW w:w="1129" w:type="dxa"/>
+            <w:tcBorders>
+              <w:left w:val="single" w:sz="2" w:space="0" w:color="BFC7D5"/>
+              <w:bottom w:val="single" w:sz="6" w:space="0" w:color="BFC7D5"/>
+              <w:right w:val="single" w:sz="6" w:space="0" w:color="BFC7D5"/>
+            </w:tcBorders>
             <w:vAlign w:val="center"/>
           </w:tcPr>
           <w:p>
@@ -4381,8 +5260,12 @@
         </w:tc>
         <w:tc>
           <w:tcPr>
-            <w:tcW w:w="2879" w:type="dxa"/>
-            <w:tcBorders/>
+            <w:tcW w:w="3088" w:type="dxa"/>
+            <w:tcBorders>
+              <w:left w:val="single" w:sz="2" w:space="0" w:color="BFC7D5"/>
+              <w:bottom w:val="single" w:sz="6" w:space="0" w:color="BFC7D5"/>
+              <w:right w:val="single" w:sz="6" w:space="0" w:color="BFC7D5"/>
+            </w:tcBorders>
             <w:vAlign w:val="center"/>
           </w:tcPr>
           <w:p>
@@ -4401,8 +5284,12 @@
         </w:tc>
         <w:tc>
           <w:tcPr>
-            <w:tcW w:w="1423" w:type="dxa"/>
-            <w:tcBorders/>
+            <w:tcW w:w="1442" w:type="dxa"/>
+            <w:tcBorders>
+              <w:left w:val="single" w:sz="2" w:space="0" w:color="BFC7D5"/>
+              <w:bottom w:val="single" w:sz="6" w:space="0" w:color="BFC7D5"/>
+              <w:right w:val="single" w:sz="6" w:space="0" w:color="BFC7D5"/>
+            </w:tcBorders>
             <w:vAlign w:val="center"/>
           </w:tcPr>
           <w:p>
@@ -4421,8 +5308,12 @@
         </w:tc>
         <w:tc>
           <w:tcPr>
-            <w:tcW w:w="5591" w:type="dxa"/>
-            <w:tcBorders/>
+            <w:tcW w:w="5306" w:type="dxa"/>
+            <w:tcBorders>
+              <w:left w:val="single" w:sz="2" w:space="0" w:color="BFC7D5"/>
+              <w:bottom w:val="single" w:sz="6" w:space="0" w:color="BFC7D5"/>
+              <w:right w:val="single" w:sz="6" w:space="0" w:color="BFC7D5"/>
+            </w:tcBorders>
             <w:vAlign w:val="center"/>
           </w:tcPr>
           <w:p>
@@ -4505,23 +5396,23 @@
     </w:p>
     <w:tbl>
       <w:tblPr>
-        <w:tblW w:w="11339" w:type="dxa"/>
+        <w:tblW w:w="5000" w:type="pct"/>
         <w:jc w:val="left"/>
-        <w:tblInd w:w="0" w:type="dxa"/>
+        <w:tblInd w:w="-7" w:type="dxa"/>
         <w:tblLayout w:type="fixed"/>
         <w:tblCellMar>
-          <w:top w:w="28" w:type="dxa"/>
-          <w:left w:w="28" w:type="dxa"/>
-          <w:bottom w:w="28" w:type="dxa"/>
-          <w:right w:w="28" w:type="dxa"/>
+          <w:top w:w="60" w:type="dxa"/>
+          <w:left w:w="60" w:type="dxa"/>
+          <w:bottom w:w="60" w:type="dxa"/>
+          <w:right w:w="60" w:type="dxa"/>
         </w:tblCellMar>
       </w:tblPr>
       <w:tblGrid>
-        <w:gridCol w:w="2052"/>
-        <w:gridCol w:w="706"/>
-        <w:gridCol w:w="586"/>
-        <w:gridCol w:w="4332"/>
-        <w:gridCol w:w="3663"/>
+        <w:gridCol w:w="2049"/>
+        <w:gridCol w:w="741"/>
+        <w:gridCol w:w="621"/>
+        <w:gridCol w:w="4035"/>
+        <w:gridCol w:w="3893"/>
       </w:tblGrid>
       <w:tr>
         <w:trPr>
@@ -4529,110 +5420,150 @@
         </w:trPr>
         <w:tc>
           <w:tcPr>
-            <w:tcW w:w="2052" w:type="dxa"/>
-            <w:tcBorders/>
+            <w:tcW w:w="2049" w:type="dxa"/>
+            <w:tcBorders>
+              <w:top w:val="single" w:sz="6" w:space="0" w:color="BFC7D5"/>
+              <w:left w:val="single" w:sz="6" w:space="0" w:color="BFC7D5"/>
+              <w:bottom w:val="single" w:sz="2" w:space="0" w:color="BFC7D5"/>
+              <w:right w:val="single" w:sz="6" w:space="0" w:color="BFC7D5"/>
+            </w:tcBorders>
+            <w:shd w:fill="1F3A5F" w:val="clear"/>
             <w:vAlign w:val="center"/>
           </w:tcPr>
           <w:p>
             <w:pPr>
               <w:pStyle w:val="TableHeading"/>
-              <w:suppressLineNumbers/>
-              <w:shd w:fill="1F3A5F" w:val="clear"/>
-              <w:bidi w:val="0"/>
-              <w:spacing w:before="0" w:after="283"/>
-              <w:jc w:val="center"/>
-              <w:rPr/>
-            </w:pPr>
-            <w:r>
-              <w:rPr/>
+              <w:bidi w:val="0"/>
+              <w:spacing w:before="0" w:after="283"/>
+              <w:jc w:val="left"/>
+              <w:rPr>
+                <w:color w:val="FFFFFF"/>
+              </w:rPr>
+            </w:pPr>
+            <w:r>
+              <w:rPr>
+                <w:color w:val="FFFFFF"/>
+              </w:rPr>
               <w:t>Manifest</w:t>
             </w:r>
           </w:p>
         </w:tc>
         <w:tc>
           <w:tcPr>
-            <w:tcW w:w="706" w:type="dxa"/>
-            <w:tcBorders/>
+            <w:tcW w:w="741" w:type="dxa"/>
+            <w:tcBorders>
+              <w:top w:val="single" w:sz="6" w:space="0" w:color="BFC7D5"/>
+              <w:left w:val="single" w:sz="2" w:space="0" w:color="BFC7D5"/>
+              <w:bottom w:val="single" w:sz="2" w:space="0" w:color="BFC7D5"/>
+              <w:right w:val="single" w:sz="6" w:space="0" w:color="BFC7D5"/>
+            </w:tcBorders>
+            <w:shd w:fill="1F3A5F" w:val="clear"/>
             <w:vAlign w:val="center"/>
           </w:tcPr>
           <w:p>
             <w:pPr>
               <w:pStyle w:val="TableHeading"/>
-              <w:suppressLineNumbers/>
-              <w:shd w:fill="1F3A5F" w:val="clear"/>
-              <w:bidi w:val="0"/>
-              <w:spacing w:before="0" w:after="283"/>
-              <w:jc w:val="center"/>
-              <w:rPr/>
-            </w:pPr>
-            <w:r>
-              <w:rPr/>
+              <w:bidi w:val="0"/>
+              <w:spacing w:before="0" w:after="283"/>
+              <w:jc w:val="left"/>
+              <w:rPr>
+                <w:color w:val="FFFFFF"/>
+              </w:rPr>
+            </w:pPr>
+            <w:r>
+              <w:rPr>
+                <w:color w:val="FFFFFF"/>
+              </w:rPr>
               <w:t>Entries</w:t>
             </w:r>
           </w:p>
         </w:tc>
         <w:tc>
           <w:tcPr>
-            <w:tcW w:w="586" w:type="dxa"/>
-            <w:tcBorders/>
+            <w:tcW w:w="621" w:type="dxa"/>
+            <w:tcBorders>
+              <w:top w:val="single" w:sz="6" w:space="0" w:color="BFC7D5"/>
+              <w:left w:val="single" w:sz="2" w:space="0" w:color="BFC7D5"/>
+              <w:bottom w:val="single" w:sz="2" w:space="0" w:color="BFC7D5"/>
+              <w:right w:val="single" w:sz="6" w:space="0" w:color="BFC7D5"/>
+            </w:tcBorders>
+            <w:shd w:fill="1F3A5F" w:val="clear"/>
             <w:vAlign w:val="center"/>
           </w:tcPr>
           <w:p>
             <w:pPr>
               <w:pStyle w:val="TableHeading"/>
-              <w:suppressLineNumbers/>
-              <w:shd w:fill="1F3A5F" w:val="clear"/>
-              <w:bidi w:val="0"/>
-              <w:spacing w:before="0" w:after="283"/>
-              <w:jc w:val="center"/>
-              <w:rPr/>
-            </w:pPr>
-            <w:r>
-              <w:rPr/>
+              <w:bidi w:val="0"/>
+              <w:spacing w:before="0" w:after="283"/>
+              <w:jc w:val="left"/>
+              <w:rPr>
+                <w:color w:val="FFFFFF"/>
+              </w:rPr>
+            </w:pPr>
+            <w:r>
+              <w:rPr>
+                <w:color w:val="FFFFFF"/>
+              </w:rPr>
               <w:t>Exact</w:t>
             </w:r>
           </w:p>
         </w:tc>
         <w:tc>
           <w:tcPr>
-            <w:tcW w:w="4332" w:type="dxa"/>
-            <w:tcBorders/>
+            <w:tcW w:w="4035" w:type="dxa"/>
+            <w:tcBorders>
+              <w:top w:val="single" w:sz="6" w:space="0" w:color="BFC7D5"/>
+              <w:left w:val="single" w:sz="2" w:space="0" w:color="BFC7D5"/>
+              <w:bottom w:val="single" w:sz="2" w:space="0" w:color="BFC7D5"/>
+              <w:right w:val="single" w:sz="6" w:space="0" w:color="BFC7D5"/>
+            </w:tcBorders>
+            <w:shd w:fill="1F3A5F" w:val="clear"/>
             <w:vAlign w:val="center"/>
           </w:tcPr>
           <w:p>
             <w:pPr>
               <w:pStyle w:val="TableHeading"/>
-              <w:suppressLineNumbers/>
-              <w:shd w:fill="1F3A5F" w:val="clear"/>
-              <w:bidi w:val="0"/>
-              <w:spacing w:before="0" w:after="283"/>
-              <w:jc w:val="center"/>
-              <w:rPr/>
-            </w:pPr>
-            <w:r>
-              <w:rPr/>
+              <w:bidi w:val="0"/>
+              <w:spacing w:before="0" w:after="283"/>
+              <w:jc w:val="left"/>
+              <w:rPr>
+                <w:color w:val="FFFFFF"/>
+              </w:rPr>
+            </w:pPr>
+            <w:r>
+              <w:rPr>
+                <w:color w:val="FFFFFF"/>
+              </w:rPr>
               <w:t>Ranged</w:t>
             </w:r>
           </w:p>
         </w:tc>
         <w:tc>
           <w:tcPr>
-            <w:tcW w:w="3663" w:type="dxa"/>
-            <w:tcBorders/>
+            <w:tcW w:w="3893" w:type="dxa"/>
+            <w:tcBorders>
+              <w:top w:val="single" w:sz="6" w:space="0" w:color="BFC7D5"/>
+              <w:left w:val="single" w:sz="2" w:space="0" w:color="BFC7D5"/>
+              <w:bottom w:val="single" w:sz="2" w:space="0" w:color="BFC7D5"/>
+              <w:right w:val="single" w:sz="6" w:space="0" w:color="BFC7D5"/>
+            </w:tcBorders>
+            <w:shd w:fill="1F3A5F" w:val="clear"/>
             <w:vAlign w:val="center"/>
           </w:tcPr>
           <w:p>
             <w:pPr>
               <w:pStyle w:val="TableHeading"/>
-              <w:suppressLineNumbers/>
-              <w:shd w:fill="1F3A5F" w:val="clear"/>
-              <w:bidi w:val="0"/>
-              <w:spacing w:before="0" w:after="283"/>
-              <w:jc w:val="center"/>
-              <w:rPr/>
-            </w:pPr>
-            <w:r>
-              <w:rPr/>
+              <w:bidi w:val="0"/>
+              <w:spacing w:before="0" w:after="283"/>
+              <w:jc w:val="left"/>
+              <w:rPr>
+                <w:color w:val="FFFFFF"/>
+              </w:rPr>
+            </w:pPr>
+            <w:r>
+              <w:rPr>
+                <w:color w:val="FFFFFF"/>
+              </w:rPr>
               <w:t>Unpinned</w:t>
             </w:r>
           </w:p>
@@ -4642,8 +5573,12 @@
         <w:trPr/>
         <w:tc>
           <w:tcPr>
-            <w:tcW w:w="2052" w:type="dxa"/>
-            <w:tcBorders/>
+            <w:tcW w:w="2049" w:type="dxa"/>
+            <w:tcBorders>
+              <w:left w:val="single" w:sz="6" w:space="0" w:color="BFC7D5"/>
+              <w:bottom w:val="single" w:sz="2" w:space="0" w:color="BFC7D5"/>
+              <w:right w:val="single" w:sz="6" w:space="0" w:color="BFC7D5"/>
+            </w:tcBorders>
             <w:vAlign w:val="center"/>
           </w:tcPr>
           <w:p>
@@ -4664,8 +5599,12 @@
         </w:tc>
         <w:tc>
           <w:tcPr>
-            <w:tcW w:w="706" w:type="dxa"/>
-            <w:tcBorders/>
+            <w:tcW w:w="741" w:type="dxa"/>
+            <w:tcBorders>
+              <w:left w:val="single" w:sz="2" w:space="0" w:color="BFC7D5"/>
+              <w:bottom w:val="single" w:sz="2" w:space="0" w:color="BFC7D5"/>
+              <w:right w:val="single" w:sz="6" w:space="0" w:color="BFC7D5"/>
+            </w:tcBorders>
             <w:vAlign w:val="center"/>
           </w:tcPr>
           <w:p>
@@ -4684,8 +5623,12 @@
         </w:tc>
         <w:tc>
           <w:tcPr>
-            <w:tcW w:w="586" w:type="dxa"/>
-            <w:tcBorders/>
+            <w:tcW w:w="621" w:type="dxa"/>
+            <w:tcBorders>
+              <w:left w:val="single" w:sz="2" w:space="0" w:color="BFC7D5"/>
+              <w:bottom w:val="single" w:sz="2" w:space="0" w:color="BFC7D5"/>
+              <w:right w:val="single" w:sz="6" w:space="0" w:color="BFC7D5"/>
+            </w:tcBorders>
             <w:vAlign w:val="center"/>
           </w:tcPr>
           <w:p>
@@ -4704,8 +5647,12 @@
         </w:tc>
         <w:tc>
           <w:tcPr>
-            <w:tcW w:w="4332" w:type="dxa"/>
-            <w:tcBorders/>
+            <w:tcW w:w="4035" w:type="dxa"/>
+            <w:tcBorders>
+              <w:left w:val="single" w:sz="2" w:space="0" w:color="BFC7D5"/>
+              <w:bottom w:val="single" w:sz="2" w:space="0" w:color="BFC7D5"/>
+              <w:right w:val="single" w:sz="6" w:space="0" w:color="BFC7D5"/>
+            </w:tcBorders>
             <w:vAlign w:val="center"/>
           </w:tcPr>
           <w:p>
@@ -4794,8 +5741,12 @@
         </w:tc>
         <w:tc>
           <w:tcPr>
-            <w:tcW w:w="3663" w:type="dxa"/>
-            <w:tcBorders/>
+            <w:tcW w:w="3893" w:type="dxa"/>
+            <w:tcBorders>
+              <w:left w:val="single" w:sz="2" w:space="0" w:color="BFC7D5"/>
+              <w:bottom w:val="single" w:sz="2" w:space="0" w:color="BFC7D5"/>
+              <w:right w:val="single" w:sz="6" w:space="0" w:color="BFC7D5"/>
+            </w:tcBorders>
             <w:vAlign w:val="center"/>
           </w:tcPr>
           <w:p>
@@ -4817,8 +5768,12 @@
         <w:trPr/>
         <w:tc>
           <w:tcPr>
-            <w:tcW w:w="2052" w:type="dxa"/>
-            <w:tcBorders/>
+            <w:tcW w:w="2049" w:type="dxa"/>
+            <w:tcBorders>
+              <w:left w:val="single" w:sz="6" w:space="0" w:color="BFC7D5"/>
+              <w:bottom w:val="single" w:sz="2" w:space="0" w:color="BFC7D5"/>
+              <w:right w:val="single" w:sz="6" w:space="0" w:color="BFC7D5"/>
+            </w:tcBorders>
             <w:vAlign w:val="center"/>
           </w:tcPr>
           <w:p>
@@ -4839,8 +5794,12 @@
         </w:tc>
         <w:tc>
           <w:tcPr>
-            <w:tcW w:w="706" w:type="dxa"/>
-            <w:tcBorders/>
+            <w:tcW w:w="741" w:type="dxa"/>
+            <w:tcBorders>
+              <w:left w:val="single" w:sz="2" w:space="0" w:color="BFC7D5"/>
+              <w:bottom w:val="single" w:sz="2" w:space="0" w:color="BFC7D5"/>
+              <w:right w:val="single" w:sz="6" w:space="0" w:color="BFC7D5"/>
+            </w:tcBorders>
             <w:vAlign w:val="center"/>
           </w:tcPr>
           <w:p>
@@ -4859,8 +5818,12 @@
         </w:tc>
         <w:tc>
           <w:tcPr>
-            <w:tcW w:w="586" w:type="dxa"/>
-            <w:tcBorders/>
+            <w:tcW w:w="621" w:type="dxa"/>
+            <w:tcBorders>
+              <w:left w:val="single" w:sz="2" w:space="0" w:color="BFC7D5"/>
+              <w:bottom w:val="single" w:sz="2" w:space="0" w:color="BFC7D5"/>
+              <w:right w:val="single" w:sz="6" w:space="0" w:color="BFC7D5"/>
+            </w:tcBorders>
             <w:vAlign w:val="center"/>
           </w:tcPr>
           <w:p>
@@ -4879,8 +5842,12 @@
         </w:tc>
         <w:tc>
           <w:tcPr>
-            <w:tcW w:w="4332" w:type="dxa"/>
-            <w:tcBorders/>
+            <w:tcW w:w="4035" w:type="dxa"/>
+            <w:tcBorders>
+              <w:left w:val="single" w:sz="2" w:space="0" w:color="BFC7D5"/>
+              <w:bottom w:val="single" w:sz="2" w:space="0" w:color="BFC7D5"/>
+              <w:right w:val="single" w:sz="6" w:space="0" w:color="BFC7D5"/>
+            </w:tcBorders>
             <w:vAlign w:val="center"/>
           </w:tcPr>
           <w:p>
@@ -4929,8 +5896,12 @@
         </w:tc>
         <w:tc>
           <w:tcPr>
-            <w:tcW w:w="3663" w:type="dxa"/>
-            <w:tcBorders/>
+            <w:tcW w:w="3893" w:type="dxa"/>
+            <w:tcBorders>
+              <w:left w:val="single" w:sz="2" w:space="0" w:color="BFC7D5"/>
+              <w:bottom w:val="single" w:sz="2" w:space="0" w:color="BFC7D5"/>
+              <w:right w:val="single" w:sz="6" w:space="0" w:color="BFC7D5"/>
+            </w:tcBorders>
             <w:vAlign w:val="center"/>
           </w:tcPr>
           <w:p>
@@ -4952,8 +5923,12 @@
         <w:trPr/>
         <w:tc>
           <w:tcPr>
-            <w:tcW w:w="2052" w:type="dxa"/>
-            <w:tcBorders/>
+            <w:tcW w:w="2049" w:type="dxa"/>
+            <w:tcBorders>
+              <w:left w:val="single" w:sz="6" w:space="0" w:color="BFC7D5"/>
+              <w:bottom w:val="single" w:sz="2" w:space="0" w:color="BFC7D5"/>
+              <w:right w:val="single" w:sz="6" w:space="0" w:color="BFC7D5"/>
+            </w:tcBorders>
             <w:vAlign w:val="center"/>
           </w:tcPr>
           <w:p>
@@ -4974,8 +5949,12 @@
         </w:tc>
         <w:tc>
           <w:tcPr>
-            <w:tcW w:w="706" w:type="dxa"/>
-            <w:tcBorders/>
+            <w:tcW w:w="741" w:type="dxa"/>
+            <w:tcBorders>
+              <w:left w:val="single" w:sz="2" w:space="0" w:color="BFC7D5"/>
+              <w:bottom w:val="single" w:sz="2" w:space="0" w:color="BFC7D5"/>
+              <w:right w:val="single" w:sz="6" w:space="0" w:color="BFC7D5"/>
+            </w:tcBorders>
             <w:vAlign w:val="center"/>
           </w:tcPr>
           <w:p>
@@ -4994,8 +5973,12 @@
         </w:tc>
         <w:tc>
           <w:tcPr>
-            <w:tcW w:w="586" w:type="dxa"/>
-            <w:tcBorders/>
+            <w:tcW w:w="621" w:type="dxa"/>
+            <w:tcBorders>
+              <w:left w:val="single" w:sz="2" w:space="0" w:color="BFC7D5"/>
+              <w:bottom w:val="single" w:sz="2" w:space="0" w:color="BFC7D5"/>
+              <w:right w:val="single" w:sz="6" w:space="0" w:color="BFC7D5"/>
+            </w:tcBorders>
             <w:vAlign w:val="center"/>
           </w:tcPr>
           <w:p>
@@ -5014,8 +5997,12 @@
         </w:tc>
         <w:tc>
           <w:tcPr>
-            <w:tcW w:w="4332" w:type="dxa"/>
-            <w:tcBorders/>
+            <w:tcW w:w="4035" w:type="dxa"/>
+            <w:tcBorders>
+              <w:left w:val="single" w:sz="2" w:space="0" w:color="BFC7D5"/>
+              <w:bottom w:val="single" w:sz="2" w:space="0" w:color="BFC7D5"/>
+              <w:right w:val="single" w:sz="6" w:space="0" w:color="BFC7D5"/>
+            </w:tcBorders>
             <w:vAlign w:val="center"/>
           </w:tcPr>
           <w:p>
@@ -5034,8 +6021,12 @@
         </w:tc>
         <w:tc>
           <w:tcPr>
-            <w:tcW w:w="3663" w:type="dxa"/>
-            <w:tcBorders/>
+            <w:tcW w:w="3893" w:type="dxa"/>
+            <w:tcBorders>
+              <w:left w:val="single" w:sz="2" w:space="0" w:color="BFC7D5"/>
+              <w:bottom w:val="single" w:sz="2" w:space="0" w:color="BFC7D5"/>
+              <w:right w:val="single" w:sz="6" w:space="0" w:color="BFC7D5"/>
+            </w:tcBorders>
             <w:vAlign w:val="center"/>
           </w:tcPr>
           <w:p>
@@ -5073,8 +6064,12 @@
         <w:trPr/>
         <w:tc>
           <w:tcPr>
-            <w:tcW w:w="2052" w:type="dxa"/>
-            <w:tcBorders/>
+            <w:tcW w:w="2049" w:type="dxa"/>
+            <w:tcBorders>
+              <w:left w:val="single" w:sz="6" w:space="0" w:color="BFC7D5"/>
+              <w:bottom w:val="single" w:sz="6" w:space="0" w:color="BFC7D5"/>
+              <w:right w:val="single" w:sz="6" w:space="0" w:color="BFC7D5"/>
+            </w:tcBorders>
             <w:vAlign w:val="center"/>
           </w:tcPr>
           <w:p>
@@ -5093,8 +6088,12 @@
         </w:tc>
         <w:tc>
           <w:tcPr>
-            <w:tcW w:w="706" w:type="dxa"/>
-            <w:tcBorders/>
+            <w:tcW w:w="741" w:type="dxa"/>
+            <w:tcBorders>
+              <w:left w:val="single" w:sz="2" w:space="0" w:color="BFC7D5"/>
+              <w:bottom w:val="single" w:sz="6" w:space="0" w:color="BFC7D5"/>
+              <w:right w:val="single" w:sz="6" w:space="0" w:color="BFC7D5"/>
+            </w:tcBorders>
             <w:vAlign w:val="center"/>
           </w:tcPr>
           <w:p>
@@ -5113,8 +6112,12 @@
         </w:tc>
         <w:tc>
           <w:tcPr>
-            <w:tcW w:w="586" w:type="dxa"/>
-            <w:tcBorders/>
+            <w:tcW w:w="621" w:type="dxa"/>
+            <w:tcBorders>
+              <w:left w:val="single" w:sz="2" w:space="0" w:color="BFC7D5"/>
+              <w:bottom w:val="single" w:sz="6" w:space="0" w:color="BFC7D5"/>
+              <w:right w:val="single" w:sz="6" w:space="0" w:color="BFC7D5"/>
+            </w:tcBorders>
             <w:vAlign w:val="center"/>
           </w:tcPr>
           <w:p>
@@ -5133,8 +6136,12 @@
         </w:tc>
         <w:tc>
           <w:tcPr>
-            <w:tcW w:w="4332" w:type="dxa"/>
-            <w:tcBorders/>
+            <w:tcW w:w="4035" w:type="dxa"/>
+            <w:tcBorders>
+              <w:left w:val="single" w:sz="2" w:space="0" w:color="BFC7D5"/>
+              <w:bottom w:val="single" w:sz="6" w:space="0" w:color="BFC7D5"/>
+              <w:right w:val="single" w:sz="6" w:space="0" w:color="BFC7D5"/>
+            </w:tcBorders>
             <w:vAlign w:val="center"/>
           </w:tcPr>
           <w:p>
@@ -5153,33 +6160,47 @@
         </w:tc>
         <w:tc>
           <w:tcPr>
-            <w:tcW w:w="3663" w:type="dxa"/>
-            <w:tcBorders/>
-            <w:vAlign w:val="center"/>
-          </w:tcPr>
-          <w:p>
-            <w:pPr>
-              <w:pStyle w:val="TableContents"/>
-              <w:bidi w:val="0"/>
-              <w:spacing w:before="0" w:after="283"/>
-              <w:jc w:val="left"/>
-              <w:rPr/>
-            </w:pPr>
-            <w:r>
-              <w:rPr>
-                <w:rStyle w:val="SourceText"/>
-              </w:rPr>
-              <w:t>nemo_toolkit[asr] @ git+…@main</w:t>
-            </w:r>
-            <w:r>
-              <w:rPr/>
-              <w:t xml:space="preserve"> (</w:t>
-            </w:r>
-            <w:r>
-              <w:rPr>
-                <w:rStyle w:val="Strong"/>
-              </w:rPr>
-              <w:t>moving branch</w:t>
+            <w:tcW w:w="3893" w:type="dxa"/>
+            <w:tcBorders>
+              <w:left w:val="single" w:sz="2" w:space="0" w:color="BFC7D5"/>
+              <w:bottom w:val="single" w:sz="6" w:space="0" w:color="BFC7D5"/>
+              <w:right w:val="single" w:sz="6" w:space="0" w:color="BFC7D5"/>
+            </w:tcBorders>
+            <w:vAlign w:val="center"/>
+          </w:tcPr>
+          <w:p>
+            <w:pPr>
+              <w:pStyle w:val="TableContents"/>
+              <w:bidi w:val="0"/>
+              <w:spacing w:before="0" w:after="283"/>
+              <w:jc w:val="left"/>
+              <w:rPr/>
+            </w:pPr>
+            <w:r>
+              <w:rPr>
+                <w:rStyle w:val="SourceText"/>
+              </w:rPr>
+              <w:t>nemo_toolkit[asr] @ git+…@60ce9407</w:t>
+            </w:r>
+            <w:r>
+              <w:rPr/>
+              <w:t xml:space="preserve"> (pinned commit since </w:t>
+            </w:r>
+            <w:r>
+              <w:rPr>
+                <w:rStyle w:val="SourceText"/>
+              </w:rPr>
+              <w:t>51fd3bc</w:t>
+            </w:r>
+            <w:r>
+              <w:rPr/>
+              <w:t xml:space="preserve">; was </w:t>
+            </w:r>
+            <w:r>
+              <w:rPr>
+                <w:rStyle w:val="SourceText"/>
+              </w:rPr>
+              <w:t>@main</w:t>
             </w:r>
             <w:r>
               <w:rPr/>
@@ -5239,22 +6260,22 @@
     </w:p>
     <w:tbl>
       <w:tblPr>
-        <w:tblW w:w="11339" w:type="dxa"/>
+        <w:tblW w:w="5000" w:type="pct"/>
         <w:jc w:val="left"/>
-        <w:tblInd w:w="0" w:type="dxa"/>
+        <w:tblInd w:w="-7" w:type="dxa"/>
         <w:tblLayout w:type="fixed"/>
         <w:tblCellMar>
-          <w:top w:w="28" w:type="dxa"/>
-          <w:left w:w="28" w:type="dxa"/>
-          <w:bottom w:w="28" w:type="dxa"/>
-          <w:right w:w="28" w:type="dxa"/>
+          <w:top w:w="60" w:type="dxa"/>
+          <w:left w:w="60" w:type="dxa"/>
+          <w:bottom w:w="60" w:type="dxa"/>
+          <w:right w:w="60" w:type="dxa"/>
         </w:tblCellMar>
       </w:tblPr>
       <w:tblGrid>
-        <w:gridCol w:w="3465"/>
-        <w:gridCol w:w="1342"/>
-        <w:gridCol w:w="1619"/>
-        <w:gridCol w:w="4913"/>
+        <w:gridCol w:w="3468"/>
+        <w:gridCol w:w="1369"/>
+        <w:gridCol w:w="1643"/>
+        <w:gridCol w:w="4859"/>
       </w:tblGrid>
       <w:tr>
         <w:trPr>
@@ -5262,88 +6283,120 @@
         </w:trPr>
         <w:tc>
           <w:tcPr>
-            <w:tcW w:w="3465" w:type="dxa"/>
-            <w:tcBorders/>
+            <w:tcW w:w="3468" w:type="dxa"/>
+            <w:tcBorders>
+              <w:top w:val="single" w:sz="6" w:space="0" w:color="BFC7D5"/>
+              <w:left w:val="single" w:sz="6" w:space="0" w:color="BFC7D5"/>
+              <w:bottom w:val="single" w:sz="2" w:space="0" w:color="BFC7D5"/>
+              <w:right w:val="single" w:sz="6" w:space="0" w:color="BFC7D5"/>
+            </w:tcBorders>
+            <w:shd w:fill="1F3A5F" w:val="clear"/>
             <w:vAlign w:val="center"/>
           </w:tcPr>
           <w:p>
             <w:pPr>
               <w:pStyle w:val="TableHeading"/>
-              <w:suppressLineNumbers/>
-              <w:shd w:fill="1F3A5F" w:val="clear"/>
-              <w:bidi w:val="0"/>
-              <w:spacing w:before="0" w:after="283"/>
-              <w:jc w:val="center"/>
-              <w:rPr/>
-            </w:pPr>
-            <w:r>
-              <w:rPr/>
+              <w:bidi w:val="0"/>
+              <w:spacing w:before="0" w:after="283"/>
+              <w:jc w:val="left"/>
+              <w:rPr>
+                <w:color w:val="FFFFFF"/>
+              </w:rPr>
+            </w:pPr>
+            <w:r>
+              <w:rPr>
+                <w:color w:val="FFFFFF"/>
+              </w:rPr>
               <w:t>Document</w:t>
             </w:r>
           </w:p>
         </w:tc>
         <w:tc>
           <w:tcPr>
-            <w:tcW w:w="1342" w:type="dxa"/>
-            <w:tcBorders/>
+            <w:tcW w:w="1369" w:type="dxa"/>
+            <w:tcBorders>
+              <w:top w:val="single" w:sz="6" w:space="0" w:color="BFC7D5"/>
+              <w:left w:val="single" w:sz="2" w:space="0" w:color="BFC7D5"/>
+              <w:bottom w:val="single" w:sz="2" w:space="0" w:color="BFC7D5"/>
+              <w:right w:val="single" w:sz="6" w:space="0" w:color="BFC7D5"/>
+            </w:tcBorders>
+            <w:shd w:fill="1F3A5F" w:val="clear"/>
             <w:vAlign w:val="center"/>
           </w:tcPr>
           <w:p>
             <w:pPr>
               <w:pStyle w:val="TableHeading"/>
-              <w:suppressLineNumbers/>
-              <w:shd w:fill="1F3A5F" w:val="clear"/>
-              <w:bidi w:val="0"/>
-              <w:spacing w:before="0" w:after="283"/>
-              <w:jc w:val="center"/>
-              <w:rPr/>
-            </w:pPr>
-            <w:r>
-              <w:rPr/>
+              <w:bidi w:val="0"/>
+              <w:spacing w:before="0" w:after="283"/>
+              <w:jc w:val="left"/>
+              <w:rPr>
+                <w:color w:val="FFFFFF"/>
+              </w:rPr>
+            </w:pPr>
+            <w:r>
+              <w:rPr>
+                <w:color w:val="FFFFFF"/>
+              </w:rPr>
               <w:t>Version / date in use</w:t>
             </w:r>
           </w:p>
         </w:tc>
         <w:tc>
           <w:tcPr>
-            <w:tcW w:w="1619" w:type="dxa"/>
-            <w:tcBorders/>
+            <w:tcW w:w="1643" w:type="dxa"/>
+            <w:tcBorders>
+              <w:top w:val="single" w:sz="6" w:space="0" w:color="BFC7D5"/>
+              <w:left w:val="single" w:sz="2" w:space="0" w:color="BFC7D5"/>
+              <w:bottom w:val="single" w:sz="2" w:space="0" w:color="BFC7D5"/>
+              <w:right w:val="single" w:sz="6" w:space="0" w:color="BFC7D5"/>
+            </w:tcBorders>
+            <w:shd w:fill="1F3A5F" w:val="clear"/>
             <w:vAlign w:val="center"/>
           </w:tcPr>
           <w:p>
             <w:pPr>
               <w:pStyle w:val="TableHeading"/>
-              <w:suppressLineNumbers/>
-              <w:shd w:fill="1F3A5F" w:val="clear"/>
-              <w:bidi w:val="0"/>
-              <w:spacing w:before="0" w:after="283"/>
-              <w:jc w:val="center"/>
-              <w:rPr/>
-            </w:pPr>
-            <w:r>
-              <w:rPr/>
+              <w:bidi w:val="0"/>
+              <w:spacing w:before="0" w:after="283"/>
+              <w:jc w:val="left"/>
+              <w:rPr>
+                <w:color w:val="FFFFFF"/>
+              </w:rPr>
+            </w:pPr>
+            <w:r>
+              <w:rPr>
+                <w:color w:val="FFFFFF"/>
+              </w:rPr>
               <w:t>Held where</w:t>
             </w:r>
           </w:p>
         </w:tc>
         <w:tc>
           <w:tcPr>
-            <w:tcW w:w="4913" w:type="dxa"/>
-            <w:tcBorders/>
+            <w:tcW w:w="4859" w:type="dxa"/>
+            <w:tcBorders>
+              <w:top w:val="single" w:sz="6" w:space="0" w:color="BFC7D5"/>
+              <w:left w:val="single" w:sz="2" w:space="0" w:color="BFC7D5"/>
+              <w:bottom w:val="single" w:sz="2" w:space="0" w:color="BFC7D5"/>
+              <w:right w:val="single" w:sz="6" w:space="0" w:color="BFC7D5"/>
+            </w:tcBorders>
+            <w:shd w:fill="1F3A5F" w:val="clear"/>
             <w:vAlign w:val="center"/>
           </w:tcPr>
           <w:p>
             <w:pPr>
               <w:pStyle w:val="TableHeading"/>
-              <w:suppressLineNumbers/>
-              <w:shd w:fill="1F3A5F" w:val="clear"/>
-              <w:bidi w:val="0"/>
-              <w:spacing w:before="0" w:after="283"/>
-              <w:jc w:val="center"/>
-              <w:rPr/>
-            </w:pPr>
-            <w:r>
-              <w:rPr/>
+              <w:bidi w:val="0"/>
+              <w:spacing w:before="0" w:after="283"/>
+              <w:jc w:val="left"/>
+              <w:rPr>
+                <w:color w:val="FFFFFF"/>
+              </w:rPr>
+            </w:pPr>
+            <w:r>
+              <w:rPr>
+                <w:color w:val="FFFFFF"/>
+              </w:rPr>
               <w:t>Notes</w:t>
             </w:r>
           </w:p>
@@ -5353,8 +6406,12 @@
         <w:trPr/>
         <w:tc>
           <w:tcPr>
-            <w:tcW w:w="3465" w:type="dxa"/>
-            <w:tcBorders/>
+            <w:tcW w:w="3468" w:type="dxa"/>
+            <w:tcBorders>
+              <w:left w:val="single" w:sz="6" w:space="0" w:color="BFC7D5"/>
+              <w:bottom w:val="single" w:sz="2" w:space="0" w:color="BFC7D5"/>
+              <w:right w:val="single" w:sz="6" w:space="0" w:color="BFC7D5"/>
+            </w:tcBorders>
             <w:vAlign w:val="center"/>
           </w:tcPr>
           <w:p>
@@ -5379,8 +6436,12 @@
         </w:tc>
         <w:tc>
           <w:tcPr>
-            <w:tcW w:w="1342" w:type="dxa"/>
-            <w:tcBorders/>
+            <w:tcW w:w="1369" w:type="dxa"/>
+            <w:tcBorders>
+              <w:left w:val="single" w:sz="2" w:space="0" w:color="BFC7D5"/>
+              <w:bottom w:val="single" w:sz="2" w:space="0" w:color="BFC7D5"/>
+              <w:right w:val="single" w:sz="6" w:space="0" w:color="BFC7D5"/>
+            </w:tcBorders>
             <w:vAlign w:val="center"/>
           </w:tcPr>
           <w:p>
@@ -5399,8 +6460,12 @@
         </w:tc>
         <w:tc>
           <w:tcPr>
-            <w:tcW w:w="1619" w:type="dxa"/>
-            <w:tcBorders/>
+            <w:tcW w:w="1643" w:type="dxa"/>
+            <w:tcBorders>
+              <w:left w:val="single" w:sz="2" w:space="0" w:color="BFC7D5"/>
+              <w:bottom w:val="single" w:sz="2" w:space="0" w:color="BFC7D5"/>
+              <w:right w:val="single" w:sz="6" w:space="0" w:color="BFC7D5"/>
+            </w:tcBorders>
             <w:vAlign w:val="center"/>
           </w:tcPr>
           <w:p>
@@ -5419,8 +6484,12 @@
         </w:tc>
         <w:tc>
           <w:tcPr>
-            <w:tcW w:w="4913" w:type="dxa"/>
-            <w:tcBorders/>
+            <w:tcW w:w="4859" w:type="dxa"/>
+            <w:tcBorders>
+              <w:left w:val="single" w:sz="2" w:space="0" w:color="BFC7D5"/>
+              <w:bottom w:val="single" w:sz="2" w:space="0" w:color="BFC7D5"/>
+              <w:right w:val="single" w:sz="6" w:space="0" w:color="BFC7D5"/>
+            </w:tcBorders>
             <w:vAlign w:val="center"/>
           </w:tcPr>
           <w:p>
@@ -5442,8 +6511,12 @@
         <w:trPr/>
         <w:tc>
           <w:tcPr>
-            <w:tcW w:w="3465" w:type="dxa"/>
-            <w:tcBorders/>
+            <w:tcW w:w="3468" w:type="dxa"/>
+            <w:tcBorders>
+              <w:left w:val="single" w:sz="6" w:space="0" w:color="BFC7D5"/>
+              <w:bottom w:val="single" w:sz="2" w:space="0" w:color="BFC7D5"/>
+              <w:right w:val="single" w:sz="6" w:space="0" w:color="BFC7D5"/>
+            </w:tcBorders>
             <w:vAlign w:val="center"/>
           </w:tcPr>
           <w:p>
@@ -5462,8 +6535,12 @@
         </w:tc>
         <w:tc>
           <w:tcPr>
-            <w:tcW w:w="1342" w:type="dxa"/>
-            <w:tcBorders/>
+            <w:tcW w:w="1369" w:type="dxa"/>
+            <w:tcBorders>
+              <w:left w:val="single" w:sz="2" w:space="0" w:color="BFC7D5"/>
+              <w:bottom w:val="single" w:sz="2" w:space="0" w:color="BFC7D5"/>
+              <w:right w:val="single" w:sz="6" w:space="0" w:color="BFC7D5"/>
+            </w:tcBorders>
             <w:vAlign w:val="center"/>
           </w:tcPr>
           <w:p>
@@ -5482,8 +6559,12 @@
         </w:tc>
         <w:tc>
           <w:tcPr>
-            <w:tcW w:w="1619" w:type="dxa"/>
-            <w:tcBorders/>
+            <w:tcW w:w="1643" w:type="dxa"/>
+            <w:tcBorders>
+              <w:left w:val="single" w:sz="2" w:space="0" w:color="BFC7D5"/>
+              <w:bottom w:val="single" w:sz="2" w:space="0" w:color="BFC7D5"/>
+              <w:right w:val="single" w:sz="6" w:space="0" w:color="BFC7D5"/>
+            </w:tcBorders>
             <w:vAlign w:val="center"/>
           </w:tcPr>
           <w:p>
@@ -5502,8 +6583,12 @@
         </w:tc>
         <w:tc>
           <w:tcPr>
-            <w:tcW w:w="4913" w:type="dxa"/>
-            <w:tcBorders/>
+            <w:tcW w:w="4859" w:type="dxa"/>
+            <w:tcBorders>
+              <w:left w:val="single" w:sz="2" w:space="0" w:color="BFC7D5"/>
+              <w:bottom w:val="single" w:sz="2" w:space="0" w:color="BFC7D5"/>
+              <w:right w:val="single" w:sz="6" w:space="0" w:color="BFC7D5"/>
+            </w:tcBorders>
             <w:vAlign w:val="center"/>
           </w:tcPr>
           <w:p>
@@ -5531,8 +6616,12 @@
         <w:trPr/>
         <w:tc>
           <w:tcPr>
-            <w:tcW w:w="3465" w:type="dxa"/>
-            <w:tcBorders/>
+            <w:tcW w:w="3468" w:type="dxa"/>
+            <w:tcBorders>
+              <w:left w:val="single" w:sz="6" w:space="0" w:color="BFC7D5"/>
+              <w:bottom w:val="single" w:sz="6" w:space="0" w:color="BFC7D5"/>
+              <w:right w:val="single" w:sz="6" w:space="0" w:color="BFC7D5"/>
+            </w:tcBorders>
             <w:vAlign w:val="center"/>
           </w:tcPr>
           <w:p>
@@ -5551,8 +6640,12 @@
         </w:tc>
         <w:tc>
           <w:tcPr>
-            <w:tcW w:w="1342" w:type="dxa"/>
-            <w:tcBorders/>
+            <w:tcW w:w="1369" w:type="dxa"/>
+            <w:tcBorders>
+              <w:left w:val="single" w:sz="2" w:space="0" w:color="BFC7D5"/>
+              <w:bottom w:val="single" w:sz="6" w:space="0" w:color="BFC7D5"/>
+              <w:right w:val="single" w:sz="6" w:space="0" w:color="BFC7D5"/>
+            </w:tcBorders>
             <w:vAlign w:val="center"/>
           </w:tcPr>
           <w:p>
@@ -5571,8 +6664,12 @@
         </w:tc>
         <w:tc>
           <w:tcPr>
-            <w:tcW w:w="1619" w:type="dxa"/>
-            <w:tcBorders/>
+            <w:tcW w:w="1643" w:type="dxa"/>
+            <w:tcBorders>
+              <w:left w:val="single" w:sz="2" w:space="0" w:color="BFC7D5"/>
+              <w:bottom w:val="single" w:sz="6" w:space="0" w:color="BFC7D5"/>
+              <w:right w:val="single" w:sz="6" w:space="0" w:color="BFC7D5"/>
+            </w:tcBorders>
             <w:vAlign w:val="center"/>
           </w:tcPr>
           <w:p>
@@ -5591,8 +6688,12 @@
         </w:tc>
         <w:tc>
           <w:tcPr>
-            <w:tcW w:w="4913" w:type="dxa"/>
-            <w:tcBorders/>
+            <w:tcW w:w="4859" w:type="dxa"/>
+            <w:tcBorders>
+              <w:left w:val="single" w:sz="2" w:space="0" w:color="BFC7D5"/>
+              <w:bottom w:val="single" w:sz="6" w:space="0" w:color="BFC7D5"/>
+              <w:right w:val="single" w:sz="6" w:space="0" w:color="BFC7D5"/>
+            </w:tcBorders>
             <w:vAlign w:val="center"/>
           </w:tcPr>
           <w:p>
@@ -5631,23 +6732,23 @@
     </w:p>
     <w:tbl>
       <w:tblPr>
-        <w:tblW w:w="11339" w:type="dxa"/>
+        <w:tblW w:w="5000" w:type="pct"/>
         <w:jc w:val="left"/>
-        <w:tblInd w:w="0" w:type="dxa"/>
+        <w:tblInd w:w="-7" w:type="dxa"/>
         <w:tblLayout w:type="fixed"/>
         <w:tblCellMar>
-          <w:top w:w="28" w:type="dxa"/>
-          <w:left w:w="28" w:type="dxa"/>
-          <w:bottom w:w="28" w:type="dxa"/>
-          <w:right w:w="28" w:type="dxa"/>
+          <w:top w:w="60" w:type="dxa"/>
+          <w:left w:w="60" w:type="dxa"/>
+          <w:bottom w:w="60" w:type="dxa"/>
+          <w:right w:w="60" w:type="dxa"/>
         </w:tblCellMar>
       </w:tblPr>
       <w:tblGrid>
-        <w:gridCol w:w="406"/>
-        <w:gridCol w:w="5952"/>
-        <w:gridCol w:w="3382"/>
-        <w:gridCol w:w="824"/>
-        <w:gridCol w:w="775"/>
+        <w:gridCol w:w="439"/>
+        <w:gridCol w:w="5898"/>
+        <w:gridCol w:w="3372"/>
+        <w:gridCol w:w="856"/>
+        <w:gridCol w:w="774"/>
       </w:tblGrid>
       <w:tr>
         <w:trPr>
@@ -5655,110 +6756,150 @@
         </w:trPr>
         <w:tc>
           <w:tcPr>
-            <w:tcW w:w="406" w:type="dxa"/>
-            <w:tcBorders/>
+            <w:tcW w:w="439" w:type="dxa"/>
+            <w:tcBorders>
+              <w:top w:val="single" w:sz="6" w:space="0" w:color="BFC7D5"/>
+              <w:left w:val="single" w:sz="6" w:space="0" w:color="BFC7D5"/>
+              <w:bottom w:val="single" w:sz="2" w:space="0" w:color="BFC7D5"/>
+              <w:right w:val="single" w:sz="6" w:space="0" w:color="BFC7D5"/>
+            </w:tcBorders>
+            <w:shd w:fill="1F3A5F" w:val="clear"/>
             <w:vAlign w:val="center"/>
           </w:tcPr>
           <w:p>
             <w:pPr>
               <w:pStyle w:val="TableHeading"/>
-              <w:suppressLineNumbers/>
-              <w:shd w:fill="1F3A5F" w:val="clear"/>
-              <w:bidi w:val="0"/>
-              <w:spacing w:before="0" w:after="283"/>
-              <w:jc w:val="center"/>
-              <w:rPr/>
-            </w:pPr>
-            <w:r>
-              <w:rPr/>
+              <w:bidi w:val="0"/>
+              <w:spacing w:before="0" w:after="283"/>
+              <w:jc w:val="left"/>
+              <w:rPr>
+                <w:color w:val="FFFFFF"/>
+              </w:rPr>
+            </w:pPr>
+            <w:r>
+              <w:rPr>
+                <w:color w:val="FFFFFF"/>
+              </w:rPr>
               <w:t>Ref</w:t>
             </w:r>
           </w:p>
         </w:tc>
         <w:tc>
           <w:tcPr>
-            <w:tcW w:w="5952" w:type="dxa"/>
-            <w:tcBorders/>
+            <w:tcW w:w="5898" w:type="dxa"/>
+            <w:tcBorders>
+              <w:top w:val="single" w:sz="6" w:space="0" w:color="BFC7D5"/>
+              <w:left w:val="single" w:sz="2" w:space="0" w:color="BFC7D5"/>
+              <w:bottom w:val="single" w:sz="2" w:space="0" w:color="BFC7D5"/>
+              <w:right w:val="single" w:sz="6" w:space="0" w:color="BFC7D5"/>
+            </w:tcBorders>
+            <w:shd w:fill="1F3A5F" w:val="clear"/>
             <w:vAlign w:val="center"/>
           </w:tcPr>
           <w:p>
             <w:pPr>
               <w:pStyle w:val="TableHeading"/>
-              <w:suppressLineNumbers/>
-              <w:shd w:fill="1F3A5F" w:val="clear"/>
-              <w:bidi w:val="0"/>
-              <w:spacing w:before="0" w:after="283"/>
-              <w:jc w:val="center"/>
-              <w:rPr/>
-            </w:pPr>
-            <w:r>
-              <w:rPr/>
+              <w:bidi w:val="0"/>
+              <w:spacing w:before="0" w:after="283"/>
+              <w:jc w:val="left"/>
+              <w:rPr>
+                <w:color w:val="FFFFFF"/>
+              </w:rPr>
+            </w:pPr>
+            <w:r>
+              <w:rPr>
+                <w:color w:val="FFFFFF"/>
+              </w:rPr>
               <w:t>Action</w:t>
             </w:r>
           </w:p>
         </w:tc>
         <w:tc>
           <w:tcPr>
-            <w:tcW w:w="3382" w:type="dxa"/>
-            <w:tcBorders/>
+            <w:tcW w:w="3372" w:type="dxa"/>
+            <w:tcBorders>
+              <w:top w:val="single" w:sz="6" w:space="0" w:color="BFC7D5"/>
+              <w:left w:val="single" w:sz="2" w:space="0" w:color="BFC7D5"/>
+              <w:bottom w:val="single" w:sz="2" w:space="0" w:color="BFC7D5"/>
+              <w:right w:val="single" w:sz="6" w:space="0" w:color="BFC7D5"/>
+            </w:tcBorders>
+            <w:shd w:fill="1F3A5F" w:val="clear"/>
             <w:vAlign w:val="center"/>
           </w:tcPr>
           <w:p>
             <w:pPr>
               <w:pStyle w:val="TableHeading"/>
-              <w:suppressLineNumbers/>
-              <w:shd w:fill="1F3A5F" w:val="clear"/>
-              <w:bidi w:val="0"/>
-              <w:spacing w:before="0" w:after="283"/>
-              <w:jc w:val="center"/>
-              <w:rPr/>
-            </w:pPr>
-            <w:r>
-              <w:rPr/>
+              <w:bidi w:val="0"/>
+              <w:spacing w:before="0" w:after="283"/>
+              <w:jc w:val="left"/>
+              <w:rPr>
+                <w:color w:val="FFFFFF"/>
+              </w:rPr>
+            </w:pPr>
+            <w:r>
+              <w:rPr>
+                <w:color w:val="FFFFFF"/>
+              </w:rPr>
               <w:t>Priority</w:t>
             </w:r>
           </w:p>
         </w:tc>
         <w:tc>
           <w:tcPr>
-            <w:tcW w:w="824" w:type="dxa"/>
-            <w:tcBorders/>
+            <w:tcW w:w="856" w:type="dxa"/>
+            <w:tcBorders>
+              <w:top w:val="single" w:sz="6" w:space="0" w:color="BFC7D5"/>
+              <w:left w:val="single" w:sz="2" w:space="0" w:color="BFC7D5"/>
+              <w:bottom w:val="single" w:sz="2" w:space="0" w:color="BFC7D5"/>
+              <w:right w:val="single" w:sz="6" w:space="0" w:color="BFC7D5"/>
+            </w:tcBorders>
+            <w:shd w:fill="1F3A5F" w:val="clear"/>
             <w:vAlign w:val="center"/>
           </w:tcPr>
           <w:p>
             <w:pPr>
               <w:pStyle w:val="TableHeading"/>
-              <w:suppressLineNumbers/>
-              <w:shd w:fill="1F3A5F" w:val="clear"/>
-              <w:bidi w:val="0"/>
-              <w:spacing w:before="0" w:after="283"/>
-              <w:jc w:val="center"/>
-              <w:rPr/>
-            </w:pPr>
-            <w:r>
-              <w:rPr/>
+              <w:bidi w:val="0"/>
+              <w:spacing w:before="0" w:after="283"/>
+              <w:jc w:val="left"/>
+              <w:rPr>
+                <w:color w:val="FFFFFF"/>
+              </w:rPr>
+            </w:pPr>
+            <w:r>
+              <w:rPr>
+                <w:color w:val="FFFFFF"/>
+              </w:rPr>
               <w:t>Owner</w:t>
             </w:r>
           </w:p>
         </w:tc>
         <w:tc>
           <w:tcPr>
-            <w:tcW w:w="775" w:type="dxa"/>
-            <w:tcBorders/>
+            <w:tcW w:w="774" w:type="dxa"/>
+            <w:tcBorders>
+              <w:top w:val="single" w:sz="6" w:space="0" w:color="BFC7D5"/>
+              <w:left w:val="single" w:sz="2" w:space="0" w:color="BFC7D5"/>
+              <w:bottom w:val="single" w:sz="2" w:space="0" w:color="BFC7D5"/>
+              <w:right w:val="single" w:sz="6" w:space="0" w:color="BFC7D5"/>
+            </w:tcBorders>
+            <w:shd w:fill="1F3A5F" w:val="clear"/>
             <w:vAlign w:val="center"/>
           </w:tcPr>
           <w:p>
             <w:pPr>
               <w:pStyle w:val="TableHeading"/>
-              <w:suppressLineNumbers/>
-              <w:shd w:fill="1F3A5F" w:val="clear"/>
-              <w:bidi w:val="0"/>
-              <w:spacing w:before="0" w:after="283"/>
-              <w:jc w:val="center"/>
-              <w:rPr/>
-            </w:pPr>
-            <w:r>
-              <w:rPr/>
+              <w:bidi w:val="0"/>
+              <w:spacing w:before="0" w:after="283"/>
+              <w:jc w:val="left"/>
+              <w:rPr>
+                <w:color w:val="FFFFFF"/>
+              </w:rPr>
+            </w:pPr>
+            <w:r>
+              <w:rPr>
+                <w:color w:val="FFFFFF"/>
+              </w:rPr>
               <w:t>Due</w:t>
             </w:r>
           </w:p>
@@ -5768,8 +6909,12 @@
         <w:trPr/>
         <w:tc>
           <w:tcPr>
-            <w:tcW w:w="406" w:type="dxa"/>
-            <w:tcBorders/>
+            <w:tcW w:w="439" w:type="dxa"/>
+            <w:tcBorders>
+              <w:left w:val="single" w:sz="6" w:space="0" w:color="BFC7D5"/>
+              <w:bottom w:val="single" w:sz="2" w:space="0" w:color="BFC7D5"/>
+              <w:right w:val="single" w:sz="6" w:space="0" w:color="BFC7D5"/>
+            </w:tcBorders>
             <w:vAlign w:val="center"/>
           </w:tcPr>
           <w:p>
@@ -5788,8 +6933,12 @@
         </w:tc>
         <w:tc>
           <w:tcPr>
-            <w:tcW w:w="5952" w:type="dxa"/>
-            <w:tcBorders/>
+            <w:tcW w:w="5898" w:type="dxa"/>
+            <w:tcBorders>
+              <w:left w:val="single" w:sz="2" w:space="0" w:color="BFC7D5"/>
+              <w:bottom w:val="single" w:sz="2" w:space="0" w:color="BFC7D5"/>
+              <w:right w:val="single" w:sz="6" w:space="0" w:color="BFC7D5"/>
+            </w:tcBorders>
             <w:vAlign w:val="center"/>
           </w:tcPr>
           <w:p>
@@ -5808,8 +6957,12 @@
         </w:tc>
         <w:tc>
           <w:tcPr>
-            <w:tcW w:w="3382" w:type="dxa"/>
-            <w:tcBorders/>
+            <w:tcW w:w="3372" w:type="dxa"/>
+            <w:tcBorders>
+              <w:left w:val="single" w:sz="2" w:space="0" w:color="BFC7D5"/>
+              <w:bottom w:val="single" w:sz="2" w:space="0" w:color="BFC7D5"/>
+              <w:right w:val="single" w:sz="6" w:space="0" w:color="BFC7D5"/>
+            </w:tcBorders>
             <w:vAlign w:val="center"/>
           </w:tcPr>
           <w:p>
@@ -5834,8 +6987,12 @@
         </w:tc>
         <w:tc>
           <w:tcPr>
-            <w:tcW w:w="824" w:type="dxa"/>
-            <w:tcBorders/>
+            <w:tcW w:w="856" w:type="dxa"/>
+            <w:tcBorders>
+              <w:left w:val="single" w:sz="2" w:space="0" w:color="BFC7D5"/>
+              <w:bottom w:val="single" w:sz="2" w:space="0" w:color="BFC7D5"/>
+              <w:right w:val="single" w:sz="6" w:space="0" w:color="BFC7D5"/>
+            </w:tcBorders>
             <w:vAlign w:val="center"/>
           </w:tcPr>
           <w:p>
@@ -5856,8 +7013,12 @@
         </w:tc>
         <w:tc>
           <w:tcPr>
-            <w:tcW w:w="775" w:type="dxa"/>
-            <w:tcBorders/>
+            <w:tcW w:w="774" w:type="dxa"/>
+            <w:tcBorders>
+              <w:left w:val="single" w:sz="2" w:space="0" w:color="BFC7D5"/>
+              <w:bottom w:val="single" w:sz="2" w:space="0" w:color="BFC7D5"/>
+              <w:right w:val="single" w:sz="6" w:space="0" w:color="BFC7D5"/>
+            </w:tcBorders>
             <w:vAlign w:val="center"/>
           </w:tcPr>
           <w:p>
@@ -5881,8 +7042,12 @@
         <w:trPr/>
         <w:tc>
           <w:tcPr>
-            <w:tcW w:w="406" w:type="dxa"/>
-            <w:tcBorders/>
+            <w:tcW w:w="439" w:type="dxa"/>
+            <w:tcBorders>
+              <w:left w:val="single" w:sz="6" w:space="0" w:color="BFC7D5"/>
+              <w:bottom w:val="single" w:sz="2" w:space="0" w:color="BFC7D5"/>
+              <w:right w:val="single" w:sz="6" w:space="0" w:color="BFC7D5"/>
+            </w:tcBorders>
             <w:vAlign w:val="center"/>
           </w:tcPr>
           <w:p>
@@ -5901,8 +7066,12 @@
         </w:tc>
         <w:tc>
           <w:tcPr>
-            <w:tcW w:w="5952" w:type="dxa"/>
-            <w:tcBorders/>
+            <w:tcW w:w="5898" w:type="dxa"/>
+            <w:tcBorders>
+              <w:left w:val="single" w:sz="2" w:space="0" w:color="BFC7D5"/>
+              <w:bottom w:val="single" w:sz="2" w:space="0" w:color="BFC7D5"/>
+              <w:right w:val="single" w:sz="6" w:space="0" w:color="BFC7D5"/>
+            </w:tcBorders>
             <w:vAlign w:val="center"/>
           </w:tcPr>
           <w:p>
@@ -5921,8 +7090,12 @@
         </w:tc>
         <w:tc>
           <w:tcPr>
-            <w:tcW w:w="3382" w:type="dxa"/>
-            <w:tcBorders/>
+            <w:tcW w:w="3372" w:type="dxa"/>
+            <w:tcBorders>
+              <w:left w:val="single" w:sz="2" w:space="0" w:color="BFC7D5"/>
+              <w:bottom w:val="single" w:sz="2" w:space="0" w:color="BFC7D5"/>
+              <w:right w:val="single" w:sz="6" w:space="0" w:color="BFC7D5"/>
+            </w:tcBorders>
             <w:vAlign w:val="center"/>
           </w:tcPr>
           <w:p>
@@ -5947,8 +7120,12 @@
         </w:tc>
         <w:tc>
           <w:tcPr>
-            <w:tcW w:w="824" w:type="dxa"/>
-            <w:tcBorders/>
+            <w:tcW w:w="856" w:type="dxa"/>
+            <w:tcBorders>
+              <w:left w:val="single" w:sz="2" w:space="0" w:color="BFC7D5"/>
+              <w:bottom w:val="single" w:sz="2" w:space="0" w:color="BFC7D5"/>
+              <w:right w:val="single" w:sz="6" w:space="0" w:color="BFC7D5"/>
+            </w:tcBorders>
             <w:vAlign w:val="center"/>
           </w:tcPr>
           <w:p>
@@ -5969,8 +7146,12 @@
         </w:tc>
         <w:tc>
           <w:tcPr>
-            <w:tcW w:w="775" w:type="dxa"/>
-            <w:tcBorders/>
+            <w:tcW w:w="774" w:type="dxa"/>
+            <w:tcBorders>
+              <w:left w:val="single" w:sz="2" w:space="0" w:color="BFC7D5"/>
+              <w:bottom w:val="single" w:sz="2" w:space="0" w:color="BFC7D5"/>
+              <w:right w:val="single" w:sz="6" w:space="0" w:color="BFC7D5"/>
+            </w:tcBorders>
             <w:vAlign w:val="center"/>
           </w:tcPr>
           <w:p>
@@ -5994,8 +7175,12 @@
         <w:trPr/>
         <w:tc>
           <w:tcPr>
-            <w:tcW w:w="406" w:type="dxa"/>
-            <w:tcBorders/>
+            <w:tcW w:w="439" w:type="dxa"/>
+            <w:tcBorders>
+              <w:left w:val="single" w:sz="6" w:space="0" w:color="BFC7D5"/>
+              <w:bottom w:val="single" w:sz="2" w:space="0" w:color="BFC7D5"/>
+              <w:right w:val="single" w:sz="6" w:space="0" w:color="BFC7D5"/>
+            </w:tcBorders>
             <w:vAlign w:val="center"/>
           </w:tcPr>
           <w:p>
@@ -6014,8 +7199,12 @@
         </w:tc>
         <w:tc>
           <w:tcPr>
-            <w:tcW w:w="5952" w:type="dxa"/>
-            <w:tcBorders/>
+            <w:tcW w:w="5898" w:type="dxa"/>
+            <w:tcBorders>
+              <w:left w:val="single" w:sz="2" w:space="0" w:color="BFC7D5"/>
+              <w:bottom w:val="single" w:sz="2" w:space="0" w:color="BFC7D5"/>
+              <w:right w:val="single" w:sz="6" w:space="0" w:color="BFC7D5"/>
+            </w:tcBorders>
             <w:vAlign w:val="center"/>
           </w:tcPr>
           <w:p>
@@ -6034,8 +7223,12 @@
         </w:tc>
         <w:tc>
           <w:tcPr>
-            <w:tcW w:w="3382" w:type="dxa"/>
-            <w:tcBorders/>
+            <w:tcW w:w="3372" w:type="dxa"/>
+            <w:tcBorders>
+              <w:left w:val="single" w:sz="2" w:space="0" w:color="BFC7D5"/>
+              <w:bottom w:val="single" w:sz="2" w:space="0" w:color="BFC7D5"/>
+              <w:right w:val="single" w:sz="6" w:space="0" w:color="BFC7D5"/>
+            </w:tcBorders>
             <w:vAlign w:val="center"/>
           </w:tcPr>
           <w:p>
@@ -6056,8 +7249,12 @@
         </w:tc>
         <w:tc>
           <w:tcPr>
-            <w:tcW w:w="824" w:type="dxa"/>
-            <w:tcBorders/>
+            <w:tcW w:w="856" w:type="dxa"/>
+            <w:tcBorders>
+              <w:left w:val="single" w:sz="2" w:space="0" w:color="BFC7D5"/>
+              <w:bottom w:val="single" w:sz="2" w:space="0" w:color="BFC7D5"/>
+              <w:right w:val="single" w:sz="6" w:space="0" w:color="BFC7D5"/>
+            </w:tcBorders>
             <w:vAlign w:val="center"/>
           </w:tcPr>
           <w:p>
@@ -6078,8 +7275,12 @@
         </w:tc>
         <w:tc>
           <w:tcPr>
-            <w:tcW w:w="775" w:type="dxa"/>
-            <w:tcBorders/>
+            <w:tcW w:w="774" w:type="dxa"/>
+            <w:tcBorders>
+              <w:left w:val="single" w:sz="2" w:space="0" w:color="BFC7D5"/>
+              <w:bottom w:val="single" w:sz="2" w:space="0" w:color="BFC7D5"/>
+              <w:right w:val="single" w:sz="6" w:space="0" w:color="BFC7D5"/>
+            </w:tcBorders>
             <w:vAlign w:val="center"/>
           </w:tcPr>
           <w:p>
@@ -6103,8 +7304,12 @@
         <w:trPr/>
         <w:tc>
           <w:tcPr>
-            <w:tcW w:w="406" w:type="dxa"/>
-            <w:tcBorders/>
+            <w:tcW w:w="439" w:type="dxa"/>
+            <w:tcBorders>
+              <w:left w:val="single" w:sz="6" w:space="0" w:color="BFC7D5"/>
+              <w:bottom w:val="single" w:sz="2" w:space="0" w:color="BFC7D5"/>
+              <w:right w:val="single" w:sz="6" w:space="0" w:color="BFC7D5"/>
+            </w:tcBorders>
             <w:vAlign w:val="center"/>
           </w:tcPr>
           <w:p>
@@ -6123,8 +7328,12 @@
         </w:tc>
         <w:tc>
           <w:tcPr>
-            <w:tcW w:w="5952" w:type="dxa"/>
-            <w:tcBorders/>
+            <w:tcW w:w="5898" w:type="dxa"/>
+            <w:tcBorders>
+              <w:left w:val="single" w:sz="2" w:space="0" w:color="BFC7D5"/>
+              <w:bottom w:val="single" w:sz="2" w:space="0" w:color="BFC7D5"/>
+              <w:right w:val="single" w:sz="6" w:space="0" w:color="BFC7D5"/>
+            </w:tcBorders>
             <w:vAlign w:val="center"/>
           </w:tcPr>
           <w:p>
@@ -6163,8 +7372,12 @@
         </w:tc>
         <w:tc>
           <w:tcPr>
-            <w:tcW w:w="3382" w:type="dxa"/>
-            <w:tcBorders/>
+            <w:tcW w:w="3372" w:type="dxa"/>
+            <w:tcBorders>
+              <w:left w:val="single" w:sz="2" w:space="0" w:color="BFC7D5"/>
+              <w:bottom w:val="single" w:sz="2" w:space="0" w:color="BFC7D5"/>
+              <w:right w:val="single" w:sz="6" w:space="0" w:color="BFC7D5"/>
+            </w:tcBorders>
             <w:vAlign w:val="center"/>
           </w:tcPr>
           <w:p>
@@ -6183,8 +7396,12 @@
         </w:tc>
         <w:tc>
           <w:tcPr>
-            <w:tcW w:w="824" w:type="dxa"/>
-            <w:tcBorders/>
+            <w:tcW w:w="856" w:type="dxa"/>
+            <w:tcBorders>
+              <w:left w:val="single" w:sz="2" w:space="0" w:color="BFC7D5"/>
+              <w:bottom w:val="single" w:sz="2" w:space="0" w:color="BFC7D5"/>
+              <w:right w:val="single" w:sz="6" w:space="0" w:color="BFC7D5"/>
+            </w:tcBorders>
             <w:vAlign w:val="center"/>
           </w:tcPr>
           <w:p>
@@ -6205,8 +7422,12 @@
         </w:tc>
         <w:tc>
           <w:tcPr>
-            <w:tcW w:w="775" w:type="dxa"/>
-            <w:tcBorders/>
+            <w:tcW w:w="774" w:type="dxa"/>
+            <w:tcBorders>
+              <w:left w:val="single" w:sz="2" w:space="0" w:color="BFC7D5"/>
+              <w:bottom w:val="single" w:sz="2" w:space="0" w:color="BFC7D5"/>
+              <w:right w:val="single" w:sz="6" w:space="0" w:color="BFC7D5"/>
+            </w:tcBorders>
             <w:vAlign w:val="center"/>
           </w:tcPr>
           <w:p>
@@ -6230,8 +7451,12 @@
         <w:trPr/>
         <w:tc>
           <w:tcPr>
-            <w:tcW w:w="406" w:type="dxa"/>
-            <w:tcBorders/>
+            <w:tcW w:w="439" w:type="dxa"/>
+            <w:tcBorders>
+              <w:left w:val="single" w:sz="6" w:space="0" w:color="BFC7D5"/>
+              <w:bottom w:val="single" w:sz="2" w:space="0" w:color="BFC7D5"/>
+              <w:right w:val="single" w:sz="6" w:space="0" w:color="BFC7D5"/>
+            </w:tcBorders>
             <w:vAlign w:val="center"/>
           </w:tcPr>
           <w:p>
@@ -6250,8 +7475,12 @@
         </w:tc>
         <w:tc>
           <w:tcPr>
-            <w:tcW w:w="5952" w:type="dxa"/>
-            <w:tcBorders/>
+            <w:tcW w:w="5898" w:type="dxa"/>
+            <w:tcBorders>
+              <w:left w:val="single" w:sz="2" w:space="0" w:color="BFC7D5"/>
+              <w:bottom w:val="single" w:sz="2" w:space="0" w:color="BFC7D5"/>
+              <w:right w:val="single" w:sz="6" w:space="0" w:color="BFC7D5"/>
+            </w:tcBorders>
             <w:vAlign w:val="center"/>
           </w:tcPr>
           <w:p>
@@ -6270,8 +7499,12 @@
         </w:tc>
         <w:tc>
           <w:tcPr>
-            <w:tcW w:w="3382" w:type="dxa"/>
-            <w:tcBorders/>
+            <w:tcW w:w="3372" w:type="dxa"/>
+            <w:tcBorders>
+              <w:left w:val="single" w:sz="2" w:space="0" w:color="BFC7D5"/>
+              <w:bottom w:val="single" w:sz="2" w:space="0" w:color="BFC7D5"/>
+              <w:right w:val="single" w:sz="6" w:space="0" w:color="BFC7D5"/>
+            </w:tcBorders>
             <w:vAlign w:val="center"/>
           </w:tcPr>
           <w:p>
@@ -6290,8 +7523,12 @@
         </w:tc>
         <w:tc>
           <w:tcPr>
-            <w:tcW w:w="824" w:type="dxa"/>
-            <w:tcBorders/>
+            <w:tcW w:w="856" w:type="dxa"/>
+            <w:tcBorders>
+              <w:left w:val="single" w:sz="2" w:space="0" w:color="BFC7D5"/>
+              <w:bottom w:val="single" w:sz="2" w:space="0" w:color="BFC7D5"/>
+              <w:right w:val="single" w:sz="6" w:space="0" w:color="BFC7D5"/>
+            </w:tcBorders>
             <w:vAlign w:val="center"/>
           </w:tcPr>
           <w:p>
@@ -6312,8 +7549,12 @@
         </w:tc>
         <w:tc>
           <w:tcPr>
-            <w:tcW w:w="775" w:type="dxa"/>
-            <w:tcBorders/>
+            <w:tcW w:w="774" w:type="dxa"/>
+            <w:tcBorders>
+              <w:left w:val="single" w:sz="2" w:space="0" w:color="BFC7D5"/>
+              <w:bottom w:val="single" w:sz="2" w:space="0" w:color="BFC7D5"/>
+              <w:right w:val="single" w:sz="6" w:space="0" w:color="BFC7D5"/>
+            </w:tcBorders>
             <w:vAlign w:val="center"/>
           </w:tcPr>
           <w:p>
@@ -6337,8 +7578,12 @@
         <w:trPr/>
         <w:tc>
           <w:tcPr>
-            <w:tcW w:w="406" w:type="dxa"/>
-            <w:tcBorders/>
+            <w:tcW w:w="439" w:type="dxa"/>
+            <w:tcBorders>
+              <w:left w:val="single" w:sz="6" w:space="0" w:color="BFC7D5"/>
+              <w:bottom w:val="single" w:sz="2" w:space="0" w:color="BFC7D5"/>
+              <w:right w:val="single" w:sz="6" w:space="0" w:color="BFC7D5"/>
+            </w:tcBorders>
             <w:vAlign w:val="center"/>
           </w:tcPr>
           <w:p>
@@ -6357,8 +7602,12 @@
         </w:tc>
         <w:tc>
           <w:tcPr>
-            <w:tcW w:w="5952" w:type="dxa"/>
-            <w:tcBorders/>
+            <w:tcW w:w="5898" w:type="dxa"/>
+            <w:tcBorders>
+              <w:left w:val="single" w:sz="2" w:space="0" w:color="BFC7D5"/>
+              <w:bottom w:val="single" w:sz="2" w:space="0" w:color="BFC7D5"/>
+              <w:right w:val="single" w:sz="6" w:space="0" w:color="BFC7D5"/>
+            </w:tcBorders>
             <w:vAlign w:val="center"/>
           </w:tcPr>
           <w:p>
@@ -6387,8 +7636,12 @@
         </w:tc>
         <w:tc>
           <w:tcPr>
-            <w:tcW w:w="3382" w:type="dxa"/>
-            <w:tcBorders/>
+            <w:tcW w:w="3372" w:type="dxa"/>
+            <w:tcBorders>
+              <w:left w:val="single" w:sz="2" w:space="0" w:color="BFC7D5"/>
+              <w:bottom w:val="single" w:sz="2" w:space="0" w:color="BFC7D5"/>
+              <w:right w:val="single" w:sz="6" w:space="0" w:color="BFC7D5"/>
+            </w:tcBorders>
             <w:vAlign w:val="center"/>
           </w:tcPr>
           <w:p>
@@ -6409,8 +7662,12 @@
         </w:tc>
         <w:tc>
           <w:tcPr>
-            <w:tcW w:w="824" w:type="dxa"/>
-            <w:tcBorders/>
+            <w:tcW w:w="856" w:type="dxa"/>
+            <w:tcBorders>
+              <w:left w:val="single" w:sz="2" w:space="0" w:color="BFC7D5"/>
+              <w:bottom w:val="single" w:sz="2" w:space="0" w:color="BFC7D5"/>
+              <w:right w:val="single" w:sz="6" w:space="0" w:color="BFC7D5"/>
+            </w:tcBorders>
             <w:vAlign w:val="center"/>
           </w:tcPr>
           <w:p>
@@ -6431,8 +7688,12 @@
         </w:tc>
         <w:tc>
           <w:tcPr>
-            <w:tcW w:w="775" w:type="dxa"/>
-            <w:tcBorders/>
+            <w:tcW w:w="774" w:type="dxa"/>
+            <w:tcBorders>
+              <w:left w:val="single" w:sz="2" w:space="0" w:color="BFC7D5"/>
+              <w:bottom w:val="single" w:sz="2" w:space="0" w:color="BFC7D5"/>
+              <w:right w:val="single" w:sz="6" w:space="0" w:color="BFC7D5"/>
+            </w:tcBorders>
             <w:vAlign w:val="center"/>
           </w:tcPr>
           <w:p>
@@ -6456,8 +7717,12 @@
         <w:trPr/>
         <w:tc>
           <w:tcPr>
-            <w:tcW w:w="406" w:type="dxa"/>
-            <w:tcBorders/>
+            <w:tcW w:w="439" w:type="dxa"/>
+            <w:tcBorders>
+              <w:left w:val="single" w:sz="6" w:space="0" w:color="BFC7D5"/>
+              <w:bottom w:val="single" w:sz="2" w:space="0" w:color="BFC7D5"/>
+              <w:right w:val="single" w:sz="6" w:space="0" w:color="BFC7D5"/>
+            </w:tcBorders>
             <w:vAlign w:val="center"/>
           </w:tcPr>
           <w:p>
@@ -6476,8 +7741,12 @@
         </w:tc>
         <w:tc>
           <w:tcPr>
-            <w:tcW w:w="5952" w:type="dxa"/>
-            <w:tcBorders/>
+            <w:tcW w:w="5898" w:type="dxa"/>
+            <w:tcBorders>
+              <w:left w:val="single" w:sz="2" w:space="0" w:color="BFC7D5"/>
+              <w:bottom w:val="single" w:sz="2" w:space="0" w:color="BFC7D5"/>
+              <w:right w:val="single" w:sz="6" w:space="0" w:color="BFC7D5"/>
+            </w:tcBorders>
             <w:vAlign w:val="center"/>
           </w:tcPr>
           <w:p>
@@ -6516,8 +7785,12 @@
         </w:tc>
         <w:tc>
           <w:tcPr>
-            <w:tcW w:w="3382" w:type="dxa"/>
-            <w:tcBorders/>
+            <w:tcW w:w="3372" w:type="dxa"/>
+            <w:tcBorders>
+              <w:left w:val="single" w:sz="2" w:space="0" w:color="BFC7D5"/>
+              <w:bottom w:val="single" w:sz="2" w:space="0" w:color="BFC7D5"/>
+              <w:right w:val="single" w:sz="6" w:space="0" w:color="BFC7D5"/>
+            </w:tcBorders>
             <w:vAlign w:val="center"/>
           </w:tcPr>
           <w:p>
@@ -6536,8 +7809,12 @@
         </w:tc>
         <w:tc>
           <w:tcPr>
-            <w:tcW w:w="824" w:type="dxa"/>
-            <w:tcBorders/>
+            <w:tcW w:w="856" w:type="dxa"/>
+            <w:tcBorders>
+              <w:left w:val="single" w:sz="2" w:space="0" w:color="BFC7D5"/>
+              <w:bottom w:val="single" w:sz="2" w:space="0" w:color="BFC7D5"/>
+              <w:right w:val="single" w:sz="6" w:space="0" w:color="BFC7D5"/>
+            </w:tcBorders>
             <w:vAlign w:val="center"/>
           </w:tcPr>
           <w:p>
@@ -6558,8 +7835,12 @@
         </w:tc>
         <w:tc>
           <w:tcPr>
-            <w:tcW w:w="775" w:type="dxa"/>
-            <w:tcBorders/>
+            <w:tcW w:w="774" w:type="dxa"/>
+            <w:tcBorders>
+              <w:left w:val="single" w:sz="2" w:space="0" w:color="BFC7D5"/>
+              <w:bottom w:val="single" w:sz="2" w:space="0" w:color="BFC7D5"/>
+              <w:right w:val="single" w:sz="6" w:space="0" w:color="BFC7D5"/>
+            </w:tcBorders>
             <w:vAlign w:val="center"/>
           </w:tcPr>
           <w:p>
@@ -6583,8 +7864,12 @@
         <w:trPr/>
         <w:tc>
           <w:tcPr>
-            <w:tcW w:w="406" w:type="dxa"/>
-            <w:tcBorders/>
+            <w:tcW w:w="439" w:type="dxa"/>
+            <w:tcBorders>
+              <w:left w:val="single" w:sz="6" w:space="0" w:color="BFC7D5"/>
+              <w:bottom w:val="single" w:sz="6" w:space="0" w:color="BFC7D5"/>
+              <w:right w:val="single" w:sz="6" w:space="0" w:color="BFC7D5"/>
+            </w:tcBorders>
             <w:vAlign w:val="center"/>
           </w:tcPr>
           <w:p>
@@ -6603,8 +7888,12 @@
         </w:tc>
         <w:tc>
           <w:tcPr>
-            <w:tcW w:w="5952" w:type="dxa"/>
-            <w:tcBorders/>
+            <w:tcW w:w="5898" w:type="dxa"/>
+            <w:tcBorders>
+              <w:left w:val="single" w:sz="2" w:space="0" w:color="BFC7D5"/>
+              <w:bottom w:val="single" w:sz="6" w:space="0" w:color="BFC7D5"/>
+              <w:right w:val="single" w:sz="6" w:space="0" w:color="BFC7D5"/>
+            </w:tcBorders>
             <w:vAlign w:val="center"/>
           </w:tcPr>
           <w:p>
@@ -6623,8 +7912,12 @@
         </w:tc>
         <w:tc>
           <w:tcPr>
-            <w:tcW w:w="3382" w:type="dxa"/>
-            <w:tcBorders/>
+            <w:tcW w:w="3372" w:type="dxa"/>
+            <w:tcBorders>
+              <w:left w:val="single" w:sz="2" w:space="0" w:color="BFC7D5"/>
+              <w:bottom w:val="single" w:sz="6" w:space="0" w:color="BFC7D5"/>
+              <w:right w:val="single" w:sz="6" w:space="0" w:color="BFC7D5"/>
+            </w:tcBorders>
             <w:vAlign w:val="center"/>
           </w:tcPr>
           <w:p>
@@ -6643,8 +7936,12 @@
         </w:tc>
         <w:tc>
           <w:tcPr>
-            <w:tcW w:w="824" w:type="dxa"/>
-            <w:tcBorders/>
+            <w:tcW w:w="856" w:type="dxa"/>
+            <w:tcBorders>
+              <w:left w:val="single" w:sz="2" w:space="0" w:color="BFC7D5"/>
+              <w:bottom w:val="single" w:sz="6" w:space="0" w:color="BFC7D5"/>
+              <w:right w:val="single" w:sz="6" w:space="0" w:color="BFC7D5"/>
+            </w:tcBorders>
             <w:vAlign w:val="center"/>
           </w:tcPr>
           <w:p>
@@ -6665,8 +7962,12 @@
         </w:tc>
         <w:tc>
           <w:tcPr>
-            <w:tcW w:w="775" w:type="dxa"/>
-            <w:tcBorders/>
+            <w:tcW w:w="774" w:type="dxa"/>
+            <w:tcBorders>
+              <w:left w:val="single" w:sz="2" w:space="0" w:color="BFC7D5"/>
+              <w:bottom w:val="single" w:sz="6" w:space="0" w:color="BFC7D5"/>
+              <w:right w:val="single" w:sz="6" w:space="0" w:color="BFC7D5"/>
+            </w:tcBorders>
             <w:vAlign w:val="center"/>
           </w:tcPr>
           <w:p>
@@ -6713,21 +8014,21 @@
     </w:p>
     <w:tbl>
       <w:tblPr>
-        <w:tblW w:w="3258" w:type="dxa"/>
+        <w:tblW w:w="5000" w:type="pct"/>
         <w:jc w:val="left"/>
-        <w:tblInd w:w="0" w:type="dxa"/>
+        <w:tblInd w:w="-7" w:type="dxa"/>
         <w:tblLayout w:type="fixed"/>
         <w:tblCellMar>
-          <w:top w:w="28" w:type="dxa"/>
-          <w:left w:w="28" w:type="dxa"/>
-          <w:bottom w:w="28" w:type="dxa"/>
-          <w:right w:w="28" w:type="dxa"/>
+          <w:top w:w="60" w:type="dxa"/>
+          <w:left w:w="60" w:type="dxa"/>
+          <w:bottom w:w="60" w:type="dxa"/>
+          <w:right w:w="60" w:type="dxa"/>
         </w:tblCellMar>
       </w:tblPr>
       <w:tblGrid>
-        <w:gridCol w:w="1141"/>
-        <w:gridCol w:w="1186"/>
-        <w:gridCol w:w="931"/>
+        <w:gridCol w:w="3998"/>
+        <w:gridCol w:w="4155"/>
+        <w:gridCol w:w="3185"/>
       </w:tblGrid>
       <w:tr>
         <w:trPr>
@@ -6735,66 +8036,90 @@
         </w:trPr>
         <w:tc>
           <w:tcPr>
-            <w:tcW w:w="1141" w:type="dxa"/>
-            <w:tcBorders/>
+            <w:tcW w:w="3998" w:type="dxa"/>
+            <w:tcBorders>
+              <w:top w:val="single" w:sz="6" w:space="0" w:color="BFC7D5"/>
+              <w:left w:val="single" w:sz="6" w:space="0" w:color="BFC7D5"/>
+              <w:bottom w:val="single" w:sz="2" w:space="0" w:color="BFC7D5"/>
+              <w:right w:val="single" w:sz="6" w:space="0" w:color="BFC7D5"/>
+            </w:tcBorders>
+            <w:shd w:fill="1F3A5F" w:val="clear"/>
             <w:vAlign w:val="center"/>
           </w:tcPr>
           <w:p>
             <w:pPr>
               <w:pStyle w:val="TableHeading"/>
-              <w:suppressLineNumbers/>
-              <w:shd w:fill="1F3A5F" w:val="clear"/>
-              <w:bidi w:val="0"/>
-              <w:spacing w:before="0" w:after="283"/>
-              <w:jc w:val="center"/>
-              <w:rPr/>
-            </w:pPr>
-            <w:r>
-              <w:rPr/>
+              <w:bidi w:val="0"/>
+              <w:spacing w:before="0" w:after="283"/>
+              <w:jc w:val="left"/>
+              <w:rPr>
+                <w:color w:val="FFFFFF"/>
+              </w:rPr>
+            </w:pPr>
+            <w:r>
+              <w:rPr>
+                <w:color w:val="FFFFFF"/>
+              </w:rPr>
               <w:t>Review date</w:t>
             </w:r>
           </w:p>
         </w:tc>
         <w:tc>
           <w:tcPr>
-            <w:tcW w:w="1186" w:type="dxa"/>
-            <w:tcBorders/>
+            <w:tcW w:w="4155" w:type="dxa"/>
+            <w:tcBorders>
+              <w:top w:val="single" w:sz="6" w:space="0" w:color="BFC7D5"/>
+              <w:left w:val="single" w:sz="2" w:space="0" w:color="BFC7D5"/>
+              <w:bottom w:val="single" w:sz="2" w:space="0" w:color="BFC7D5"/>
+              <w:right w:val="single" w:sz="6" w:space="0" w:color="BFC7D5"/>
+            </w:tcBorders>
+            <w:shd w:fill="1F3A5F" w:val="clear"/>
             <w:vAlign w:val="center"/>
           </w:tcPr>
           <w:p>
             <w:pPr>
               <w:pStyle w:val="TableHeading"/>
-              <w:suppressLineNumbers/>
-              <w:shd w:fill="1F3A5F" w:val="clear"/>
-              <w:bidi w:val="0"/>
-              <w:spacing w:before="0" w:after="283"/>
-              <w:jc w:val="center"/>
-              <w:rPr/>
-            </w:pPr>
-            <w:r>
-              <w:rPr/>
+              <w:bidi w:val="0"/>
+              <w:spacing w:before="0" w:after="283"/>
+              <w:jc w:val="left"/>
+              <w:rPr>
+                <w:color w:val="FFFFFF"/>
+              </w:rPr>
+            </w:pPr>
+            <w:r>
+              <w:rPr>
+                <w:color w:val="FFFFFF"/>
+              </w:rPr>
               <w:t>Reviewed by</w:t>
             </w:r>
           </w:p>
         </w:tc>
         <w:tc>
           <w:tcPr>
-            <w:tcW w:w="931" w:type="dxa"/>
-            <w:tcBorders/>
+            <w:tcW w:w="3185" w:type="dxa"/>
+            <w:tcBorders>
+              <w:top w:val="single" w:sz="6" w:space="0" w:color="BFC7D5"/>
+              <w:left w:val="single" w:sz="2" w:space="0" w:color="BFC7D5"/>
+              <w:bottom w:val="single" w:sz="2" w:space="0" w:color="BFC7D5"/>
+              <w:right w:val="single" w:sz="6" w:space="0" w:color="BFC7D5"/>
+            </w:tcBorders>
+            <w:shd w:fill="1F3A5F" w:val="clear"/>
             <w:vAlign w:val="center"/>
           </w:tcPr>
           <w:p>
             <w:pPr>
               <w:pStyle w:val="TableHeading"/>
-              <w:suppressLineNumbers/>
-              <w:shd w:fill="1F3A5F" w:val="clear"/>
-              <w:bidi w:val="0"/>
-              <w:spacing w:before="0" w:after="283"/>
-              <w:jc w:val="center"/>
-              <w:rPr/>
-            </w:pPr>
-            <w:r>
-              <w:rPr/>
+              <w:bidi w:val="0"/>
+              <w:spacing w:before="0" w:after="283"/>
+              <w:jc w:val="left"/>
+              <w:rPr>
+                <w:color w:val="FFFFFF"/>
+              </w:rPr>
+            </w:pPr>
+            <w:r>
+              <w:rPr>
+                <w:color w:val="FFFFFF"/>
+              </w:rPr>
               <w:t>Outcome</w:t>
             </w:r>
           </w:p>
@@ -6804,8 +8129,12 @@
         <w:trPr/>
         <w:tc>
           <w:tcPr>
-            <w:tcW w:w="1141" w:type="dxa"/>
-            <w:tcBorders/>
+            <w:tcW w:w="3998" w:type="dxa"/>
+            <w:tcBorders>
+              <w:left w:val="single" w:sz="6" w:space="0" w:color="BFC7D5"/>
+              <w:bottom w:val="single" w:sz="6" w:space="0" w:color="BFC7D5"/>
+              <w:right w:val="single" w:sz="6" w:space="0" w:color="BFC7D5"/>
+            </w:tcBorders>
             <w:vAlign w:val="center"/>
           </w:tcPr>
           <w:p>
@@ -6826,8 +8155,12 @@
         </w:tc>
         <w:tc>
           <w:tcPr>
-            <w:tcW w:w="1186" w:type="dxa"/>
-            <w:tcBorders/>
+            <w:tcW w:w="4155" w:type="dxa"/>
+            <w:tcBorders>
+              <w:left w:val="single" w:sz="2" w:space="0" w:color="BFC7D5"/>
+              <w:bottom w:val="single" w:sz="6" w:space="0" w:color="BFC7D5"/>
+              <w:right w:val="single" w:sz="6" w:space="0" w:color="BFC7D5"/>
+            </w:tcBorders>
             <w:vAlign w:val="center"/>
           </w:tcPr>
           <w:p>
@@ -6848,8 +8181,12 @@
         </w:tc>
         <w:tc>
           <w:tcPr>
-            <w:tcW w:w="931" w:type="dxa"/>
-            <w:tcBorders/>
+            <w:tcW w:w="3185" w:type="dxa"/>
+            <w:tcBorders>
+              <w:left w:val="single" w:sz="2" w:space="0" w:color="BFC7D5"/>
+              <w:bottom w:val="single" w:sz="6" w:space="0" w:color="BFC7D5"/>
+              <w:right w:val="single" w:sz="6" w:space="0" w:color="BFC7D5"/>
+            </w:tcBorders>
             <w:vAlign w:val="center"/>
           </w:tcPr>
           <w:p>
